--- a/PDF/Compiler Design Final Lab Info.docx
+++ b/PDF/Compiler Design Final Lab Info.docx
@@ -2350,7 +2350,6 @@
         </w:rPr>
         <w:t xml:space="preserve">    </w:t>
       </w:r>
-      <w:proofErr w:type="gramStart"/>
       <w:r>
         <w:rPr>
           <w:rFonts w:ascii="Consolas" w:eastAsia="Times New Roman" w:hAnsi="Consolas" w:cs="Times New Roman"/>
@@ -2370,7 +2369,6 @@
         <w:t>(</w:t>
       </w:r>
       <w:proofErr w:type="spellStart"/>
-      <w:proofErr w:type="gramEnd"/>
       <w:r>
         <w:rPr>
           <w:rFonts w:ascii="Consolas" w:eastAsia="Times New Roman" w:hAnsi="Consolas" w:cs="Times New Roman"/>
@@ -2449,7 +2447,6 @@
         </w:rPr>
         <w:t xml:space="preserve">        </w:t>
       </w:r>
-      <w:proofErr w:type="gramStart"/>
       <w:r>
         <w:rPr>
           <w:rFonts w:ascii="Consolas" w:eastAsia="Times New Roman" w:hAnsi="Consolas" w:cs="Times New Roman"/>
@@ -2468,7 +2465,6 @@
         </w:rPr>
         <w:t>(</w:t>
       </w:r>
-      <w:proofErr w:type="gramEnd"/>
       <w:r>
         <w:rPr>
           <w:rFonts w:ascii="Consolas" w:eastAsia="Times New Roman" w:hAnsi="Consolas" w:cs="Times New Roman"/>
@@ -2540,7 +2536,6 @@
         <w:t xml:space="preserve">            </w:t>
       </w:r>
       <w:proofErr w:type="spellStart"/>
-      <w:proofErr w:type="gramStart"/>
       <w:r>
         <w:rPr>
           <w:rFonts w:ascii="Consolas" w:eastAsia="Times New Roman" w:hAnsi="Consolas" w:cs="Times New Roman"/>
@@ -2551,7 +2546,6 @@
         <w:t>cout</w:t>
       </w:r>
       <w:proofErr w:type="spellEnd"/>
-      <w:proofErr w:type="gramEnd"/>
       <w:r>
         <w:rPr>
           <w:rFonts w:ascii="Consolas" w:eastAsia="Times New Roman" w:hAnsi="Consolas" w:cs="Times New Roman"/>
@@ -2645,7 +2639,6 @@
         <w:t xml:space="preserve">    </w:t>
       </w:r>
       <w:proofErr w:type="spellStart"/>
-      <w:proofErr w:type="gramStart"/>
       <w:r>
         <w:rPr>
           <w:rFonts w:ascii="Consolas" w:eastAsia="Times New Roman" w:hAnsi="Consolas" w:cs="Times New Roman"/>
@@ -2656,7 +2649,6 @@
         <w:t>cout</w:t>
       </w:r>
       <w:proofErr w:type="spellEnd"/>
-      <w:proofErr w:type="gramEnd"/>
       <w:r>
         <w:rPr>
           <w:rFonts w:ascii="Consolas" w:eastAsia="Times New Roman" w:hAnsi="Consolas" w:cs="Times New Roman"/>
@@ -2754,7 +2746,6 @@
         <w:t xml:space="preserve">    </w:t>
       </w:r>
       <w:proofErr w:type="spellStart"/>
-      <w:proofErr w:type="gramStart"/>
       <w:r>
         <w:rPr>
           <w:rFonts w:ascii="Consolas" w:eastAsia="Times New Roman" w:hAnsi="Consolas" w:cs="Times New Roman"/>
@@ -2790,9 +2781,76 @@
           <w:sz w:val="21"/>
           <w:szCs w:val="21"/>
         </w:rPr>
+        <w:t>();</w:t>
+      </w:r>
+    </w:p>
+    <w:p>
+      <w:pPr>
+        <w:shd w:val="clear" w:color="auto" w:fill="1F1F1F"/>
+        <w:spacing w:after="0" w:line="285" w:lineRule="atLeast"/>
+        <w:rPr>
+          <w:rFonts w:ascii="Consolas" w:eastAsia="Times New Roman" w:hAnsi="Consolas" w:cs="Times New Roman"/>
+          <w:color w:val="CCCCCC"/>
+          <w:sz w:val="21"/>
+          <w:szCs w:val="21"/>
+        </w:rPr>
+      </w:pPr>
+      <w:r>
+        <w:rPr>
+          <w:rFonts w:ascii="Consolas" w:eastAsia="Times New Roman" w:hAnsi="Consolas" w:cs="Times New Roman"/>
+          <w:color w:val="CCCCCC"/>
+          <w:sz w:val="21"/>
+          <w:szCs w:val="21"/>
+        </w:rPr>
+        <w:t xml:space="preserve">    </w:t>
+      </w:r>
+      <w:proofErr w:type="spellStart"/>
+      <w:r>
+        <w:rPr>
+          <w:rFonts w:ascii="Consolas" w:eastAsia="Times New Roman" w:hAnsi="Consolas" w:cs="Times New Roman"/>
+          <w:color w:val="9CDCFE"/>
+          <w:sz w:val="21"/>
+          <w:szCs w:val="21"/>
+        </w:rPr>
+        <w:t>file</w:t>
+      </w:r>
+      <w:r>
+        <w:rPr>
+          <w:rFonts w:ascii="Consolas" w:eastAsia="Times New Roman" w:hAnsi="Consolas" w:cs="Times New Roman"/>
+          <w:color w:val="CCCCCC"/>
+          <w:sz w:val="21"/>
+          <w:szCs w:val="21"/>
+        </w:rPr>
+        <w:t>.</w:t>
+      </w:r>
+      <w:r>
+        <w:rPr>
+          <w:rFonts w:ascii="Consolas" w:eastAsia="Times New Roman" w:hAnsi="Consolas" w:cs="Times New Roman"/>
+          <w:color w:val="DCDCAA"/>
+          <w:sz w:val="21"/>
+          <w:szCs w:val="21"/>
+        </w:rPr>
+        <w:t>seekg</w:t>
+      </w:r>
+      <w:proofErr w:type="spellEnd"/>
+      <w:r>
+        <w:rPr>
+          <w:rFonts w:ascii="Consolas" w:eastAsia="Times New Roman" w:hAnsi="Consolas" w:cs="Times New Roman"/>
+          <w:color w:val="CCCCCC"/>
+          <w:sz w:val="21"/>
+          <w:szCs w:val="21"/>
+        </w:rPr>
         <w:t>(</w:t>
       </w:r>
-      <w:proofErr w:type="gramEnd"/>
+      <w:r>
+        <w:rPr>
+          <w:rFonts w:ascii="Consolas" w:eastAsia="Times New Roman" w:hAnsi="Consolas" w:cs="Times New Roman"/>
+          <w:color w:val="B5CEA8"/>
+          <w:sz w:val="21"/>
+          <w:szCs w:val="21"/>
+        </w:rPr>
+        <w:t>0</w:t>
+      </w:r>
       <w:r>
         <w:rPr>
           <w:rFonts w:ascii="Consolas" w:eastAsia="Times New Roman" w:hAnsi="Consolas" w:cs="Times New Roman"/>
@@ -2814,6 +2872,18 @@
           <w:szCs w:val="21"/>
         </w:rPr>
       </w:pPr>
+    </w:p>
+    <w:p>
+      <w:pPr>
+        <w:shd w:val="clear" w:color="auto" w:fill="1F1F1F"/>
+        <w:spacing w:after="0" w:line="285" w:lineRule="atLeast"/>
+        <w:rPr>
+          <w:rFonts w:ascii="Consolas" w:eastAsia="Times New Roman" w:hAnsi="Consolas" w:cs="Times New Roman"/>
+          <w:color w:val="CCCCCC"/>
+          <w:sz w:val="21"/>
+          <w:szCs w:val="21"/>
+        </w:rPr>
+      </w:pPr>
       <w:r>
         <w:rPr>
           <w:rFonts w:ascii="Consolas" w:eastAsia="Times New Roman" w:hAnsi="Consolas" w:cs="Times New Roman"/>
@@ -2823,8 +2893,25 @@
         </w:rPr>
         <w:t xml:space="preserve">    </w:t>
       </w:r>
-      <w:proofErr w:type="spellStart"/>
-      <w:proofErr w:type="gramStart"/>
+      <w:r>
+        <w:rPr>
+          <w:rFonts w:ascii="Consolas" w:eastAsia="Times New Roman" w:hAnsi="Consolas" w:cs="Times New Roman"/>
+          <w:color w:val="C586C0"/>
+          <w:sz w:val="21"/>
+          <w:szCs w:val="21"/>
+        </w:rPr>
+        <w:t>while</w:t>
+      </w:r>
+      <w:r>
+        <w:rPr>
+          <w:rFonts w:ascii="Consolas" w:eastAsia="Times New Roman" w:hAnsi="Consolas" w:cs="Times New Roman"/>
+          <w:color w:val="CCCCCC"/>
+          <w:sz w:val="21"/>
+          <w:szCs w:val="21"/>
+        </w:rPr>
+        <w:t>(</w:t>
+      </w:r>
+      <w:proofErr w:type="spellStart"/>
       <w:r>
         <w:rPr>
           <w:rFonts w:ascii="Consolas" w:eastAsia="Times New Roman" w:hAnsi="Consolas" w:cs="Times New Roman"/>
@@ -2850,7 +2937,7 @@
           <w:sz w:val="21"/>
           <w:szCs w:val="21"/>
         </w:rPr>
-        <w:t>seekg</w:t>
+        <w:t>get</w:t>
       </w:r>
       <w:proofErr w:type="spellEnd"/>
       <w:r>
@@ -2862,37 +2949,646 @@
         </w:rPr>
         <w:t>(</w:t>
       </w:r>
-      <w:proofErr w:type="gramEnd"/>
-      <w:r>
-        <w:rPr>
-          <w:rFonts w:ascii="Consolas" w:eastAsia="Times New Roman" w:hAnsi="Consolas" w:cs="Times New Roman"/>
-          <w:color w:val="B5CEA8"/>
-          <w:sz w:val="21"/>
-          <w:szCs w:val="21"/>
-        </w:rPr>
-        <w:t>0</w:t>
-      </w:r>
-      <w:r>
-        <w:rPr>
-          <w:rFonts w:ascii="Consolas" w:eastAsia="Times New Roman" w:hAnsi="Consolas" w:cs="Times New Roman"/>
-          <w:color w:val="CCCCCC"/>
-          <w:sz w:val="21"/>
-          <w:szCs w:val="21"/>
-        </w:rPr>
-        <w:t>);</w:t>
-      </w:r>
-    </w:p>
-    <w:p>
-      <w:pPr>
-        <w:shd w:val="clear" w:color="auto" w:fill="1F1F1F"/>
-        <w:spacing w:after="0" w:line="285" w:lineRule="atLeast"/>
-        <w:rPr>
-          <w:rFonts w:ascii="Consolas" w:eastAsia="Times New Roman" w:hAnsi="Consolas" w:cs="Times New Roman"/>
-          <w:color w:val="CCCCCC"/>
-          <w:sz w:val="21"/>
-          <w:szCs w:val="21"/>
-        </w:rPr>
-      </w:pPr>
+      <w:proofErr w:type="spellStart"/>
+      <w:r>
+        <w:rPr>
+          <w:rFonts w:ascii="Consolas" w:eastAsia="Times New Roman" w:hAnsi="Consolas" w:cs="Times New Roman"/>
+          <w:color w:val="9CDCFE"/>
+          <w:sz w:val="21"/>
+          <w:szCs w:val="21"/>
+        </w:rPr>
+        <w:t>ch</w:t>
+      </w:r>
+      <w:proofErr w:type="spellEnd"/>
+      <w:r>
+        <w:rPr>
+          <w:rFonts w:ascii="Consolas" w:eastAsia="Times New Roman" w:hAnsi="Consolas" w:cs="Times New Roman"/>
+          <w:color w:val="CCCCCC"/>
+          <w:sz w:val="21"/>
+          <w:szCs w:val="21"/>
+        </w:rPr>
+        <w:t>)){</w:t>
+      </w:r>
+    </w:p>
+    <w:p>
+      <w:pPr>
+        <w:shd w:val="clear" w:color="auto" w:fill="1F1F1F"/>
+        <w:spacing w:after="0" w:line="285" w:lineRule="atLeast"/>
+        <w:rPr>
+          <w:rFonts w:ascii="Consolas" w:eastAsia="Times New Roman" w:hAnsi="Consolas" w:cs="Times New Roman"/>
+          <w:color w:val="CCCCCC"/>
+          <w:sz w:val="21"/>
+          <w:szCs w:val="21"/>
+        </w:rPr>
+      </w:pPr>
+      <w:r>
+        <w:rPr>
+          <w:rFonts w:ascii="Consolas" w:eastAsia="Times New Roman" w:hAnsi="Consolas" w:cs="Times New Roman"/>
+          <w:color w:val="CCCCCC"/>
+          <w:sz w:val="21"/>
+          <w:szCs w:val="21"/>
+        </w:rPr>
+        <w:t xml:space="preserve">        </w:t>
+      </w:r>
+      <w:r>
+        <w:rPr>
+          <w:rFonts w:ascii="Consolas" w:eastAsia="Times New Roman" w:hAnsi="Consolas" w:cs="Times New Roman"/>
+          <w:color w:val="C586C0"/>
+          <w:sz w:val="21"/>
+          <w:szCs w:val="21"/>
+        </w:rPr>
+        <w:t>if</w:t>
+      </w:r>
+      <w:r>
+        <w:rPr>
+          <w:rFonts w:ascii="Consolas" w:eastAsia="Times New Roman" w:hAnsi="Consolas" w:cs="Times New Roman"/>
+          <w:color w:val="CCCCCC"/>
+          <w:sz w:val="21"/>
+          <w:szCs w:val="21"/>
+        </w:rPr>
+        <w:t>(</w:t>
+      </w:r>
+      <w:proofErr w:type="spellStart"/>
+      <w:r>
+        <w:rPr>
+          <w:rFonts w:ascii="Consolas" w:eastAsia="Times New Roman" w:hAnsi="Consolas" w:cs="Times New Roman"/>
+          <w:color w:val="DCDCAA"/>
+          <w:sz w:val="21"/>
+          <w:szCs w:val="21"/>
+        </w:rPr>
+        <w:t>isdigit</w:t>
+      </w:r>
+      <w:proofErr w:type="spellEnd"/>
+      <w:r>
+        <w:rPr>
+          <w:rFonts w:ascii="Consolas" w:eastAsia="Times New Roman" w:hAnsi="Consolas" w:cs="Times New Roman"/>
+          <w:color w:val="CCCCCC"/>
+          <w:sz w:val="21"/>
+          <w:szCs w:val="21"/>
+        </w:rPr>
+        <w:t>(</w:t>
+      </w:r>
+      <w:proofErr w:type="spellStart"/>
+      <w:r>
+        <w:rPr>
+          <w:rFonts w:ascii="Consolas" w:eastAsia="Times New Roman" w:hAnsi="Consolas" w:cs="Times New Roman"/>
+          <w:color w:val="9CDCFE"/>
+          <w:sz w:val="21"/>
+          <w:szCs w:val="21"/>
+        </w:rPr>
+        <w:t>ch</w:t>
+      </w:r>
+      <w:proofErr w:type="spellEnd"/>
+      <w:r>
+        <w:rPr>
+          <w:rFonts w:ascii="Consolas" w:eastAsia="Times New Roman" w:hAnsi="Consolas" w:cs="Times New Roman"/>
+          <w:color w:val="CCCCCC"/>
+          <w:sz w:val="21"/>
+          <w:szCs w:val="21"/>
+        </w:rPr>
+        <w:t>)){</w:t>
+      </w:r>
+    </w:p>
+    <w:p>
+      <w:pPr>
+        <w:shd w:val="clear" w:color="auto" w:fill="1F1F1F"/>
+        <w:spacing w:after="0" w:line="285" w:lineRule="atLeast"/>
+        <w:rPr>
+          <w:rFonts w:ascii="Consolas" w:eastAsia="Times New Roman" w:hAnsi="Consolas" w:cs="Times New Roman"/>
+          <w:color w:val="CCCCCC"/>
+          <w:sz w:val="21"/>
+          <w:szCs w:val="21"/>
+        </w:rPr>
+      </w:pPr>
+      <w:r>
+        <w:rPr>
+          <w:rFonts w:ascii="Consolas" w:eastAsia="Times New Roman" w:hAnsi="Consolas" w:cs="Times New Roman"/>
+          <w:color w:val="CCCCCC"/>
+          <w:sz w:val="21"/>
+          <w:szCs w:val="21"/>
+        </w:rPr>
+        <w:t xml:space="preserve">            </w:t>
+      </w:r>
+      <w:r>
+        <w:rPr>
+          <w:rFonts w:ascii="Consolas" w:eastAsia="Times New Roman" w:hAnsi="Consolas" w:cs="Times New Roman"/>
+          <w:color w:val="4EC9B0"/>
+          <w:sz w:val="21"/>
+          <w:szCs w:val="21"/>
+        </w:rPr>
+        <w:t>string</w:t>
+      </w:r>
+      <w:r>
+        <w:rPr>
+          <w:rFonts w:ascii="Consolas" w:eastAsia="Times New Roman" w:hAnsi="Consolas" w:cs="Times New Roman"/>
+          <w:color w:val="CCCCCC"/>
+          <w:sz w:val="21"/>
+          <w:szCs w:val="21"/>
+        </w:rPr>
+        <w:t xml:space="preserve"> </w:t>
+      </w:r>
+      <w:proofErr w:type="spellStart"/>
+      <w:r>
+        <w:rPr>
+          <w:rFonts w:ascii="Consolas" w:eastAsia="Times New Roman" w:hAnsi="Consolas" w:cs="Times New Roman"/>
+          <w:color w:val="9CDCFE"/>
+          <w:sz w:val="21"/>
+          <w:szCs w:val="21"/>
+        </w:rPr>
+        <w:t>num</w:t>
+      </w:r>
+      <w:proofErr w:type="spellEnd"/>
+      <w:r>
+        <w:rPr>
+          <w:rFonts w:ascii="Consolas" w:eastAsia="Times New Roman" w:hAnsi="Consolas" w:cs="Times New Roman"/>
+          <w:color w:val="D4D4D4"/>
+          <w:sz w:val="21"/>
+          <w:szCs w:val="21"/>
+        </w:rPr>
+        <w:t>=</w:t>
+      </w:r>
+      <w:r>
+        <w:rPr>
+          <w:rFonts w:ascii="Consolas" w:eastAsia="Times New Roman" w:hAnsi="Consolas" w:cs="Times New Roman"/>
+          <w:color w:val="CE9178"/>
+          <w:sz w:val="21"/>
+          <w:szCs w:val="21"/>
+        </w:rPr>
+        <w:t>""</w:t>
+      </w:r>
+      <w:r>
+        <w:rPr>
+          <w:rFonts w:ascii="Consolas" w:eastAsia="Times New Roman" w:hAnsi="Consolas" w:cs="Times New Roman"/>
+          <w:color w:val="CCCCCC"/>
+          <w:sz w:val="21"/>
+          <w:szCs w:val="21"/>
+        </w:rPr>
+        <w:t>;</w:t>
+      </w:r>
+    </w:p>
+    <w:p>
+      <w:pPr>
+        <w:shd w:val="clear" w:color="auto" w:fill="1F1F1F"/>
+        <w:spacing w:after="0" w:line="285" w:lineRule="atLeast"/>
+        <w:rPr>
+          <w:rFonts w:ascii="Consolas" w:eastAsia="Times New Roman" w:hAnsi="Consolas" w:cs="Times New Roman"/>
+          <w:color w:val="CCCCCC"/>
+          <w:sz w:val="21"/>
+          <w:szCs w:val="21"/>
+        </w:rPr>
+      </w:pPr>
+      <w:r>
+        <w:rPr>
+          <w:rFonts w:ascii="Consolas" w:eastAsia="Times New Roman" w:hAnsi="Consolas" w:cs="Times New Roman"/>
+          <w:color w:val="CCCCCC"/>
+          <w:sz w:val="21"/>
+          <w:szCs w:val="21"/>
+        </w:rPr>
+        <w:t xml:space="preserve">            </w:t>
+      </w:r>
+      <w:r>
+        <w:rPr>
+          <w:rFonts w:ascii="Consolas" w:eastAsia="Times New Roman" w:hAnsi="Consolas" w:cs="Times New Roman"/>
+          <w:color w:val="C586C0"/>
+          <w:sz w:val="21"/>
+          <w:szCs w:val="21"/>
+        </w:rPr>
+        <w:t>while</w:t>
+      </w:r>
+      <w:r>
+        <w:rPr>
+          <w:rFonts w:ascii="Consolas" w:eastAsia="Times New Roman" w:hAnsi="Consolas" w:cs="Times New Roman"/>
+          <w:color w:val="CCCCCC"/>
+          <w:sz w:val="21"/>
+          <w:szCs w:val="21"/>
+        </w:rPr>
+        <w:t>(</w:t>
+      </w:r>
+      <w:proofErr w:type="spellStart"/>
+      <w:r>
+        <w:rPr>
+          <w:rFonts w:ascii="Consolas" w:eastAsia="Times New Roman" w:hAnsi="Consolas" w:cs="Times New Roman"/>
+          <w:color w:val="DCDCAA"/>
+          <w:sz w:val="21"/>
+          <w:szCs w:val="21"/>
+        </w:rPr>
+        <w:t>isdigit</w:t>
+      </w:r>
+      <w:proofErr w:type="spellEnd"/>
+      <w:r>
+        <w:rPr>
+          <w:rFonts w:ascii="Consolas" w:eastAsia="Times New Roman" w:hAnsi="Consolas" w:cs="Times New Roman"/>
+          <w:color w:val="CCCCCC"/>
+          <w:sz w:val="21"/>
+          <w:szCs w:val="21"/>
+        </w:rPr>
+        <w:t>(</w:t>
+      </w:r>
+      <w:proofErr w:type="spellStart"/>
+      <w:r>
+        <w:rPr>
+          <w:rFonts w:ascii="Consolas" w:eastAsia="Times New Roman" w:hAnsi="Consolas" w:cs="Times New Roman"/>
+          <w:color w:val="9CDCFE"/>
+          <w:sz w:val="21"/>
+          <w:szCs w:val="21"/>
+        </w:rPr>
+        <w:t>ch</w:t>
+      </w:r>
+      <w:proofErr w:type="spellEnd"/>
+      <w:r>
+        <w:rPr>
+          <w:rFonts w:ascii="Consolas" w:eastAsia="Times New Roman" w:hAnsi="Consolas" w:cs="Times New Roman"/>
+          <w:color w:val="CCCCCC"/>
+          <w:sz w:val="21"/>
+          <w:szCs w:val="21"/>
+        </w:rPr>
+        <w:t>)){</w:t>
+      </w:r>
+    </w:p>
+    <w:p>
+      <w:pPr>
+        <w:shd w:val="clear" w:color="auto" w:fill="1F1F1F"/>
+        <w:spacing w:after="0" w:line="285" w:lineRule="atLeast"/>
+        <w:rPr>
+          <w:rFonts w:ascii="Consolas" w:eastAsia="Times New Roman" w:hAnsi="Consolas" w:cs="Times New Roman"/>
+          <w:color w:val="CCCCCC"/>
+          <w:sz w:val="21"/>
+          <w:szCs w:val="21"/>
+        </w:rPr>
+      </w:pPr>
+      <w:r>
+        <w:rPr>
+          <w:rFonts w:ascii="Consolas" w:eastAsia="Times New Roman" w:hAnsi="Consolas" w:cs="Times New Roman"/>
+          <w:color w:val="CCCCCC"/>
+          <w:sz w:val="21"/>
+          <w:szCs w:val="21"/>
+        </w:rPr>
+        <w:t xml:space="preserve">                </w:t>
+      </w:r>
+      <w:proofErr w:type="spellStart"/>
+      <w:r>
+        <w:rPr>
+          <w:rFonts w:ascii="Consolas" w:eastAsia="Times New Roman" w:hAnsi="Consolas" w:cs="Times New Roman"/>
+          <w:color w:val="9CDCFE"/>
+          <w:sz w:val="21"/>
+          <w:szCs w:val="21"/>
+        </w:rPr>
+        <w:t>num</w:t>
+      </w:r>
+      <w:proofErr w:type="spellEnd"/>
+      <w:r>
+        <w:rPr>
+          <w:rFonts w:ascii="Consolas" w:eastAsia="Times New Roman" w:hAnsi="Consolas" w:cs="Times New Roman"/>
+          <w:color w:val="DCDCAA"/>
+          <w:sz w:val="21"/>
+          <w:szCs w:val="21"/>
+        </w:rPr>
+        <w:t>+=</w:t>
+      </w:r>
+      <w:proofErr w:type="spellStart"/>
+      <w:r>
+        <w:rPr>
+          <w:rFonts w:ascii="Consolas" w:eastAsia="Times New Roman" w:hAnsi="Consolas" w:cs="Times New Roman"/>
+          <w:color w:val="9CDCFE"/>
+          <w:sz w:val="21"/>
+          <w:szCs w:val="21"/>
+        </w:rPr>
+        <w:t>ch</w:t>
+      </w:r>
+      <w:proofErr w:type="spellEnd"/>
+      <w:r>
+        <w:rPr>
+          <w:rFonts w:ascii="Consolas" w:eastAsia="Times New Roman" w:hAnsi="Consolas" w:cs="Times New Roman"/>
+          <w:color w:val="CCCCCC"/>
+          <w:sz w:val="21"/>
+          <w:szCs w:val="21"/>
+        </w:rPr>
+        <w:t>;</w:t>
+      </w:r>
+    </w:p>
+    <w:p>
+      <w:pPr>
+        <w:shd w:val="clear" w:color="auto" w:fill="1F1F1F"/>
+        <w:spacing w:after="0" w:line="285" w:lineRule="atLeast"/>
+        <w:rPr>
+          <w:rFonts w:ascii="Consolas" w:eastAsia="Times New Roman" w:hAnsi="Consolas" w:cs="Times New Roman"/>
+          <w:color w:val="CCCCCC"/>
+          <w:sz w:val="21"/>
+          <w:szCs w:val="21"/>
+        </w:rPr>
+      </w:pPr>
+      <w:r>
+        <w:rPr>
+          <w:rFonts w:ascii="Consolas" w:eastAsia="Times New Roman" w:hAnsi="Consolas" w:cs="Times New Roman"/>
+          <w:color w:val="CCCCCC"/>
+          <w:sz w:val="21"/>
+          <w:szCs w:val="21"/>
+        </w:rPr>
+        <w:t xml:space="preserve">                </w:t>
+      </w:r>
+      <w:r>
+        <w:rPr>
+          <w:rFonts w:ascii="Consolas" w:eastAsia="Times New Roman" w:hAnsi="Consolas" w:cs="Times New Roman"/>
+          <w:color w:val="C586C0"/>
+          <w:sz w:val="21"/>
+          <w:szCs w:val="21"/>
+        </w:rPr>
+        <w:t>if</w:t>
+      </w:r>
+      <w:r>
+        <w:rPr>
+          <w:rFonts w:ascii="Consolas" w:eastAsia="Times New Roman" w:hAnsi="Consolas" w:cs="Times New Roman"/>
+          <w:color w:val="CCCCCC"/>
+          <w:sz w:val="21"/>
+          <w:szCs w:val="21"/>
+        </w:rPr>
+        <w:t>(</w:t>
+      </w:r>
+      <w:r>
+        <w:rPr>
+          <w:rFonts w:ascii="Consolas" w:eastAsia="Times New Roman" w:hAnsi="Consolas" w:cs="Times New Roman"/>
+          <w:color w:val="DCDCAA"/>
+          <w:sz w:val="21"/>
+          <w:szCs w:val="21"/>
+        </w:rPr>
+        <w:t>!</w:t>
+      </w:r>
+      <w:proofErr w:type="spellStart"/>
+      <w:r>
+        <w:rPr>
+          <w:rFonts w:ascii="Consolas" w:eastAsia="Times New Roman" w:hAnsi="Consolas" w:cs="Times New Roman"/>
+          <w:color w:val="9CDCFE"/>
+          <w:sz w:val="21"/>
+          <w:szCs w:val="21"/>
+        </w:rPr>
+        <w:t>file</w:t>
+      </w:r>
+      <w:r>
+        <w:rPr>
+          <w:rFonts w:ascii="Consolas" w:eastAsia="Times New Roman" w:hAnsi="Consolas" w:cs="Times New Roman"/>
+          <w:color w:val="CCCCCC"/>
+          <w:sz w:val="21"/>
+          <w:szCs w:val="21"/>
+        </w:rPr>
+        <w:t>.</w:t>
+      </w:r>
+      <w:r>
+        <w:rPr>
+          <w:rFonts w:ascii="Consolas" w:eastAsia="Times New Roman" w:hAnsi="Consolas" w:cs="Times New Roman"/>
+          <w:color w:val="DCDCAA"/>
+          <w:sz w:val="21"/>
+          <w:szCs w:val="21"/>
+        </w:rPr>
+        <w:t>get</w:t>
+      </w:r>
+      <w:proofErr w:type="spellEnd"/>
+      <w:r>
+        <w:rPr>
+          <w:rFonts w:ascii="Consolas" w:eastAsia="Times New Roman" w:hAnsi="Consolas" w:cs="Times New Roman"/>
+          <w:color w:val="CCCCCC"/>
+          <w:sz w:val="21"/>
+          <w:szCs w:val="21"/>
+        </w:rPr>
+        <w:t>(</w:t>
+      </w:r>
+      <w:proofErr w:type="spellStart"/>
+      <w:r>
+        <w:rPr>
+          <w:rFonts w:ascii="Consolas" w:eastAsia="Times New Roman" w:hAnsi="Consolas" w:cs="Times New Roman"/>
+          <w:color w:val="9CDCFE"/>
+          <w:sz w:val="21"/>
+          <w:szCs w:val="21"/>
+        </w:rPr>
+        <w:t>ch</w:t>
+      </w:r>
+      <w:proofErr w:type="spellEnd"/>
+      <w:r>
+        <w:rPr>
+          <w:rFonts w:ascii="Consolas" w:eastAsia="Times New Roman" w:hAnsi="Consolas" w:cs="Times New Roman"/>
+          <w:color w:val="CCCCCC"/>
+          <w:sz w:val="21"/>
+          <w:szCs w:val="21"/>
+        </w:rPr>
+        <w:t xml:space="preserve">)) </w:t>
+      </w:r>
+      <w:r>
+        <w:rPr>
+          <w:rFonts w:ascii="Consolas" w:eastAsia="Times New Roman" w:hAnsi="Consolas" w:cs="Times New Roman"/>
+          <w:color w:val="C586C0"/>
+          <w:sz w:val="21"/>
+          <w:szCs w:val="21"/>
+        </w:rPr>
+        <w:t>break</w:t>
+      </w:r>
+      <w:r>
+        <w:rPr>
+          <w:rFonts w:ascii="Consolas" w:eastAsia="Times New Roman" w:hAnsi="Consolas" w:cs="Times New Roman"/>
+          <w:color w:val="CCCCCC"/>
+          <w:sz w:val="21"/>
+          <w:szCs w:val="21"/>
+        </w:rPr>
+        <w:t>;</w:t>
+      </w:r>
+    </w:p>
+    <w:p>
+      <w:pPr>
+        <w:shd w:val="clear" w:color="auto" w:fill="1F1F1F"/>
+        <w:spacing w:after="0" w:line="285" w:lineRule="atLeast"/>
+        <w:rPr>
+          <w:rFonts w:ascii="Consolas" w:eastAsia="Times New Roman" w:hAnsi="Consolas" w:cs="Times New Roman"/>
+          <w:color w:val="CCCCCC"/>
+          <w:sz w:val="21"/>
+          <w:szCs w:val="21"/>
+        </w:rPr>
+      </w:pPr>
+      <w:r>
+        <w:rPr>
+          <w:rFonts w:ascii="Consolas" w:eastAsia="Times New Roman" w:hAnsi="Consolas" w:cs="Times New Roman"/>
+          <w:color w:val="CCCCCC"/>
+          <w:sz w:val="21"/>
+          <w:szCs w:val="21"/>
+        </w:rPr>
+        <w:t>            }</w:t>
+      </w:r>
+    </w:p>
+    <w:p>
+      <w:pPr>
+        <w:shd w:val="clear" w:color="auto" w:fill="1F1F1F"/>
+        <w:spacing w:after="0" w:line="285" w:lineRule="atLeast"/>
+        <w:rPr>
+          <w:rFonts w:ascii="Consolas" w:eastAsia="Times New Roman" w:hAnsi="Consolas" w:cs="Times New Roman"/>
+          <w:color w:val="CCCCCC"/>
+          <w:sz w:val="21"/>
+          <w:szCs w:val="21"/>
+        </w:rPr>
+      </w:pPr>
+      <w:r>
+        <w:rPr>
+          <w:rFonts w:ascii="Consolas" w:eastAsia="Times New Roman" w:hAnsi="Consolas" w:cs="Times New Roman"/>
+          <w:color w:val="CCCCCC"/>
+          <w:sz w:val="21"/>
+          <w:szCs w:val="21"/>
+        </w:rPr>
+        <w:t xml:space="preserve">            </w:t>
+      </w:r>
+      <w:proofErr w:type="spellStart"/>
+      <w:r>
+        <w:rPr>
+          <w:rFonts w:ascii="Consolas" w:eastAsia="Times New Roman" w:hAnsi="Consolas" w:cs="Times New Roman"/>
+          <w:color w:val="9CDCFE"/>
+          <w:sz w:val="21"/>
+          <w:szCs w:val="21"/>
+        </w:rPr>
+        <w:t>cout</w:t>
+      </w:r>
+      <w:proofErr w:type="spellEnd"/>
+      <w:r>
+        <w:rPr>
+          <w:rFonts w:ascii="Consolas" w:eastAsia="Times New Roman" w:hAnsi="Consolas" w:cs="Times New Roman"/>
+          <w:color w:val="DCDCAA"/>
+          <w:sz w:val="21"/>
+          <w:szCs w:val="21"/>
+        </w:rPr>
+        <w:t>&lt;&lt;</w:t>
+      </w:r>
+      <w:r>
+        <w:rPr>
+          <w:rFonts w:ascii="Consolas" w:eastAsia="Times New Roman" w:hAnsi="Consolas" w:cs="Times New Roman"/>
+          <w:color w:val="CE9178"/>
+          <w:sz w:val="21"/>
+          <w:szCs w:val="21"/>
+        </w:rPr>
+        <w:t>"</w:t>
+      </w:r>
+      <w:proofErr w:type="spellStart"/>
+      <w:r>
+        <w:rPr>
+          <w:rFonts w:ascii="Consolas" w:eastAsia="Times New Roman" w:hAnsi="Consolas" w:cs="Times New Roman"/>
+          <w:color w:val="CE9178"/>
+          <w:sz w:val="21"/>
+          <w:szCs w:val="21"/>
+        </w:rPr>
+        <w:t>Num</w:t>
+      </w:r>
+      <w:proofErr w:type="spellEnd"/>
+      <w:r>
+        <w:rPr>
+          <w:rFonts w:ascii="Consolas" w:eastAsia="Times New Roman" w:hAnsi="Consolas" w:cs="Times New Roman"/>
+          <w:color w:val="CE9178"/>
+          <w:sz w:val="21"/>
+          <w:szCs w:val="21"/>
+        </w:rPr>
+        <w:t xml:space="preserve"> </w:t>
+      </w:r>
+      <w:r>
+        <w:rPr>
+          <w:rFonts w:ascii="Consolas" w:eastAsia="Times New Roman" w:hAnsi="Consolas" w:cs="Times New Roman"/>
+          <w:color w:val="D7BA7D"/>
+          <w:sz w:val="21"/>
+          <w:szCs w:val="21"/>
+        </w:rPr>
+        <w:t>\t\t</w:t>
+      </w:r>
+      <w:r>
+        <w:rPr>
+          <w:rFonts w:ascii="Consolas" w:eastAsia="Times New Roman" w:hAnsi="Consolas" w:cs="Times New Roman"/>
+          <w:color w:val="CE9178"/>
+          <w:sz w:val="21"/>
+          <w:szCs w:val="21"/>
+        </w:rPr>
+        <w:t>"</w:t>
+      </w:r>
+      <w:r>
+        <w:rPr>
+          <w:rFonts w:ascii="Consolas" w:eastAsia="Times New Roman" w:hAnsi="Consolas" w:cs="Times New Roman"/>
+          <w:color w:val="DCDCAA"/>
+          <w:sz w:val="21"/>
+          <w:szCs w:val="21"/>
+        </w:rPr>
+        <w:t>&lt;&lt;</w:t>
+      </w:r>
+      <w:proofErr w:type="spellStart"/>
+      <w:r>
+        <w:rPr>
+          <w:rFonts w:ascii="Consolas" w:eastAsia="Times New Roman" w:hAnsi="Consolas" w:cs="Times New Roman"/>
+          <w:color w:val="9CDCFE"/>
+          <w:sz w:val="21"/>
+          <w:szCs w:val="21"/>
+        </w:rPr>
+        <w:t>num</w:t>
+      </w:r>
+      <w:proofErr w:type="spellEnd"/>
+      <w:r>
+        <w:rPr>
+          <w:rFonts w:ascii="Consolas" w:eastAsia="Times New Roman" w:hAnsi="Consolas" w:cs="Times New Roman"/>
+          <w:color w:val="DCDCAA"/>
+          <w:sz w:val="21"/>
+          <w:szCs w:val="21"/>
+        </w:rPr>
+        <w:t>&lt;&lt;</w:t>
+      </w:r>
+      <w:proofErr w:type="spellStart"/>
+      <w:r>
+        <w:rPr>
+          <w:rFonts w:ascii="Consolas" w:eastAsia="Times New Roman" w:hAnsi="Consolas" w:cs="Times New Roman"/>
+          <w:color w:val="DCDCAA"/>
+          <w:sz w:val="21"/>
+          <w:szCs w:val="21"/>
+        </w:rPr>
+        <w:t>endl</w:t>
+      </w:r>
+      <w:proofErr w:type="spellEnd"/>
+      <w:r>
+        <w:rPr>
+          <w:rFonts w:ascii="Consolas" w:eastAsia="Times New Roman" w:hAnsi="Consolas" w:cs="Times New Roman"/>
+          <w:color w:val="CCCCCC"/>
+          <w:sz w:val="21"/>
+          <w:szCs w:val="21"/>
+        </w:rPr>
+        <w:t>;</w:t>
+      </w:r>
+    </w:p>
+    <w:p>
+      <w:pPr>
+        <w:shd w:val="clear" w:color="auto" w:fill="1F1F1F"/>
+        <w:spacing w:after="0" w:line="285" w:lineRule="atLeast"/>
+        <w:rPr>
+          <w:rFonts w:ascii="Consolas" w:eastAsia="Times New Roman" w:hAnsi="Consolas" w:cs="Times New Roman"/>
+          <w:color w:val="CCCCCC"/>
+          <w:sz w:val="21"/>
+          <w:szCs w:val="21"/>
+        </w:rPr>
+      </w:pPr>
+      <w:r>
+        <w:rPr>
+          <w:rFonts w:ascii="Consolas" w:eastAsia="Times New Roman" w:hAnsi="Consolas" w:cs="Times New Roman"/>
+          <w:color w:val="CCCCCC"/>
+          <w:sz w:val="21"/>
+          <w:szCs w:val="21"/>
+        </w:rPr>
+        <w:t>        }</w:t>
+      </w:r>
+    </w:p>
+    <w:p>
+      <w:pPr>
+        <w:shd w:val="clear" w:color="auto" w:fill="1F1F1F"/>
+        <w:spacing w:after="0" w:line="285" w:lineRule="atLeast"/>
+        <w:rPr>
+          <w:rFonts w:ascii="Consolas" w:eastAsia="Times New Roman" w:hAnsi="Consolas" w:cs="Times New Roman"/>
+          <w:color w:val="CCCCCC"/>
+          <w:sz w:val="21"/>
+          <w:szCs w:val="21"/>
+        </w:rPr>
+      </w:pPr>
+      <w:r>
+        <w:rPr>
+          <w:rFonts w:ascii="Consolas" w:eastAsia="Times New Roman" w:hAnsi="Consolas" w:cs="Times New Roman"/>
+          <w:color w:val="CCCCCC"/>
+          <w:sz w:val="21"/>
+          <w:szCs w:val="21"/>
+        </w:rPr>
+        <w:t>    }</w:t>
+      </w:r>
     </w:p>
     <w:p>
       <w:pPr>
@@ -2914,27 +3610,7 @@
         </w:rPr>
         <w:t xml:space="preserve">    </w:t>
       </w:r>
-      <w:proofErr w:type="gramStart"/>
-      <w:r>
-        <w:rPr>
-          <w:rFonts w:ascii="Consolas" w:eastAsia="Times New Roman" w:hAnsi="Consolas" w:cs="Times New Roman"/>
-          <w:color w:val="C586C0"/>
-          <w:sz w:val="21"/>
-          <w:szCs w:val="21"/>
-        </w:rPr>
-        <w:t>while</w:t>
-      </w:r>
-      <w:r>
-        <w:rPr>
-          <w:rFonts w:ascii="Consolas" w:eastAsia="Times New Roman" w:hAnsi="Consolas" w:cs="Times New Roman"/>
-          <w:color w:val="CCCCCC"/>
-          <w:sz w:val="21"/>
-          <w:szCs w:val="21"/>
-        </w:rPr>
-        <w:t>(</w:t>
-      </w:r>
-      <w:proofErr w:type="spellStart"/>
-      <w:proofErr w:type="gramEnd"/>
+      <w:proofErr w:type="spellStart"/>
       <w:r>
         <w:rPr>
           <w:rFonts w:ascii="Consolas" w:eastAsia="Times New Roman" w:hAnsi="Consolas" w:cs="Times New Roman"/>
@@ -2960,718 +3636,6 @@
           <w:sz w:val="21"/>
           <w:szCs w:val="21"/>
         </w:rPr>
-        <w:t>get</w:t>
-      </w:r>
-      <w:proofErr w:type="spellEnd"/>
-      <w:r>
-        <w:rPr>
-          <w:rFonts w:ascii="Consolas" w:eastAsia="Times New Roman" w:hAnsi="Consolas" w:cs="Times New Roman"/>
-          <w:color w:val="CCCCCC"/>
-          <w:sz w:val="21"/>
-          <w:szCs w:val="21"/>
-        </w:rPr>
-        <w:t>(</w:t>
-      </w:r>
-      <w:proofErr w:type="spellStart"/>
-      <w:r>
-        <w:rPr>
-          <w:rFonts w:ascii="Consolas" w:eastAsia="Times New Roman" w:hAnsi="Consolas" w:cs="Times New Roman"/>
-          <w:color w:val="9CDCFE"/>
-          <w:sz w:val="21"/>
-          <w:szCs w:val="21"/>
-        </w:rPr>
-        <w:t>ch</w:t>
-      </w:r>
-      <w:proofErr w:type="spellEnd"/>
-      <w:r>
-        <w:rPr>
-          <w:rFonts w:ascii="Consolas" w:eastAsia="Times New Roman" w:hAnsi="Consolas" w:cs="Times New Roman"/>
-          <w:color w:val="CCCCCC"/>
-          <w:sz w:val="21"/>
-          <w:szCs w:val="21"/>
-        </w:rPr>
-        <w:t>)){</w:t>
-      </w:r>
-    </w:p>
-    <w:p>
-      <w:pPr>
-        <w:shd w:val="clear" w:color="auto" w:fill="1F1F1F"/>
-        <w:spacing w:after="0" w:line="285" w:lineRule="atLeast"/>
-        <w:rPr>
-          <w:rFonts w:ascii="Consolas" w:eastAsia="Times New Roman" w:hAnsi="Consolas" w:cs="Times New Roman"/>
-          <w:color w:val="CCCCCC"/>
-          <w:sz w:val="21"/>
-          <w:szCs w:val="21"/>
-        </w:rPr>
-      </w:pPr>
-      <w:r>
-        <w:rPr>
-          <w:rFonts w:ascii="Consolas" w:eastAsia="Times New Roman" w:hAnsi="Consolas" w:cs="Times New Roman"/>
-          <w:color w:val="CCCCCC"/>
-          <w:sz w:val="21"/>
-          <w:szCs w:val="21"/>
-        </w:rPr>
-        <w:t xml:space="preserve">        </w:t>
-      </w:r>
-      <w:proofErr w:type="gramStart"/>
-      <w:r>
-        <w:rPr>
-          <w:rFonts w:ascii="Consolas" w:eastAsia="Times New Roman" w:hAnsi="Consolas" w:cs="Times New Roman"/>
-          <w:color w:val="C586C0"/>
-          <w:sz w:val="21"/>
-          <w:szCs w:val="21"/>
-        </w:rPr>
-        <w:t>if</w:t>
-      </w:r>
-      <w:r>
-        <w:rPr>
-          <w:rFonts w:ascii="Consolas" w:eastAsia="Times New Roman" w:hAnsi="Consolas" w:cs="Times New Roman"/>
-          <w:color w:val="CCCCCC"/>
-          <w:sz w:val="21"/>
-          <w:szCs w:val="21"/>
-        </w:rPr>
-        <w:t>(</w:t>
-      </w:r>
-      <w:proofErr w:type="spellStart"/>
-      <w:proofErr w:type="gramEnd"/>
-      <w:r>
-        <w:rPr>
-          <w:rFonts w:ascii="Consolas" w:eastAsia="Times New Roman" w:hAnsi="Consolas" w:cs="Times New Roman"/>
-          <w:color w:val="DCDCAA"/>
-          <w:sz w:val="21"/>
-          <w:szCs w:val="21"/>
-        </w:rPr>
-        <w:t>isdigit</w:t>
-      </w:r>
-      <w:proofErr w:type="spellEnd"/>
-      <w:r>
-        <w:rPr>
-          <w:rFonts w:ascii="Consolas" w:eastAsia="Times New Roman" w:hAnsi="Consolas" w:cs="Times New Roman"/>
-          <w:color w:val="CCCCCC"/>
-          <w:sz w:val="21"/>
-          <w:szCs w:val="21"/>
-        </w:rPr>
-        <w:t>(</w:t>
-      </w:r>
-      <w:proofErr w:type="spellStart"/>
-      <w:r>
-        <w:rPr>
-          <w:rFonts w:ascii="Consolas" w:eastAsia="Times New Roman" w:hAnsi="Consolas" w:cs="Times New Roman"/>
-          <w:color w:val="9CDCFE"/>
-          <w:sz w:val="21"/>
-          <w:szCs w:val="21"/>
-        </w:rPr>
-        <w:t>ch</w:t>
-      </w:r>
-      <w:proofErr w:type="spellEnd"/>
-      <w:r>
-        <w:rPr>
-          <w:rFonts w:ascii="Consolas" w:eastAsia="Times New Roman" w:hAnsi="Consolas" w:cs="Times New Roman"/>
-          <w:color w:val="CCCCCC"/>
-          <w:sz w:val="21"/>
-          <w:szCs w:val="21"/>
-        </w:rPr>
-        <w:t>)){</w:t>
-      </w:r>
-    </w:p>
-    <w:p>
-      <w:pPr>
-        <w:shd w:val="clear" w:color="auto" w:fill="1F1F1F"/>
-        <w:spacing w:after="0" w:line="285" w:lineRule="atLeast"/>
-        <w:rPr>
-          <w:rFonts w:ascii="Consolas" w:eastAsia="Times New Roman" w:hAnsi="Consolas" w:cs="Times New Roman"/>
-          <w:color w:val="CCCCCC"/>
-          <w:sz w:val="21"/>
-          <w:szCs w:val="21"/>
-        </w:rPr>
-      </w:pPr>
-      <w:r>
-        <w:rPr>
-          <w:rFonts w:ascii="Consolas" w:eastAsia="Times New Roman" w:hAnsi="Consolas" w:cs="Times New Roman"/>
-          <w:color w:val="CCCCCC"/>
-          <w:sz w:val="21"/>
-          <w:szCs w:val="21"/>
-        </w:rPr>
-        <w:t xml:space="preserve">            </w:t>
-      </w:r>
-      <w:proofErr w:type="gramStart"/>
-      <w:r>
-        <w:rPr>
-          <w:rFonts w:ascii="Consolas" w:eastAsia="Times New Roman" w:hAnsi="Consolas" w:cs="Times New Roman"/>
-          <w:color w:val="4EC9B0"/>
-          <w:sz w:val="21"/>
-          <w:szCs w:val="21"/>
-        </w:rPr>
-        <w:t>string</w:t>
-      </w:r>
-      <w:proofErr w:type="gramEnd"/>
-      <w:r>
-        <w:rPr>
-          <w:rFonts w:ascii="Consolas" w:eastAsia="Times New Roman" w:hAnsi="Consolas" w:cs="Times New Roman"/>
-          <w:color w:val="CCCCCC"/>
-          <w:sz w:val="21"/>
-          <w:szCs w:val="21"/>
-        </w:rPr>
-        <w:t xml:space="preserve"> </w:t>
-      </w:r>
-      <w:proofErr w:type="spellStart"/>
-      <w:r>
-        <w:rPr>
-          <w:rFonts w:ascii="Consolas" w:eastAsia="Times New Roman" w:hAnsi="Consolas" w:cs="Times New Roman"/>
-          <w:color w:val="9CDCFE"/>
-          <w:sz w:val="21"/>
-          <w:szCs w:val="21"/>
-        </w:rPr>
-        <w:t>num</w:t>
-      </w:r>
-      <w:proofErr w:type="spellEnd"/>
-      <w:r>
-        <w:rPr>
-          <w:rFonts w:ascii="Consolas" w:eastAsia="Times New Roman" w:hAnsi="Consolas" w:cs="Times New Roman"/>
-          <w:color w:val="D4D4D4"/>
-          <w:sz w:val="21"/>
-          <w:szCs w:val="21"/>
-        </w:rPr>
-        <w:t>=</w:t>
-      </w:r>
-      <w:r>
-        <w:rPr>
-          <w:rFonts w:ascii="Consolas" w:eastAsia="Times New Roman" w:hAnsi="Consolas" w:cs="Times New Roman"/>
-          <w:color w:val="CE9178"/>
-          <w:sz w:val="21"/>
-          <w:szCs w:val="21"/>
-        </w:rPr>
-        <w:t>""</w:t>
-      </w:r>
-      <w:r>
-        <w:rPr>
-          <w:rFonts w:ascii="Consolas" w:eastAsia="Times New Roman" w:hAnsi="Consolas" w:cs="Times New Roman"/>
-          <w:color w:val="CCCCCC"/>
-          <w:sz w:val="21"/>
-          <w:szCs w:val="21"/>
-        </w:rPr>
-        <w:t>;</w:t>
-      </w:r>
-    </w:p>
-    <w:p>
-      <w:pPr>
-        <w:shd w:val="clear" w:color="auto" w:fill="1F1F1F"/>
-        <w:spacing w:after="0" w:line="285" w:lineRule="atLeast"/>
-        <w:rPr>
-          <w:rFonts w:ascii="Consolas" w:eastAsia="Times New Roman" w:hAnsi="Consolas" w:cs="Times New Roman"/>
-          <w:color w:val="CCCCCC"/>
-          <w:sz w:val="21"/>
-          <w:szCs w:val="21"/>
-        </w:rPr>
-      </w:pPr>
-      <w:r>
-        <w:rPr>
-          <w:rFonts w:ascii="Consolas" w:eastAsia="Times New Roman" w:hAnsi="Consolas" w:cs="Times New Roman"/>
-          <w:color w:val="CCCCCC"/>
-          <w:sz w:val="21"/>
-          <w:szCs w:val="21"/>
-        </w:rPr>
-        <w:t xml:space="preserve">            </w:t>
-      </w:r>
-      <w:proofErr w:type="gramStart"/>
-      <w:r>
-        <w:rPr>
-          <w:rFonts w:ascii="Consolas" w:eastAsia="Times New Roman" w:hAnsi="Consolas" w:cs="Times New Roman"/>
-          <w:color w:val="C586C0"/>
-          <w:sz w:val="21"/>
-          <w:szCs w:val="21"/>
-        </w:rPr>
-        <w:t>while</w:t>
-      </w:r>
-      <w:r>
-        <w:rPr>
-          <w:rFonts w:ascii="Consolas" w:eastAsia="Times New Roman" w:hAnsi="Consolas" w:cs="Times New Roman"/>
-          <w:color w:val="CCCCCC"/>
-          <w:sz w:val="21"/>
-          <w:szCs w:val="21"/>
-        </w:rPr>
-        <w:t>(</w:t>
-      </w:r>
-      <w:proofErr w:type="spellStart"/>
-      <w:proofErr w:type="gramEnd"/>
-      <w:r>
-        <w:rPr>
-          <w:rFonts w:ascii="Consolas" w:eastAsia="Times New Roman" w:hAnsi="Consolas" w:cs="Times New Roman"/>
-          <w:color w:val="DCDCAA"/>
-          <w:sz w:val="21"/>
-          <w:szCs w:val="21"/>
-        </w:rPr>
-        <w:t>isdigit</w:t>
-      </w:r>
-      <w:proofErr w:type="spellEnd"/>
-      <w:r>
-        <w:rPr>
-          <w:rFonts w:ascii="Consolas" w:eastAsia="Times New Roman" w:hAnsi="Consolas" w:cs="Times New Roman"/>
-          <w:color w:val="CCCCCC"/>
-          <w:sz w:val="21"/>
-          <w:szCs w:val="21"/>
-        </w:rPr>
-        <w:t>(</w:t>
-      </w:r>
-      <w:proofErr w:type="spellStart"/>
-      <w:r>
-        <w:rPr>
-          <w:rFonts w:ascii="Consolas" w:eastAsia="Times New Roman" w:hAnsi="Consolas" w:cs="Times New Roman"/>
-          <w:color w:val="9CDCFE"/>
-          <w:sz w:val="21"/>
-          <w:szCs w:val="21"/>
-        </w:rPr>
-        <w:t>ch</w:t>
-      </w:r>
-      <w:proofErr w:type="spellEnd"/>
-      <w:r>
-        <w:rPr>
-          <w:rFonts w:ascii="Consolas" w:eastAsia="Times New Roman" w:hAnsi="Consolas" w:cs="Times New Roman"/>
-          <w:color w:val="CCCCCC"/>
-          <w:sz w:val="21"/>
-          <w:szCs w:val="21"/>
-        </w:rPr>
-        <w:t>)){</w:t>
-      </w:r>
-    </w:p>
-    <w:p>
-      <w:pPr>
-        <w:shd w:val="clear" w:color="auto" w:fill="1F1F1F"/>
-        <w:spacing w:after="0" w:line="285" w:lineRule="atLeast"/>
-        <w:rPr>
-          <w:rFonts w:ascii="Consolas" w:eastAsia="Times New Roman" w:hAnsi="Consolas" w:cs="Times New Roman"/>
-          <w:color w:val="CCCCCC"/>
-          <w:sz w:val="21"/>
-          <w:szCs w:val="21"/>
-        </w:rPr>
-      </w:pPr>
-      <w:r>
-        <w:rPr>
-          <w:rFonts w:ascii="Consolas" w:eastAsia="Times New Roman" w:hAnsi="Consolas" w:cs="Times New Roman"/>
-          <w:color w:val="CCCCCC"/>
-          <w:sz w:val="21"/>
-          <w:szCs w:val="21"/>
-        </w:rPr>
-        <w:t xml:space="preserve">                </w:t>
-      </w:r>
-      <w:proofErr w:type="spellStart"/>
-      <w:proofErr w:type="gramStart"/>
-      <w:r>
-        <w:rPr>
-          <w:rFonts w:ascii="Consolas" w:eastAsia="Times New Roman" w:hAnsi="Consolas" w:cs="Times New Roman"/>
-          <w:color w:val="9CDCFE"/>
-          <w:sz w:val="21"/>
-          <w:szCs w:val="21"/>
-        </w:rPr>
-        <w:t>num</w:t>
-      </w:r>
-      <w:proofErr w:type="spellEnd"/>
-      <w:proofErr w:type="gramEnd"/>
-      <w:r>
-        <w:rPr>
-          <w:rFonts w:ascii="Consolas" w:eastAsia="Times New Roman" w:hAnsi="Consolas" w:cs="Times New Roman"/>
-          <w:color w:val="DCDCAA"/>
-          <w:sz w:val="21"/>
-          <w:szCs w:val="21"/>
-        </w:rPr>
-        <w:t>+=</w:t>
-      </w:r>
-      <w:proofErr w:type="spellStart"/>
-      <w:r>
-        <w:rPr>
-          <w:rFonts w:ascii="Consolas" w:eastAsia="Times New Roman" w:hAnsi="Consolas" w:cs="Times New Roman"/>
-          <w:color w:val="9CDCFE"/>
-          <w:sz w:val="21"/>
-          <w:szCs w:val="21"/>
-        </w:rPr>
-        <w:t>ch</w:t>
-      </w:r>
-      <w:proofErr w:type="spellEnd"/>
-      <w:r>
-        <w:rPr>
-          <w:rFonts w:ascii="Consolas" w:eastAsia="Times New Roman" w:hAnsi="Consolas" w:cs="Times New Roman"/>
-          <w:color w:val="CCCCCC"/>
-          <w:sz w:val="21"/>
-          <w:szCs w:val="21"/>
-        </w:rPr>
-        <w:t>;</w:t>
-      </w:r>
-    </w:p>
-    <w:p>
-      <w:pPr>
-        <w:shd w:val="clear" w:color="auto" w:fill="1F1F1F"/>
-        <w:spacing w:after="0" w:line="285" w:lineRule="atLeast"/>
-        <w:rPr>
-          <w:rFonts w:ascii="Consolas" w:eastAsia="Times New Roman" w:hAnsi="Consolas" w:cs="Times New Roman"/>
-          <w:color w:val="CCCCCC"/>
-          <w:sz w:val="21"/>
-          <w:szCs w:val="21"/>
-        </w:rPr>
-      </w:pPr>
-      <w:r>
-        <w:rPr>
-          <w:rFonts w:ascii="Consolas" w:eastAsia="Times New Roman" w:hAnsi="Consolas" w:cs="Times New Roman"/>
-          <w:color w:val="CCCCCC"/>
-          <w:sz w:val="21"/>
-          <w:szCs w:val="21"/>
-        </w:rPr>
-        <w:t xml:space="preserve">                </w:t>
-      </w:r>
-      <w:proofErr w:type="gramStart"/>
-      <w:r>
-        <w:rPr>
-          <w:rFonts w:ascii="Consolas" w:eastAsia="Times New Roman" w:hAnsi="Consolas" w:cs="Times New Roman"/>
-          <w:color w:val="C586C0"/>
-          <w:sz w:val="21"/>
-          <w:szCs w:val="21"/>
-        </w:rPr>
-        <w:t>if</w:t>
-      </w:r>
-      <w:r>
-        <w:rPr>
-          <w:rFonts w:ascii="Consolas" w:eastAsia="Times New Roman" w:hAnsi="Consolas" w:cs="Times New Roman"/>
-          <w:color w:val="CCCCCC"/>
-          <w:sz w:val="21"/>
-          <w:szCs w:val="21"/>
-        </w:rPr>
-        <w:t>(</w:t>
-      </w:r>
-      <w:proofErr w:type="gramEnd"/>
-      <w:r>
-        <w:rPr>
-          <w:rFonts w:ascii="Consolas" w:eastAsia="Times New Roman" w:hAnsi="Consolas" w:cs="Times New Roman"/>
-          <w:color w:val="DCDCAA"/>
-          <w:sz w:val="21"/>
-          <w:szCs w:val="21"/>
-        </w:rPr>
-        <w:t>!</w:t>
-      </w:r>
-      <w:proofErr w:type="spellStart"/>
-      <w:r>
-        <w:rPr>
-          <w:rFonts w:ascii="Consolas" w:eastAsia="Times New Roman" w:hAnsi="Consolas" w:cs="Times New Roman"/>
-          <w:color w:val="9CDCFE"/>
-          <w:sz w:val="21"/>
-          <w:szCs w:val="21"/>
-        </w:rPr>
-        <w:t>file</w:t>
-      </w:r>
-      <w:r>
-        <w:rPr>
-          <w:rFonts w:ascii="Consolas" w:eastAsia="Times New Roman" w:hAnsi="Consolas" w:cs="Times New Roman"/>
-          <w:color w:val="CCCCCC"/>
-          <w:sz w:val="21"/>
-          <w:szCs w:val="21"/>
-        </w:rPr>
-        <w:t>.</w:t>
-      </w:r>
-      <w:r>
-        <w:rPr>
-          <w:rFonts w:ascii="Consolas" w:eastAsia="Times New Roman" w:hAnsi="Consolas" w:cs="Times New Roman"/>
-          <w:color w:val="DCDCAA"/>
-          <w:sz w:val="21"/>
-          <w:szCs w:val="21"/>
-        </w:rPr>
-        <w:t>get</w:t>
-      </w:r>
-      <w:proofErr w:type="spellEnd"/>
-      <w:r>
-        <w:rPr>
-          <w:rFonts w:ascii="Consolas" w:eastAsia="Times New Roman" w:hAnsi="Consolas" w:cs="Times New Roman"/>
-          <w:color w:val="CCCCCC"/>
-          <w:sz w:val="21"/>
-          <w:szCs w:val="21"/>
-        </w:rPr>
-        <w:t>(</w:t>
-      </w:r>
-      <w:proofErr w:type="spellStart"/>
-      <w:r>
-        <w:rPr>
-          <w:rFonts w:ascii="Consolas" w:eastAsia="Times New Roman" w:hAnsi="Consolas" w:cs="Times New Roman"/>
-          <w:color w:val="9CDCFE"/>
-          <w:sz w:val="21"/>
-          <w:szCs w:val="21"/>
-        </w:rPr>
-        <w:t>ch</w:t>
-      </w:r>
-      <w:proofErr w:type="spellEnd"/>
-      <w:r>
-        <w:rPr>
-          <w:rFonts w:ascii="Consolas" w:eastAsia="Times New Roman" w:hAnsi="Consolas" w:cs="Times New Roman"/>
-          <w:color w:val="CCCCCC"/>
-          <w:sz w:val="21"/>
-          <w:szCs w:val="21"/>
-        </w:rPr>
-        <w:t xml:space="preserve">)) </w:t>
-      </w:r>
-      <w:r>
-        <w:rPr>
-          <w:rFonts w:ascii="Consolas" w:eastAsia="Times New Roman" w:hAnsi="Consolas" w:cs="Times New Roman"/>
-          <w:color w:val="C586C0"/>
-          <w:sz w:val="21"/>
-          <w:szCs w:val="21"/>
-        </w:rPr>
-        <w:t>break</w:t>
-      </w:r>
-      <w:r>
-        <w:rPr>
-          <w:rFonts w:ascii="Consolas" w:eastAsia="Times New Roman" w:hAnsi="Consolas" w:cs="Times New Roman"/>
-          <w:color w:val="CCCCCC"/>
-          <w:sz w:val="21"/>
-          <w:szCs w:val="21"/>
-        </w:rPr>
-        <w:t>;</w:t>
-      </w:r>
-    </w:p>
-    <w:p>
-      <w:pPr>
-        <w:shd w:val="clear" w:color="auto" w:fill="1F1F1F"/>
-        <w:spacing w:after="0" w:line="285" w:lineRule="atLeast"/>
-        <w:rPr>
-          <w:rFonts w:ascii="Consolas" w:eastAsia="Times New Roman" w:hAnsi="Consolas" w:cs="Times New Roman"/>
-          <w:color w:val="CCCCCC"/>
-          <w:sz w:val="21"/>
-          <w:szCs w:val="21"/>
-        </w:rPr>
-      </w:pPr>
-      <w:r>
-        <w:rPr>
-          <w:rFonts w:ascii="Consolas" w:eastAsia="Times New Roman" w:hAnsi="Consolas" w:cs="Times New Roman"/>
-          <w:color w:val="CCCCCC"/>
-          <w:sz w:val="21"/>
-          <w:szCs w:val="21"/>
-        </w:rPr>
-        <w:t>            }</w:t>
-      </w:r>
-    </w:p>
-    <w:p>
-      <w:pPr>
-        <w:shd w:val="clear" w:color="auto" w:fill="1F1F1F"/>
-        <w:spacing w:after="0" w:line="285" w:lineRule="atLeast"/>
-        <w:rPr>
-          <w:rFonts w:ascii="Consolas" w:eastAsia="Times New Roman" w:hAnsi="Consolas" w:cs="Times New Roman"/>
-          <w:color w:val="CCCCCC"/>
-          <w:sz w:val="21"/>
-          <w:szCs w:val="21"/>
-        </w:rPr>
-      </w:pPr>
-      <w:r>
-        <w:rPr>
-          <w:rFonts w:ascii="Consolas" w:eastAsia="Times New Roman" w:hAnsi="Consolas" w:cs="Times New Roman"/>
-          <w:color w:val="CCCCCC"/>
-          <w:sz w:val="21"/>
-          <w:szCs w:val="21"/>
-        </w:rPr>
-        <w:t xml:space="preserve">            </w:t>
-      </w:r>
-      <w:proofErr w:type="spellStart"/>
-      <w:proofErr w:type="gramStart"/>
-      <w:r>
-        <w:rPr>
-          <w:rFonts w:ascii="Consolas" w:eastAsia="Times New Roman" w:hAnsi="Consolas" w:cs="Times New Roman"/>
-          <w:color w:val="9CDCFE"/>
-          <w:sz w:val="21"/>
-          <w:szCs w:val="21"/>
-        </w:rPr>
-        <w:t>cout</w:t>
-      </w:r>
-      <w:proofErr w:type="spellEnd"/>
-      <w:proofErr w:type="gramEnd"/>
-      <w:r>
-        <w:rPr>
-          <w:rFonts w:ascii="Consolas" w:eastAsia="Times New Roman" w:hAnsi="Consolas" w:cs="Times New Roman"/>
-          <w:color w:val="DCDCAA"/>
-          <w:sz w:val="21"/>
-          <w:szCs w:val="21"/>
-        </w:rPr>
-        <w:t>&lt;&lt;</w:t>
-      </w:r>
-      <w:r>
-        <w:rPr>
-          <w:rFonts w:ascii="Consolas" w:eastAsia="Times New Roman" w:hAnsi="Consolas" w:cs="Times New Roman"/>
-          <w:color w:val="CE9178"/>
-          <w:sz w:val="21"/>
-          <w:szCs w:val="21"/>
-        </w:rPr>
-        <w:t>"</w:t>
-      </w:r>
-      <w:proofErr w:type="spellStart"/>
-      <w:r>
-        <w:rPr>
-          <w:rFonts w:ascii="Consolas" w:eastAsia="Times New Roman" w:hAnsi="Consolas" w:cs="Times New Roman"/>
-          <w:color w:val="CE9178"/>
-          <w:sz w:val="21"/>
-          <w:szCs w:val="21"/>
-        </w:rPr>
-        <w:t>Num</w:t>
-      </w:r>
-      <w:proofErr w:type="spellEnd"/>
-      <w:r>
-        <w:rPr>
-          <w:rFonts w:ascii="Consolas" w:eastAsia="Times New Roman" w:hAnsi="Consolas" w:cs="Times New Roman"/>
-          <w:color w:val="CE9178"/>
-          <w:sz w:val="21"/>
-          <w:szCs w:val="21"/>
-        </w:rPr>
-        <w:t xml:space="preserve"> </w:t>
-      </w:r>
-      <w:r>
-        <w:rPr>
-          <w:rFonts w:ascii="Consolas" w:eastAsia="Times New Roman" w:hAnsi="Consolas" w:cs="Times New Roman"/>
-          <w:color w:val="D7BA7D"/>
-          <w:sz w:val="21"/>
-          <w:szCs w:val="21"/>
-        </w:rPr>
-        <w:t>\t\t</w:t>
-      </w:r>
-      <w:r>
-        <w:rPr>
-          <w:rFonts w:ascii="Consolas" w:eastAsia="Times New Roman" w:hAnsi="Consolas" w:cs="Times New Roman"/>
-          <w:color w:val="CE9178"/>
-          <w:sz w:val="21"/>
-          <w:szCs w:val="21"/>
-        </w:rPr>
-        <w:t>"</w:t>
-      </w:r>
-      <w:r>
-        <w:rPr>
-          <w:rFonts w:ascii="Consolas" w:eastAsia="Times New Roman" w:hAnsi="Consolas" w:cs="Times New Roman"/>
-          <w:color w:val="DCDCAA"/>
-          <w:sz w:val="21"/>
-          <w:szCs w:val="21"/>
-        </w:rPr>
-        <w:t>&lt;&lt;</w:t>
-      </w:r>
-      <w:proofErr w:type="spellStart"/>
-      <w:r>
-        <w:rPr>
-          <w:rFonts w:ascii="Consolas" w:eastAsia="Times New Roman" w:hAnsi="Consolas" w:cs="Times New Roman"/>
-          <w:color w:val="9CDCFE"/>
-          <w:sz w:val="21"/>
-          <w:szCs w:val="21"/>
-        </w:rPr>
-        <w:t>num</w:t>
-      </w:r>
-      <w:proofErr w:type="spellEnd"/>
-      <w:r>
-        <w:rPr>
-          <w:rFonts w:ascii="Consolas" w:eastAsia="Times New Roman" w:hAnsi="Consolas" w:cs="Times New Roman"/>
-          <w:color w:val="DCDCAA"/>
-          <w:sz w:val="21"/>
-          <w:szCs w:val="21"/>
-        </w:rPr>
-        <w:t>&lt;&lt;</w:t>
-      </w:r>
-      <w:proofErr w:type="spellStart"/>
-      <w:r>
-        <w:rPr>
-          <w:rFonts w:ascii="Consolas" w:eastAsia="Times New Roman" w:hAnsi="Consolas" w:cs="Times New Roman"/>
-          <w:color w:val="DCDCAA"/>
-          <w:sz w:val="21"/>
-          <w:szCs w:val="21"/>
-        </w:rPr>
-        <w:t>endl</w:t>
-      </w:r>
-      <w:proofErr w:type="spellEnd"/>
-      <w:r>
-        <w:rPr>
-          <w:rFonts w:ascii="Consolas" w:eastAsia="Times New Roman" w:hAnsi="Consolas" w:cs="Times New Roman"/>
-          <w:color w:val="CCCCCC"/>
-          <w:sz w:val="21"/>
-          <w:szCs w:val="21"/>
-        </w:rPr>
-        <w:t>;</w:t>
-      </w:r>
-    </w:p>
-    <w:p>
-      <w:pPr>
-        <w:shd w:val="clear" w:color="auto" w:fill="1F1F1F"/>
-        <w:spacing w:after="0" w:line="285" w:lineRule="atLeast"/>
-        <w:rPr>
-          <w:rFonts w:ascii="Consolas" w:eastAsia="Times New Roman" w:hAnsi="Consolas" w:cs="Times New Roman"/>
-          <w:color w:val="CCCCCC"/>
-          <w:sz w:val="21"/>
-          <w:szCs w:val="21"/>
-        </w:rPr>
-      </w:pPr>
-      <w:r>
-        <w:rPr>
-          <w:rFonts w:ascii="Consolas" w:eastAsia="Times New Roman" w:hAnsi="Consolas" w:cs="Times New Roman"/>
-          <w:color w:val="CCCCCC"/>
-          <w:sz w:val="21"/>
-          <w:szCs w:val="21"/>
-        </w:rPr>
-        <w:t>        }</w:t>
-      </w:r>
-    </w:p>
-    <w:p>
-      <w:pPr>
-        <w:shd w:val="clear" w:color="auto" w:fill="1F1F1F"/>
-        <w:spacing w:after="0" w:line="285" w:lineRule="atLeast"/>
-        <w:rPr>
-          <w:rFonts w:ascii="Consolas" w:eastAsia="Times New Roman" w:hAnsi="Consolas" w:cs="Times New Roman"/>
-          <w:color w:val="CCCCCC"/>
-          <w:sz w:val="21"/>
-          <w:szCs w:val="21"/>
-        </w:rPr>
-      </w:pPr>
-      <w:r>
-        <w:rPr>
-          <w:rFonts w:ascii="Consolas" w:eastAsia="Times New Roman" w:hAnsi="Consolas" w:cs="Times New Roman"/>
-          <w:color w:val="CCCCCC"/>
-          <w:sz w:val="21"/>
-          <w:szCs w:val="21"/>
-        </w:rPr>
-        <w:t>    }</w:t>
-      </w:r>
-    </w:p>
-    <w:p>
-      <w:pPr>
-        <w:shd w:val="clear" w:color="auto" w:fill="1F1F1F"/>
-        <w:spacing w:after="0" w:line="285" w:lineRule="atLeast"/>
-        <w:rPr>
-          <w:rFonts w:ascii="Consolas" w:eastAsia="Times New Roman" w:hAnsi="Consolas" w:cs="Times New Roman"/>
-          <w:color w:val="CCCCCC"/>
-          <w:sz w:val="21"/>
-          <w:szCs w:val="21"/>
-        </w:rPr>
-      </w:pPr>
-      <w:r>
-        <w:rPr>
-          <w:rFonts w:ascii="Consolas" w:eastAsia="Times New Roman" w:hAnsi="Consolas" w:cs="Times New Roman"/>
-          <w:color w:val="CCCCCC"/>
-          <w:sz w:val="21"/>
-          <w:szCs w:val="21"/>
-        </w:rPr>
-        <w:t xml:space="preserve">    </w:t>
-      </w:r>
-      <w:proofErr w:type="spellStart"/>
-      <w:proofErr w:type="gramStart"/>
-      <w:r>
-        <w:rPr>
-          <w:rFonts w:ascii="Consolas" w:eastAsia="Times New Roman" w:hAnsi="Consolas" w:cs="Times New Roman"/>
-          <w:color w:val="9CDCFE"/>
-          <w:sz w:val="21"/>
-          <w:szCs w:val="21"/>
-        </w:rPr>
-        <w:t>file</w:t>
-      </w:r>
-      <w:r>
-        <w:rPr>
-          <w:rFonts w:ascii="Consolas" w:eastAsia="Times New Roman" w:hAnsi="Consolas" w:cs="Times New Roman"/>
-          <w:color w:val="CCCCCC"/>
-          <w:sz w:val="21"/>
-          <w:szCs w:val="21"/>
-        </w:rPr>
-        <w:t>.</w:t>
-      </w:r>
-      <w:r>
-        <w:rPr>
-          <w:rFonts w:ascii="Consolas" w:eastAsia="Times New Roman" w:hAnsi="Consolas" w:cs="Times New Roman"/>
-          <w:color w:val="DCDCAA"/>
-          <w:sz w:val="21"/>
-          <w:szCs w:val="21"/>
-        </w:rPr>
         <w:t>close</w:t>
       </w:r>
       <w:proofErr w:type="spellEnd"/>
@@ -3682,17 +3646,7 @@
           <w:sz w:val="21"/>
           <w:szCs w:val="21"/>
         </w:rPr>
-        <w:t>(</w:t>
-      </w:r>
-      <w:proofErr w:type="gramEnd"/>
-      <w:r>
-        <w:rPr>
-          <w:rFonts w:ascii="Consolas" w:eastAsia="Times New Roman" w:hAnsi="Consolas" w:cs="Times New Roman"/>
-          <w:color w:val="CCCCCC"/>
-          <w:sz w:val="21"/>
-          <w:szCs w:val="21"/>
-        </w:rPr>
-        <w:t>);</w:t>
+        <w:t>();</w:t>
       </w:r>
     </w:p>
     <w:p>
@@ -3724,9 +3678,4138 @@
     <w:p/>
     <w:p/>
     <w:p>
+      <w:r>
+        <w:lastRenderedPageBreak/>
+        <w:t>3.variable</w:t>
+      </w:r>
+    </w:p>
+    <w:p>
+      <w:pPr>
+        <w:shd w:val="clear" w:color="auto" w:fill="1F1F1F"/>
+        <w:spacing w:after="0" w:line="285" w:lineRule="atLeast"/>
+        <w:rPr>
+          <w:rFonts w:ascii="Consolas" w:eastAsia="Times New Roman" w:hAnsi="Consolas" w:cs="Times New Roman"/>
+          <w:color w:val="CCCCCC"/>
+          <w:sz w:val="21"/>
+          <w:szCs w:val="21"/>
+        </w:rPr>
+      </w:pPr>
+      <w:r>
+        <w:rPr>
+          <w:rFonts w:ascii="Consolas" w:eastAsia="Times New Roman" w:hAnsi="Consolas" w:cs="Times New Roman"/>
+          <w:color w:val="C586C0"/>
+          <w:sz w:val="21"/>
+          <w:szCs w:val="21"/>
+        </w:rPr>
+        <w:t>#include</w:t>
+      </w:r>
+      <w:r>
+        <w:rPr>
+          <w:rFonts w:ascii="Consolas" w:eastAsia="Times New Roman" w:hAnsi="Consolas" w:cs="Times New Roman"/>
+          <w:color w:val="CE9178"/>
+          <w:sz w:val="21"/>
+          <w:szCs w:val="21"/>
+        </w:rPr>
+        <w:t>&lt;bits/</w:t>
+      </w:r>
+      <w:proofErr w:type="spellStart"/>
+      <w:r>
+        <w:rPr>
+          <w:rFonts w:ascii="Consolas" w:eastAsia="Times New Roman" w:hAnsi="Consolas" w:cs="Times New Roman"/>
+          <w:color w:val="CE9178"/>
+          <w:sz w:val="21"/>
+          <w:szCs w:val="21"/>
+        </w:rPr>
+        <w:t>stdc</w:t>
+      </w:r>
+      <w:proofErr w:type="spellEnd"/>
+      <w:r>
+        <w:rPr>
+          <w:rFonts w:ascii="Consolas" w:eastAsia="Times New Roman" w:hAnsi="Consolas" w:cs="Times New Roman"/>
+          <w:color w:val="CE9178"/>
+          <w:sz w:val="21"/>
+          <w:szCs w:val="21"/>
+        </w:rPr>
+        <w:t>++.h&gt;</w:t>
+      </w:r>
+    </w:p>
+    <w:p>
+      <w:pPr>
+        <w:shd w:val="clear" w:color="auto" w:fill="1F1F1F"/>
+        <w:spacing w:after="0" w:line="285" w:lineRule="atLeast"/>
+        <w:rPr>
+          <w:rFonts w:ascii="Consolas" w:eastAsia="Times New Roman" w:hAnsi="Consolas" w:cs="Times New Roman"/>
+          <w:color w:val="CCCCCC"/>
+          <w:sz w:val="21"/>
+          <w:szCs w:val="21"/>
+        </w:rPr>
+      </w:pPr>
+      <w:r>
+        <w:rPr>
+          <w:rFonts w:ascii="Consolas" w:eastAsia="Times New Roman" w:hAnsi="Consolas" w:cs="Times New Roman"/>
+          <w:color w:val="C586C0"/>
+          <w:sz w:val="21"/>
+          <w:szCs w:val="21"/>
+        </w:rPr>
+        <w:t>using</w:t>
+      </w:r>
+      <w:r>
+        <w:rPr>
+          <w:rFonts w:ascii="Consolas" w:eastAsia="Times New Roman" w:hAnsi="Consolas" w:cs="Times New Roman"/>
+          <w:color w:val="CCCCCC"/>
+          <w:sz w:val="21"/>
+          <w:szCs w:val="21"/>
+        </w:rPr>
+        <w:t xml:space="preserve"> </w:t>
+      </w:r>
+      <w:r>
+        <w:rPr>
+          <w:rFonts w:ascii="Consolas" w:eastAsia="Times New Roman" w:hAnsi="Consolas" w:cs="Times New Roman"/>
+          <w:color w:val="569CD6"/>
+          <w:sz w:val="21"/>
+          <w:szCs w:val="21"/>
+        </w:rPr>
+        <w:t>namespace</w:t>
+      </w:r>
+      <w:r>
+        <w:rPr>
+          <w:rFonts w:ascii="Consolas" w:eastAsia="Times New Roman" w:hAnsi="Consolas" w:cs="Times New Roman"/>
+          <w:color w:val="CCCCCC"/>
+          <w:sz w:val="21"/>
+          <w:szCs w:val="21"/>
+        </w:rPr>
+        <w:t xml:space="preserve"> </w:t>
+      </w:r>
+      <w:proofErr w:type="spellStart"/>
+      <w:r>
+        <w:rPr>
+          <w:rFonts w:ascii="Consolas" w:eastAsia="Times New Roman" w:hAnsi="Consolas" w:cs="Times New Roman"/>
+          <w:color w:val="4EC9B0"/>
+          <w:sz w:val="21"/>
+          <w:szCs w:val="21"/>
+        </w:rPr>
+        <w:t>std</w:t>
+      </w:r>
+      <w:proofErr w:type="spellEnd"/>
+      <w:r>
+        <w:rPr>
+          <w:rFonts w:ascii="Consolas" w:eastAsia="Times New Roman" w:hAnsi="Consolas" w:cs="Times New Roman"/>
+          <w:color w:val="CCCCCC"/>
+          <w:sz w:val="21"/>
+          <w:szCs w:val="21"/>
+        </w:rPr>
+        <w:t>;</w:t>
+      </w:r>
+    </w:p>
+    <w:p>
+      <w:pPr>
+        <w:shd w:val="clear" w:color="auto" w:fill="1F1F1F"/>
+        <w:spacing w:after="0" w:line="285" w:lineRule="atLeast"/>
+        <w:rPr>
+          <w:rFonts w:ascii="Consolas" w:eastAsia="Times New Roman" w:hAnsi="Consolas" w:cs="Times New Roman"/>
+          <w:color w:val="CCCCCC"/>
+          <w:sz w:val="21"/>
+          <w:szCs w:val="21"/>
+        </w:rPr>
+      </w:pPr>
+      <w:proofErr w:type="spellStart"/>
+      <w:r>
+        <w:rPr>
+          <w:rFonts w:ascii="Consolas" w:eastAsia="Times New Roman" w:hAnsi="Consolas" w:cs="Times New Roman"/>
+          <w:color w:val="569CD6"/>
+          <w:sz w:val="21"/>
+          <w:szCs w:val="21"/>
+        </w:rPr>
+        <w:t>int</w:t>
+      </w:r>
+      <w:proofErr w:type="spellEnd"/>
+      <w:r>
+        <w:rPr>
+          <w:rFonts w:ascii="Consolas" w:eastAsia="Times New Roman" w:hAnsi="Consolas" w:cs="Times New Roman"/>
+          <w:color w:val="CCCCCC"/>
+          <w:sz w:val="21"/>
+          <w:szCs w:val="21"/>
+        </w:rPr>
+        <w:t xml:space="preserve"> </w:t>
+      </w:r>
+      <w:r>
+        <w:rPr>
+          <w:rFonts w:ascii="Consolas" w:eastAsia="Times New Roman" w:hAnsi="Consolas" w:cs="Times New Roman"/>
+          <w:color w:val="DCDCAA"/>
+          <w:sz w:val="21"/>
+          <w:szCs w:val="21"/>
+        </w:rPr>
+        <w:t>main</w:t>
+      </w:r>
+      <w:r>
+        <w:rPr>
+          <w:rFonts w:ascii="Consolas" w:eastAsia="Times New Roman" w:hAnsi="Consolas" w:cs="Times New Roman"/>
+          <w:color w:val="CCCCCC"/>
+          <w:sz w:val="21"/>
+          <w:szCs w:val="21"/>
+        </w:rPr>
+        <w:t>(){</w:t>
+      </w:r>
+    </w:p>
+    <w:p>
+      <w:pPr>
+        <w:shd w:val="clear" w:color="auto" w:fill="1F1F1F"/>
+        <w:spacing w:after="0" w:line="285" w:lineRule="atLeast"/>
+        <w:rPr>
+          <w:rFonts w:ascii="Consolas" w:eastAsia="Times New Roman" w:hAnsi="Consolas" w:cs="Times New Roman"/>
+          <w:color w:val="CCCCCC"/>
+          <w:sz w:val="21"/>
+          <w:szCs w:val="21"/>
+        </w:rPr>
+      </w:pPr>
+      <w:r>
+        <w:rPr>
+          <w:rFonts w:ascii="Consolas" w:eastAsia="Times New Roman" w:hAnsi="Consolas" w:cs="Times New Roman"/>
+          <w:color w:val="CCCCCC"/>
+          <w:sz w:val="21"/>
+          <w:szCs w:val="21"/>
+        </w:rPr>
+        <w:t xml:space="preserve">    </w:t>
+      </w:r>
+      <w:proofErr w:type="spellStart"/>
+      <w:r>
+        <w:rPr>
+          <w:rFonts w:ascii="Consolas" w:eastAsia="Times New Roman" w:hAnsi="Consolas" w:cs="Times New Roman"/>
+          <w:color w:val="4EC9B0"/>
+          <w:sz w:val="21"/>
+          <w:szCs w:val="21"/>
+        </w:rPr>
+        <w:t>ifstream</w:t>
+      </w:r>
+      <w:proofErr w:type="spellEnd"/>
+      <w:r>
+        <w:rPr>
+          <w:rFonts w:ascii="Consolas" w:eastAsia="Times New Roman" w:hAnsi="Consolas" w:cs="Times New Roman"/>
+          <w:color w:val="CCCCCC"/>
+          <w:sz w:val="21"/>
+          <w:szCs w:val="21"/>
+        </w:rPr>
+        <w:t xml:space="preserve"> </w:t>
+      </w:r>
+      <w:r>
+        <w:rPr>
+          <w:rFonts w:ascii="Consolas" w:eastAsia="Times New Roman" w:hAnsi="Consolas" w:cs="Times New Roman"/>
+          <w:color w:val="9CDCFE"/>
+          <w:sz w:val="21"/>
+          <w:szCs w:val="21"/>
+        </w:rPr>
+        <w:t>file</w:t>
+      </w:r>
+      <w:r>
+        <w:rPr>
+          <w:rFonts w:ascii="Consolas" w:eastAsia="Times New Roman" w:hAnsi="Consolas" w:cs="Times New Roman"/>
+          <w:color w:val="CCCCCC"/>
+          <w:sz w:val="21"/>
+          <w:szCs w:val="21"/>
+        </w:rPr>
+        <w:t>(</w:t>
+      </w:r>
+      <w:r>
+        <w:rPr>
+          <w:rFonts w:ascii="Consolas" w:eastAsia="Times New Roman" w:hAnsi="Consolas" w:cs="Times New Roman"/>
+          <w:color w:val="CE9178"/>
+          <w:sz w:val="21"/>
+          <w:szCs w:val="21"/>
+        </w:rPr>
+        <w:t>"lex.cpp"</w:t>
+      </w:r>
+      <w:r>
+        <w:rPr>
+          <w:rFonts w:ascii="Consolas" w:eastAsia="Times New Roman" w:hAnsi="Consolas" w:cs="Times New Roman"/>
+          <w:color w:val="CCCCCC"/>
+          <w:sz w:val="21"/>
+          <w:szCs w:val="21"/>
+        </w:rPr>
+        <w:t>);</w:t>
+      </w:r>
+    </w:p>
+    <w:p>
+      <w:pPr>
+        <w:shd w:val="clear" w:color="auto" w:fill="1F1F1F"/>
+        <w:spacing w:after="0" w:line="285" w:lineRule="atLeast"/>
+        <w:rPr>
+          <w:rFonts w:ascii="Consolas" w:eastAsia="Times New Roman" w:hAnsi="Consolas" w:cs="Times New Roman"/>
+          <w:color w:val="CCCCCC"/>
+          <w:sz w:val="21"/>
+          <w:szCs w:val="21"/>
+        </w:rPr>
+      </w:pPr>
+      <w:r>
+        <w:rPr>
+          <w:rFonts w:ascii="Consolas" w:eastAsia="Times New Roman" w:hAnsi="Consolas" w:cs="Times New Roman"/>
+          <w:color w:val="CCCCCC"/>
+          <w:sz w:val="21"/>
+          <w:szCs w:val="21"/>
+        </w:rPr>
+        <w:t xml:space="preserve">    </w:t>
+      </w:r>
+      <w:r>
+        <w:rPr>
+          <w:rFonts w:ascii="Consolas" w:eastAsia="Times New Roman" w:hAnsi="Consolas" w:cs="Times New Roman"/>
+          <w:color w:val="C586C0"/>
+          <w:sz w:val="21"/>
+          <w:szCs w:val="21"/>
+        </w:rPr>
+        <w:t>if</w:t>
+      </w:r>
+      <w:r>
+        <w:rPr>
+          <w:rFonts w:ascii="Consolas" w:eastAsia="Times New Roman" w:hAnsi="Consolas" w:cs="Times New Roman"/>
+          <w:color w:val="CCCCCC"/>
+          <w:sz w:val="21"/>
+          <w:szCs w:val="21"/>
+        </w:rPr>
+        <w:t>(</w:t>
+      </w:r>
+      <w:r>
+        <w:rPr>
+          <w:rFonts w:ascii="Consolas" w:eastAsia="Times New Roman" w:hAnsi="Consolas" w:cs="Times New Roman"/>
+          <w:color w:val="D4D4D4"/>
+          <w:sz w:val="21"/>
+          <w:szCs w:val="21"/>
+        </w:rPr>
+        <w:t>!</w:t>
+      </w:r>
+      <w:proofErr w:type="spellStart"/>
+      <w:r>
+        <w:rPr>
+          <w:rFonts w:ascii="Consolas" w:eastAsia="Times New Roman" w:hAnsi="Consolas" w:cs="Times New Roman"/>
+          <w:color w:val="9CDCFE"/>
+          <w:sz w:val="21"/>
+          <w:szCs w:val="21"/>
+        </w:rPr>
+        <w:t>file</w:t>
+      </w:r>
+      <w:r>
+        <w:rPr>
+          <w:rFonts w:ascii="Consolas" w:eastAsia="Times New Roman" w:hAnsi="Consolas" w:cs="Times New Roman"/>
+          <w:color w:val="CCCCCC"/>
+          <w:sz w:val="21"/>
+          <w:szCs w:val="21"/>
+        </w:rPr>
+        <w:t>.</w:t>
+      </w:r>
+      <w:r>
+        <w:rPr>
+          <w:rFonts w:ascii="Consolas" w:eastAsia="Times New Roman" w:hAnsi="Consolas" w:cs="Times New Roman"/>
+          <w:color w:val="DCDCAA"/>
+          <w:sz w:val="21"/>
+          <w:szCs w:val="21"/>
+        </w:rPr>
+        <w:t>is_open</w:t>
+      </w:r>
+      <w:proofErr w:type="spellEnd"/>
+      <w:r>
+        <w:rPr>
+          <w:rFonts w:ascii="Consolas" w:eastAsia="Times New Roman" w:hAnsi="Consolas" w:cs="Times New Roman"/>
+          <w:color w:val="CCCCCC"/>
+          <w:sz w:val="21"/>
+          <w:szCs w:val="21"/>
+        </w:rPr>
+        <w:t>()){</w:t>
+      </w:r>
+    </w:p>
+    <w:p>
+      <w:pPr>
+        <w:shd w:val="clear" w:color="auto" w:fill="1F1F1F"/>
+        <w:spacing w:after="0" w:line="285" w:lineRule="atLeast"/>
+        <w:rPr>
+          <w:rFonts w:ascii="Consolas" w:eastAsia="Times New Roman" w:hAnsi="Consolas" w:cs="Times New Roman"/>
+          <w:color w:val="CCCCCC"/>
+          <w:sz w:val="21"/>
+          <w:szCs w:val="21"/>
+        </w:rPr>
+      </w:pPr>
+      <w:r>
+        <w:rPr>
+          <w:rFonts w:ascii="Consolas" w:eastAsia="Times New Roman" w:hAnsi="Consolas" w:cs="Times New Roman"/>
+          <w:color w:val="CCCCCC"/>
+          <w:sz w:val="21"/>
+          <w:szCs w:val="21"/>
+        </w:rPr>
+        <w:t xml:space="preserve">        </w:t>
+      </w:r>
+      <w:proofErr w:type="spellStart"/>
+      <w:r>
+        <w:rPr>
+          <w:rFonts w:ascii="Consolas" w:eastAsia="Times New Roman" w:hAnsi="Consolas" w:cs="Times New Roman"/>
+          <w:color w:val="9CDCFE"/>
+          <w:sz w:val="21"/>
+          <w:szCs w:val="21"/>
+        </w:rPr>
+        <w:t>cout</w:t>
+      </w:r>
+      <w:proofErr w:type="spellEnd"/>
+      <w:r>
+        <w:rPr>
+          <w:rFonts w:ascii="Consolas" w:eastAsia="Times New Roman" w:hAnsi="Consolas" w:cs="Times New Roman"/>
+          <w:color w:val="DCDCAA"/>
+          <w:sz w:val="21"/>
+          <w:szCs w:val="21"/>
+        </w:rPr>
+        <w:t>&lt;&lt;</w:t>
+      </w:r>
+      <w:r>
+        <w:rPr>
+          <w:rFonts w:ascii="Consolas" w:eastAsia="Times New Roman" w:hAnsi="Consolas" w:cs="Times New Roman"/>
+          <w:color w:val="CE9178"/>
+          <w:sz w:val="21"/>
+          <w:szCs w:val="21"/>
+        </w:rPr>
+        <w:t>"File cannot open"</w:t>
+      </w:r>
+      <w:r>
+        <w:rPr>
+          <w:rFonts w:ascii="Consolas" w:eastAsia="Times New Roman" w:hAnsi="Consolas" w:cs="Times New Roman"/>
+          <w:color w:val="DCDCAA"/>
+          <w:sz w:val="21"/>
+          <w:szCs w:val="21"/>
+        </w:rPr>
+        <w:t>&lt;&lt;</w:t>
+      </w:r>
+      <w:proofErr w:type="spellStart"/>
+      <w:r>
+        <w:rPr>
+          <w:rFonts w:ascii="Consolas" w:eastAsia="Times New Roman" w:hAnsi="Consolas" w:cs="Times New Roman"/>
+          <w:color w:val="DCDCAA"/>
+          <w:sz w:val="21"/>
+          <w:szCs w:val="21"/>
+        </w:rPr>
+        <w:t>endl</w:t>
+      </w:r>
+      <w:proofErr w:type="spellEnd"/>
+      <w:r>
+        <w:rPr>
+          <w:rFonts w:ascii="Consolas" w:eastAsia="Times New Roman" w:hAnsi="Consolas" w:cs="Times New Roman"/>
+          <w:color w:val="CCCCCC"/>
+          <w:sz w:val="21"/>
+          <w:szCs w:val="21"/>
+        </w:rPr>
+        <w:t>;</w:t>
+      </w:r>
+    </w:p>
+    <w:p>
+      <w:pPr>
+        <w:shd w:val="clear" w:color="auto" w:fill="1F1F1F"/>
+        <w:spacing w:after="0" w:line="285" w:lineRule="atLeast"/>
+        <w:rPr>
+          <w:rFonts w:ascii="Consolas" w:eastAsia="Times New Roman" w:hAnsi="Consolas" w:cs="Times New Roman"/>
+          <w:color w:val="CCCCCC"/>
+          <w:sz w:val="21"/>
+          <w:szCs w:val="21"/>
+        </w:rPr>
+      </w:pPr>
+      <w:r>
+        <w:rPr>
+          <w:rFonts w:ascii="Consolas" w:eastAsia="Times New Roman" w:hAnsi="Consolas" w:cs="Times New Roman"/>
+          <w:color w:val="CCCCCC"/>
+          <w:sz w:val="21"/>
+          <w:szCs w:val="21"/>
+        </w:rPr>
+        <w:t xml:space="preserve">        </w:t>
+      </w:r>
+      <w:r>
+        <w:rPr>
+          <w:rFonts w:ascii="Consolas" w:eastAsia="Times New Roman" w:hAnsi="Consolas" w:cs="Times New Roman"/>
+          <w:color w:val="C586C0"/>
+          <w:sz w:val="21"/>
+          <w:szCs w:val="21"/>
+        </w:rPr>
+        <w:t>return</w:t>
+      </w:r>
+      <w:r>
+        <w:rPr>
+          <w:rFonts w:ascii="Consolas" w:eastAsia="Times New Roman" w:hAnsi="Consolas" w:cs="Times New Roman"/>
+          <w:color w:val="CCCCCC"/>
+          <w:sz w:val="21"/>
+          <w:szCs w:val="21"/>
+        </w:rPr>
+        <w:t xml:space="preserve"> </w:t>
+      </w:r>
+      <w:r>
+        <w:rPr>
+          <w:rFonts w:ascii="Consolas" w:eastAsia="Times New Roman" w:hAnsi="Consolas" w:cs="Times New Roman"/>
+          <w:color w:val="B5CEA8"/>
+          <w:sz w:val="21"/>
+          <w:szCs w:val="21"/>
+        </w:rPr>
+        <w:t>0</w:t>
+      </w:r>
+      <w:r>
+        <w:rPr>
+          <w:rFonts w:ascii="Consolas" w:eastAsia="Times New Roman" w:hAnsi="Consolas" w:cs="Times New Roman"/>
+          <w:color w:val="CCCCCC"/>
+          <w:sz w:val="21"/>
+          <w:szCs w:val="21"/>
+        </w:rPr>
+        <w:t>;</w:t>
+      </w:r>
+    </w:p>
+    <w:p>
+      <w:pPr>
+        <w:shd w:val="clear" w:color="auto" w:fill="1F1F1F"/>
+        <w:spacing w:after="0" w:line="285" w:lineRule="atLeast"/>
+        <w:rPr>
+          <w:rFonts w:ascii="Consolas" w:eastAsia="Times New Roman" w:hAnsi="Consolas" w:cs="Times New Roman"/>
+          <w:color w:val="CCCCCC"/>
+          <w:sz w:val="21"/>
+          <w:szCs w:val="21"/>
+        </w:rPr>
+      </w:pPr>
+      <w:r>
+        <w:rPr>
+          <w:rFonts w:ascii="Consolas" w:eastAsia="Times New Roman" w:hAnsi="Consolas" w:cs="Times New Roman"/>
+          <w:color w:val="CCCCCC"/>
+          <w:sz w:val="21"/>
+          <w:szCs w:val="21"/>
+        </w:rPr>
+        <w:t>    }</w:t>
+      </w:r>
+    </w:p>
+    <w:p>
+      <w:pPr>
+        <w:shd w:val="clear" w:color="auto" w:fill="1F1F1F"/>
+        <w:spacing w:after="0" w:line="285" w:lineRule="atLeast"/>
+        <w:rPr>
+          <w:rFonts w:ascii="Consolas" w:eastAsia="Times New Roman" w:hAnsi="Consolas" w:cs="Times New Roman"/>
+          <w:color w:val="CCCCCC"/>
+          <w:sz w:val="21"/>
+          <w:szCs w:val="21"/>
+        </w:rPr>
+      </w:pPr>
+    </w:p>
+    <w:p>
+      <w:pPr>
+        <w:shd w:val="clear" w:color="auto" w:fill="1F1F1F"/>
+        <w:spacing w:after="0" w:line="285" w:lineRule="atLeast"/>
+        <w:rPr>
+          <w:rFonts w:ascii="Consolas" w:eastAsia="Times New Roman" w:hAnsi="Consolas" w:cs="Times New Roman"/>
+          <w:color w:val="CCCCCC"/>
+          <w:sz w:val="21"/>
+          <w:szCs w:val="21"/>
+        </w:rPr>
+      </w:pPr>
+      <w:r>
+        <w:rPr>
+          <w:rFonts w:ascii="Consolas" w:eastAsia="Times New Roman" w:hAnsi="Consolas" w:cs="Times New Roman"/>
+          <w:color w:val="CCCCCC"/>
+          <w:sz w:val="21"/>
+          <w:szCs w:val="21"/>
+        </w:rPr>
+        <w:t xml:space="preserve">    </w:t>
+      </w:r>
+      <w:r>
+        <w:rPr>
+          <w:rFonts w:ascii="Consolas" w:eastAsia="Times New Roman" w:hAnsi="Consolas" w:cs="Times New Roman"/>
+          <w:color w:val="4EC9B0"/>
+          <w:sz w:val="21"/>
+          <w:szCs w:val="21"/>
+        </w:rPr>
+        <w:t>string</w:t>
+      </w:r>
+      <w:r>
+        <w:rPr>
+          <w:rFonts w:ascii="Consolas" w:eastAsia="Times New Roman" w:hAnsi="Consolas" w:cs="Times New Roman"/>
+          <w:color w:val="CCCCCC"/>
+          <w:sz w:val="21"/>
+          <w:szCs w:val="21"/>
+        </w:rPr>
+        <w:t xml:space="preserve"> </w:t>
+      </w:r>
+      <w:r>
+        <w:rPr>
+          <w:rFonts w:ascii="Consolas" w:eastAsia="Times New Roman" w:hAnsi="Consolas" w:cs="Times New Roman"/>
+          <w:color w:val="9CDCFE"/>
+          <w:sz w:val="21"/>
+          <w:szCs w:val="21"/>
+        </w:rPr>
+        <w:t>word</w:t>
+      </w:r>
+      <w:r>
+        <w:rPr>
+          <w:rFonts w:ascii="Consolas" w:eastAsia="Times New Roman" w:hAnsi="Consolas" w:cs="Times New Roman"/>
+          <w:color w:val="CCCCCC"/>
+          <w:sz w:val="21"/>
+          <w:szCs w:val="21"/>
+        </w:rPr>
+        <w:t>;</w:t>
+      </w:r>
+    </w:p>
+    <w:p>
+      <w:pPr>
+        <w:shd w:val="clear" w:color="auto" w:fill="1F1F1F"/>
+        <w:spacing w:after="0" w:line="285" w:lineRule="atLeast"/>
+        <w:rPr>
+          <w:rFonts w:ascii="Consolas" w:eastAsia="Times New Roman" w:hAnsi="Consolas" w:cs="Times New Roman"/>
+          <w:color w:val="CCCCCC"/>
+          <w:sz w:val="21"/>
+          <w:szCs w:val="21"/>
+        </w:rPr>
+      </w:pPr>
+    </w:p>
+    <w:p>
+      <w:pPr>
+        <w:shd w:val="clear" w:color="auto" w:fill="1F1F1F"/>
+        <w:spacing w:after="0" w:line="285" w:lineRule="atLeast"/>
+        <w:rPr>
+          <w:rFonts w:ascii="Consolas" w:eastAsia="Times New Roman" w:hAnsi="Consolas" w:cs="Times New Roman"/>
+          <w:color w:val="CCCCCC"/>
+          <w:sz w:val="21"/>
+          <w:szCs w:val="21"/>
+        </w:rPr>
+      </w:pPr>
+      <w:r>
+        <w:rPr>
+          <w:rFonts w:ascii="Consolas" w:eastAsia="Times New Roman" w:hAnsi="Consolas" w:cs="Times New Roman"/>
+          <w:color w:val="CCCCCC"/>
+          <w:sz w:val="21"/>
+          <w:szCs w:val="21"/>
+        </w:rPr>
+        <w:t xml:space="preserve">    </w:t>
+      </w:r>
+      <w:r>
+        <w:rPr>
+          <w:rFonts w:ascii="Consolas" w:eastAsia="Times New Roman" w:hAnsi="Consolas" w:cs="Times New Roman"/>
+          <w:color w:val="4EC9B0"/>
+          <w:sz w:val="21"/>
+          <w:szCs w:val="21"/>
+        </w:rPr>
+        <w:t>string</w:t>
+      </w:r>
+      <w:r>
+        <w:rPr>
+          <w:rFonts w:ascii="Consolas" w:eastAsia="Times New Roman" w:hAnsi="Consolas" w:cs="Times New Roman"/>
+          <w:color w:val="CCCCCC"/>
+          <w:sz w:val="21"/>
+          <w:szCs w:val="21"/>
+        </w:rPr>
+        <w:t xml:space="preserve"> </w:t>
+      </w:r>
+      <w:r>
+        <w:rPr>
+          <w:rFonts w:ascii="Consolas" w:eastAsia="Times New Roman" w:hAnsi="Consolas" w:cs="Times New Roman"/>
+          <w:color w:val="9CDCFE"/>
+          <w:sz w:val="21"/>
+          <w:szCs w:val="21"/>
+        </w:rPr>
+        <w:t>keyword</w:t>
+      </w:r>
+      <w:r>
+        <w:rPr>
+          <w:rFonts w:ascii="Consolas" w:eastAsia="Times New Roman" w:hAnsi="Consolas" w:cs="Times New Roman"/>
+          <w:color w:val="CCCCCC"/>
+          <w:sz w:val="21"/>
+          <w:szCs w:val="21"/>
+        </w:rPr>
+        <w:t>[]</w:t>
+      </w:r>
+      <w:r>
+        <w:rPr>
+          <w:rFonts w:ascii="Consolas" w:eastAsia="Times New Roman" w:hAnsi="Consolas" w:cs="Times New Roman"/>
+          <w:color w:val="D4D4D4"/>
+          <w:sz w:val="21"/>
+          <w:szCs w:val="21"/>
+        </w:rPr>
+        <w:t>=</w:t>
+      </w:r>
+      <w:r>
+        <w:rPr>
+          <w:rFonts w:ascii="Consolas" w:eastAsia="Times New Roman" w:hAnsi="Consolas" w:cs="Times New Roman"/>
+          <w:color w:val="CCCCCC"/>
+          <w:sz w:val="21"/>
+          <w:szCs w:val="21"/>
+        </w:rPr>
+        <w:t>{</w:t>
+      </w:r>
+    </w:p>
+    <w:p>
+      <w:pPr>
+        <w:shd w:val="clear" w:color="auto" w:fill="1F1F1F"/>
+        <w:spacing w:after="0" w:line="285" w:lineRule="atLeast"/>
+        <w:rPr>
+          <w:rFonts w:ascii="Consolas" w:eastAsia="Times New Roman" w:hAnsi="Consolas" w:cs="Times New Roman"/>
+          <w:color w:val="CCCCCC"/>
+          <w:sz w:val="21"/>
+          <w:szCs w:val="21"/>
+        </w:rPr>
+      </w:pPr>
+      <w:r>
+        <w:rPr>
+          <w:rFonts w:ascii="Consolas" w:eastAsia="Times New Roman" w:hAnsi="Consolas" w:cs="Times New Roman"/>
+          <w:color w:val="CCCCCC"/>
+          <w:sz w:val="21"/>
+          <w:szCs w:val="21"/>
+        </w:rPr>
+        <w:t xml:space="preserve">        </w:t>
+      </w:r>
+      <w:r>
+        <w:rPr>
+          <w:rFonts w:ascii="Consolas" w:eastAsia="Times New Roman" w:hAnsi="Consolas" w:cs="Times New Roman"/>
+          <w:color w:val="CE9178"/>
+          <w:sz w:val="21"/>
+          <w:szCs w:val="21"/>
+        </w:rPr>
+        <w:t>"</w:t>
+      </w:r>
+      <w:proofErr w:type="spellStart"/>
+      <w:r>
+        <w:rPr>
+          <w:rFonts w:ascii="Consolas" w:eastAsia="Times New Roman" w:hAnsi="Consolas" w:cs="Times New Roman"/>
+          <w:color w:val="CE9178"/>
+          <w:sz w:val="21"/>
+          <w:szCs w:val="21"/>
+        </w:rPr>
+        <w:t>int</w:t>
+      </w:r>
+      <w:proofErr w:type="spellEnd"/>
+      <w:r>
+        <w:rPr>
+          <w:rFonts w:ascii="Consolas" w:eastAsia="Times New Roman" w:hAnsi="Consolas" w:cs="Times New Roman"/>
+          <w:color w:val="CE9178"/>
+          <w:sz w:val="21"/>
+          <w:szCs w:val="21"/>
+        </w:rPr>
+        <w:t>"</w:t>
+      </w:r>
+      <w:r>
+        <w:rPr>
+          <w:rFonts w:ascii="Consolas" w:eastAsia="Times New Roman" w:hAnsi="Consolas" w:cs="Times New Roman"/>
+          <w:color w:val="CCCCCC"/>
+          <w:sz w:val="21"/>
+          <w:szCs w:val="21"/>
+        </w:rPr>
+        <w:t>,</w:t>
+      </w:r>
+      <w:r>
+        <w:rPr>
+          <w:rFonts w:ascii="Consolas" w:eastAsia="Times New Roman" w:hAnsi="Consolas" w:cs="Times New Roman"/>
+          <w:color w:val="CE9178"/>
+          <w:sz w:val="21"/>
+          <w:szCs w:val="21"/>
+        </w:rPr>
+        <w:t>"</w:t>
+      </w:r>
+      <w:proofErr w:type="spellStart"/>
+      <w:r>
+        <w:rPr>
+          <w:rFonts w:ascii="Consolas" w:eastAsia="Times New Roman" w:hAnsi="Consolas" w:cs="Times New Roman"/>
+          <w:color w:val="CE9178"/>
+          <w:sz w:val="21"/>
+          <w:szCs w:val="21"/>
+        </w:rPr>
+        <w:t>float"</w:t>
+      </w:r>
+      <w:r>
+        <w:rPr>
+          <w:rFonts w:ascii="Consolas" w:eastAsia="Times New Roman" w:hAnsi="Consolas" w:cs="Times New Roman"/>
+          <w:color w:val="CCCCCC"/>
+          <w:sz w:val="21"/>
+          <w:szCs w:val="21"/>
+        </w:rPr>
+        <w:t>,</w:t>
+      </w:r>
+      <w:r>
+        <w:rPr>
+          <w:rFonts w:ascii="Consolas" w:eastAsia="Times New Roman" w:hAnsi="Consolas" w:cs="Times New Roman"/>
+          <w:color w:val="CE9178"/>
+          <w:sz w:val="21"/>
+          <w:szCs w:val="21"/>
+        </w:rPr>
+        <w:t>"double"</w:t>
+      </w:r>
+      <w:r>
+        <w:rPr>
+          <w:rFonts w:ascii="Consolas" w:eastAsia="Times New Roman" w:hAnsi="Consolas" w:cs="Times New Roman"/>
+          <w:color w:val="CCCCCC"/>
+          <w:sz w:val="21"/>
+          <w:szCs w:val="21"/>
+        </w:rPr>
+        <w:t>,</w:t>
+      </w:r>
+      <w:r>
+        <w:rPr>
+          <w:rFonts w:ascii="Consolas" w:eastAsia="Times New Roman" w:hAnsi="Consolas" w:cs="Times New Roman"/>
+          <w:color w:val="CE9178"/>
+          <w:sz w:val="21"/>
+          <w:szCs w:val="21"/>
+        </w:rPr>
+        <w:t>"if"</w:t>
+      </w:r>
+      <w:r>
+        <w:rPr>
+          <w:rFonts w:ascii="Consolas" w:eastAsia="Times New Roman" w:hAnsi="Consolas" w:cs="Times New Roman"/>
+          <w:color w:val="CCCCCC"/>
+          <w:sz w:val="21"/>
+          <w:szCs w:val="21"/>
+        </w:rPr>
+        <w:t>,</w:t>
+      </w:r>
+      <w:r>
+        <w:rPr>
+          <w:rFonts w:ascii="Consolas" w:eastAsia="Times New Roman" w:hAnsi="Consolas" w:cs="Times New Roman"/>
+          <w:color w:val="CE9178"/>
+          <w:sz w:val="21"/>
+          <w:szCs w:val="21"/>
+        </w:rPr>
+        <w:t>"else"</w:t>
+      </w:r>
+      <w:r>
+        <w:rPr>
+          <w:rFonts w:ascii="Consolas" w:eastAsia="Times New Roman" w:hAnsi="Consolas" w:cs="Times New Roman"/>
+          <w:color w:val="CCCCCC"/>
+          <w:sz w:val="21"/>
+          <w:szCs w:val="21"/>
+        </w:rPr>
+        <w:t>,</w:t>
+      </w:r>
+      <w:r>
+        <w:rPr>
+          <w:rFonts w:ascii="Consolas" w:eastAsia="Times New Roman" w:hAnsi="Consolas" w:cs="Times New Roman"/>
+          <w:color w:val="CE9178"/>
+          <w:sz w:val="21"/>
+          <w:szCs w:val="21"/>
+        </w:rPr>
+        <w:t>"for</w:t>
+      </w:r>
+      <w:proofErr w:type="spellEnd"/>
+      <w:r>
+        <w:rPr>
+          <w:rFonts w:ascii="Consolas" w:eastAsia="Times New Roman" w:hAnsi="Consolas" w:cs="Times New Roman"/>
+          <w:color w:val="CE9178"/>
+          <w:sz w:val="21"/>
+          <w:szCs w:val="21"/>
+        </w:rPr>
+        <w:t>"</w:t>
+      </w:r>
+      <w:r>
+        <w:rPr>
+          <w:rFonts w:ascii="Consolas" w:eastAsia="Times New Roman" w:hAnsi="Consolas" w:cs="Times New Roman"/>
+          <w:color w:val="CCCCCC"/>
+          <w:sz w:val="21"/>
+          <w:szCs w:val="21"/>
+        </w:rPr>
+        <w:t>,</w:t>
+      </w:r>
+    </w:p>
+    <w:p>
+      <w:pPr>
+        <w:shd w:val="clear" w:color="auto" w:fill="1F1F1F"/>
+        <w:spacing w:after="0" w:line="285" w:lineRule="atLeast"/>
+        <w:rPr>
+          <w:rFonts w:ascii="Consolas" w:eastAsia="Times New Roman" w:hAnsi="Consolas" w:cs="Times New Roman"/>
+          <w:color w:val="CCCCCC"/>
+          <w:sz w:val="21"/>
+          <w:szCs w:val="21"/>
+        </w:rPr>
+      </w:pPr>
+      <w:r>
+        <w:rPr>
+          <w:rFonts w:ascii="Consolas" w:eastAsia="Times New Roman" w:hAnsi="Consolas" w:cs="Times New Roman"/>
+          <w:color w:val="CCCCCC"/>
+          <w:sz w:val="21"/>
+          <w:szCs w:val="21"/>
+        </w:rPr>
+        <w:t xml:space="preserve">        </w:t>
+      </w:r>
+      <w:r>
+        <w:rPr>
+          <w:rFonts w:ascii="Consolas" w:eastAsia="Times New Roman" w:hAnsi="Consolas" w:cs="Times New Roman"/>
+          <w:color w:val="CE9178"/>
+          <w:sz w:val="21"/>
+          <w:szCs w:val="21"/>
+        </w:rPr>
+        <w:t>"</w:t>
+      </w:r>
+      <w:proofErr w:type="spellStart"/>
+      <w:r>
+        <w:rPr>
+          <w:rFonts w:ascii="Consolas" w:eastAsia="Times New Roman" w:hAnsi="Consolas" w:cs="Times New Roman"/>
+          <w:color w:val="CE9178"/>
+          <w:sz w:val="21"/>
+          <w:szCs w:val="21"/>
+        </w:rPr>
+        <w:t>while"</w:t>
+      </w:r>
+      <w:r>
+        <w:rPr>
+          <w:rFonts w:ascii="Consolas" w:eastAsia="Times New Roman" w:hAnsi="Consolas" w:cs="Times New Roman"/>
+          <w:color w:val="CCCCCC"/>
+          <w:sz w:val="21"/>
+          <w:szCs w:val="21"/>
+        </w:rPr>
+        <w:t>,</w:t>
+      </w:r>
+      <w:r>
+        <w:rPr>
+          <w:rFonts w:ascii="Consolas" w:eastAsia="Times New Roman" w:hAnsi="Consolas" w:cs="Times New Roman"/>
+          <w:color w:val="CE9178"/>
+          <w:sz w:val="21"/>
+          <w:szCs w:val="21"/>
+        </w:rPr>
+        <w:t>"return"</w:t>
+      </w:r>
+      <w:r>
+        <w:rPr>
+          <w:rFonts w:ascii="Consolas" w:eastAsia="Times New Roman" w:hAnsi="Consolas" w:cs="Times New Roman"/>
+          <w:color w:val="CCCCCC"/>
+          <w:sz w:val="21"/>
+          <w:szCs w:val="21"/>
+        </w:rPr>
+        <w:t>,</w:t>
+      </w:r>
+      <w:r>
+        <w:rPr>
+          <w:rFonts w:ascii="Consolas" w:eastAsia="Times New Roman" w:hAnsi="Consolas" w:cs="Times New Roman"/>
+          <w:color w:val="CE9178"/>
+          <w:sz w:val="21"/>
+          <w:szCs w:val="21"/>
+        </w:rPr>
+        <w:t>"void"</w:t>
+      </w:r>
+      <w:r>
+        <w:rPr>
+          <w:rFonts w:ascii="Consolas" w:eastAsia="Times New Roman" w:hAnsi="Consolas" w:cs="Times New Roman"/>
+          <w:color w:val="CCCCCC"/>
+          <w:sz w:val="21"/>
+          <w:szCs w:val="21"/>
+        </w:rPr>
+        <w:t>,</w:t>
+      </w:r>
+      <w:r>
+        <w:rPr>
+          <w:rFonts w:ascii="Consolas" w:eastAsia="Times New Roman" w:hAnsi="Consolas" w:cs="Times New Roman"/>
+          <w:color w:val="CE9178"/>
+          <w:sz w:val="21"/>
+          <w:szCs w:val="21"/>
+        </w:rPr>
+        <w:t>"break"</w:t>
+      </w:r>
+      <w:r>
+        <w:rPr>
+          <w:rFonts w:ascii="Consolas" w:eastAsia="Times New Roman" w:hAnsi="Consolas" w:cs="Times New Roman"/>
+          <w:color w:val="CCCCCC"/>
+          <w:sz w:val="21"/>
+          <w:szCs w:val="21"/>
+        </w:rPr>
+        <w:t>,</w:t>
+      </w:r>
+      <w:r>
+        <w:rPr>
+          <w:rFonts w:ascii="Consolas" w:eastAsia="Times New Roman" w:hAnsi="Consolas" w:cs="Times New Roman"/>
+          <w:color w:val="CE9178"/>
+          <w:sz w:val="21"/>
+          <w:szCs w:val="21"/>
+        </w:rPr>
+        <w:t>"continue</w:t>
+      </w:r>
+      <w:proofErr w:type="spellEnd"/>
+      <w:r>
+        <w:rPr>
+          <w:rFonts w:ascii="Consolas" w:eastAsia="Times New Roman" w:hAnsi="Consolas" w:cs="Times New Roman"/>
+          <w:color w:val="CE9178"/>
+          <w:sz w:val="21"/>
+          <w:szCs w:val="21"/>
+        </w:rPr>
+        <w:t>"</w:t>
+      </w:r>
+      <w:r>
+        <w:rPr>
+          <w:rFonts w:ascii="Consolas" w:eastAsia="Times New Roman" w:hAnsi="Consolas" w:cs="Times New Roman"/>
+          <w:color w:val="CCCCCC"/>
+          <w:sz w:val="21"/>
+          <w:szCs w:val="21"/>
+        </w:rPr>
+        <w:t>,</w:t>
+      </w:r>
+    </w:p>
+    <w:p>
+      <w:pPr>
+        <w:shd w:val="clear" w:color="auto" w:fill="1F1F1F"/>
+        <w:spacing w:after="0" w:line="285" w:lineRule="atLeast"/>
+        <w:rPr>
+          <w:rFonts w:ascii="Consolas" w:eastAsia="Times New Roman" w:hAnsi="Consolas" w:cs="Times New Roman"/>
+          <w:color w:val="CCCCCC"/>
+          <w:sz w:val="21"/>
+          <w:szCs w:val="21"/>
+        </w:rPr>
+      </w:pPr>
+      <w:r>
+        <w:rPr>
+          <w:rFonts w:ascii="Consolas" w:eastAsia="Times New Roman" w:hAnsi="Consolas" w:cs="Times New Roman"/>
+          <w:color w:val="CCCCCC"/>
+          <w:sz w:val="21"/>
+          <w:szCs w:val="21"/>
+        </w:rPr>
+        <w:t xml:space="preserve">        </w:t>
+      </w:r>
+      <w:r>
+        <w:rPr>
+          <w:rFonts w:ascii="Consolas" w:eastAsia="Times New Roman" w:hAnsi="Consolas" w:cs="Times New Roman"/>
+          <w:color w:val="CE9178"/>
+          <w:sz w:val="21"/>
+          <w:szCs w:val="21"/>
+        </w:rPr>
+        <w:t>"</w:t>
+      </w:r>
+      <w:proofErr w:type="spellStart"/>
+      <w:r>
+        <w:rPr>
+          <w:rFonts w:ascii="Consolas" w:eastAsia="Times New Roman" w:hAnsi="Consolas" w:cs="Times New Roman"/>
+          <w:color w:val="CE9178"/>
+          <w:sz w:val="21"/>
+          <w:szCs w:val="21"/>
+        </w:rPr>
+        <w:t>includebitsstdch</w:t>
+      </w:r>
+      <w:proofErr w:type="spellEnd"/>
+      <w:r>
+        <w:rPr>
+          <w:rFonts w:ascii="Consolas" w:eastAsia="Times New Roman" w:hAnsi="Consolas" w:cs="Times New Roman"/>
+          <w:color w:val="CE9178"/>
+          <w:sz w:val="21"/>
+          <w:szCs w:val="21"/>
+        </w:rPr>
+        <w:t>"</w:t>
+      </w:r>
+      <w:r>
+        <w:rPr>
+          <w:rFonts w:ascii="Consolas" w:eastAsia="Times New Roman" w:hAnsi="Consolas" w:cs="Times New Roman"/>
+          <w:color w:val="CCCCCC"/>
+          <w:sz w:val="21"/>
+          <w:szCs w:val="21"/>
+        </w:rPr>
+        <w:t>,</w:t>
+      </w:r>
+      <w:r>
+        <w:rPr>
+          <w:rFonts w:ascii="Consolas" w:eastAsia="Times New Roman" w:hAnsi="Consolas" w:cs="Times New Roman"/>
+          <w:color w:val="CE9178"/>
+          <w:sz w:val="21"/>
+          <w:szCs w:val="21"/>
+        </w:rPr>
+        <w:t>"using"</w:t>
+      </w:r>
+      <w:r>
+        <w:rPr>
+          <w:rFonts w:ascii="Consolas" w:eastAsia="Times New Roman" w:hAnsi="Consolas" w:cs="Times New Roman"/>
+          <w:color w:val="CCCCCC"/>
+          <w:sz w:val="21"/>
+          <w:szCs w:val="21"/>
+        </w:rPr>
+        <w:t>,</w:t>
+      </w:r>
+      <w:r>
+        <w:rPr>
+          <w:rFonts w:ascii="Consolas" w:eastAsia="Times New Roman" w:hAnsi="Consolas" w:cs="Times New Roman"/>
+          <w:color w:val="CE9178"/>
+          <w:sz w:val="21"/>
+          <w:szCs w:val="21"/>
+        </w:rPr>
+        <w:t>"namespace"</w:t>
+      </w:r>
+      <w:r>
+        <w:rPr>
+          <w:rFonts w:ascii="Consolas" w:eastAsia="Times New Roman" w:hAnsi="Consolas" w:cs="Times New Roman"/>
+          <w:color w:val="CCCCCC"/>
+          <w:sz w:val="21"/>
+          <w:szCs w:val="21"/>
+        </w:rPr>
+        <w:t>,</w:t>
+      </w:r>
+      <w:r>
+        <w:rPr>
+          <w:rFonts w:ascii="Consolas" w:eastAsia="Times New Roman" w:hAnsi="Consolas" w:cs="Times New Roman"/>
+          <w:color w:val="CE9178"/>
+          <w:sz w:val="21"/>
+          <w:szCs w:val="21"/>
+        </w:rPr>
+        <w:t>"</w:t>
+      </w:r>
+      <w:proofErr w:type="spellStart"/>
+      <w:r>
+        <w:rPr>
+          <w:rFonts w:ascii="Consolas" w:eastAsia="Times New Roman" w:hAnsi="Consolas" w:cs="Times New Roman"/>
+          <w:color w:val="CE9178"/>
+          <w:sz w:val="21"/>
+          <w:szCs w:val="21"/>
+        </w:rPr>
+        <w:t>std</w:t>
+      </w:r>
+      <w:proofErr w:type="spellEnd"/>
+      <w:r>
+        <w:rPr>
+          <w:rFonts w:ascii="Consolas" w:eastAsia="Times New Roman" w:hAnsi="Consolas" w:cs="Times New Roman"/>
+          <w:color w:val="CE9178"/>
+          <w:sz w:val="21"/>
+          <w:szCs w:val="21"/>
+        </w:rPr>
+        <w:t>"</w:t>
+      </w:r>
+      <w:r>
+        <w:rPr>
+          <w:rFonts w:ascii="Consolas" w:eastAsia="Times New Roman" w:hAnsi="Consolas" w:cs="Times New Roman"/>
+          <w:color w:val="CCCCCC"/>
+          <w:sz w:val="21"/>
+          <w:szCs w:val="21"/>
+        </w:rPr>
+        <w:t>,</w:t>
+      </w:r>
+      <w:r>
+        <w:rPr>
+          <w:rFonts w:ascii="Consolas" w:eastAsia="Times New Roman" w:hAnsi="Consolas" w:cs="Times New Roman"/>
+          <w:color w:val="CE9178"/>
+          <w:sz w:val="21"/>
+          <w:szCs w:val="21"/>
+        </w:rPr>
+        <w:t>"main"</w:t>
+      </w:r>
+    </w:p>
+    <w:p>
+      <w:pPr>
+        <w:shd w:val="clear" w:color="auto" w:fill="1F1F1F"/>
+        <w:spacing w:after="0" w:line="285" w:lineRule="atLeast"/>
+        <w:rPr>
+          <w:rFonts w:ascii="Consolas" w:eastAsia="Times New Roman" w:hAnsi="Consolas" w:cs="Times New Roman"/>
+          <w:color w:val="CCCCCC"/>
+          <w:sz w:val="21"/>
+          <w:szCs w:val="21"/>
+        </w:rPr>
+      </w:pPr>
+      <w:r>
+        <w:rPr>
+          <w:rFonts w:ascii="Consolas" w:eastAsia="Times New Roman" w:hAnsi="Consolas" w:cs="Times New Roman"/>
+          <w:color w:val="CCCCCC"/>
+          <w:sz w:val="21"/>
+          <w:szCs w:val="21"/>
+        </w:rPr>
+        <w:t>    };</w:t>
+      </w:r>
+    </w:p>
+    <w:p>
+      <w:pPr>
+        <w:shd w:val="clear" w:color="auto" w:fill="1F1F1F"/>
+        <w:spacing w:after="0" w:line="285" w:lineRule="atLeast"/>
+        <w:rPr>
+          <w:rFonts w:ascii="Consolas" w:eastAsia="Times New Roman" w:hAnsi="Consolas" w:cs="Times New Roman"/>
+          <w:color w:val="CCCCCC"/>
+          <w:sz w:val="21"/>
+          <w:szCs w:val="21"/>
+        </w:rPr>
+      </w:pPr>
+    </w:p>
+    <w:p>
+      <w:pPr>
+        <w:shd w:val="clear" w:color="auto" w:fill="1F1F1F"/>
+        <w:spacing w:after="0" w:line="285" w:lineRule="atLeast"/>
+        <w:rPr>
+          <w:rFonts w:ascii="Consolas" w:eastAsia="Times New Roman" w:hAnsi="Consolas" w:cs="Times New Roman"/>
+          <w:color w:val="CCCCCC"/>
+          <w:sz w:val="21"/>
+          <w:szCs w:val="21"/>
+        </w:rPr>
+      </w:pPr>
+      <w:r>
+        <w:rPr>
+          <w:rFonts w:ascii="Consolas" w:eastAsia="Times New Roman" w:hAnsi="Consolas" w:cs="Times New Roman"/>
+          <w:color w:val="CCCCCC"/>
+          <w:sz w:val="21"/>
+          <w:szCs w:val="21"/>
+        </w:rPr>
+        <w:t xml:space="preserve">    </w:t>
+      </w:r>
+      <w:r>
+        <w:rPr>
+          <w:rFonts w:ascii="Consolas" w:eastAsia="Times New Roman" w:hAnsi="Consolas" w:cs="Times New Roman"/>
+          <w:color w:val="C586C0"/>
+          <w:sz w:val="21"/>
+          <w:szCs w:val="21"/>
+        </w:rPr>
+        <w:t>while</w:t>
+      </w:r>
+      <w:r>
+        <w:rPr>
+          <w:rFonts w:ascii="Consolas" w:eastAsia="Times New Roman" w:hAnsi="Consolas" w:cs="Times New Roman"/>
+          <w:color w:val="CCCCCC"/>
+          <w:sz w:val="21"/>
+          <w:szCs w:val="21"/>
+        </w:rPr>
+        <w:t>(</w:t>
+      </w:r>
+      <w:r>
+        <w:rPr>
+          <w:rFonts w:ascii="Consolas" w:eastAsia="Times New Roman" w:hAnsi="Consolas" w:cs="Times New Roman"/>
+          <w:color w:val="9CDCFE"/>
+          <w:sz w:val="21"/>
+          <w:szCs w:val="21"/>
+        </w:rPr>
+        <w:t>file</w:t>
+      </w:r>
+      <w:r>
+        <w:rPr>
+          <w:rFonts w:ascii="Consolas" w:eastAsia="Times New Roman" w:hAnsi="Consolas" w:cs="Times New Roman"/>
+          <w:color w:val="DCDCAA"/>
+          <w:sz w:val="21"/>
+          <w:szCs w:val="21"/>
+        </w:rPr>
+        <w:t>&gt;&gt;</w:t>
+      </w:r>
+      <w:r>
+        <w:rPr>
+          <w:rFonts w:ascii="Consolas" w:eastAsia="Times New Roman" w:hAnsi="Consolas" w:cs="Times New Roman"/>
+          <w:color w:val="9CDCFE"/>
+          <w:sz w:val="21"/>
+          <w:szCs w:val="21"/>
+        </w:rPr>
+        <w:t>word</w:t>
+      </w:r>
+      <w:r>
+        <w:rPr>
+          <w:rFonts w:ascii="Consolas" w:eastAsia="Times New Roman" w:hAnsi="Consolas" w:cs="Times New Roman"/>
+          <w:color w:val="CCCCCC"/>
+          <w:sz w:val="21"/>
+          <w:szCs w:val="21"/>
+        </w:rPr>
+        <w:t>){</w:t>
+      </w:r>
+    </w:p>
+    <w:p>
+      <w:pPr>
+        <w:shd w:val="clear" w:color="auto" w:fill="1F1F1F"/>
+        <w:spacing w:after="0" w:line="285" w:lineRule="atLeast"/>
+        <w:rPr>
+          <w:rFonts w:ascii="Consolas" w:eastAsia="Times New Roman" w:hAnsi="Consolas" w:cs="Times New Roman"/>
+          <w:color w:val="CCCCCC"/>
+          <w:sz w:val="21"/>
+          <w:szCs w:val="21"/>
+        </w:rPr>
+      </w:pPr>
+      <w:r>
+        <w:rPr>
+          <w:rFonts w:ascii="Consolas" w:eastAsia="Times New Roman" w:hAnsi="Consolas" w:cs="Times New Roman"/>
+          <w:color w:val="CCCCCC"/>
+          <w:sz w:val="21"/>
+          <w:szCs w:val="21"/>
+        </w:rPr>
+        <w:t xml:space="preserve">        </w:t>
+      </w:r>
+      <w:r>
+        <w:rPr>
+          <w:rFonts w:ascii="Consolas" w:eastAsia="Times New Roman" w:hAnsi="Consolas" w:cs="Times New Roman"/>
+          <w:color w:val="4EC9B0"/>
+          <w:sz w:val="21"/>
+          <w:szCs w:val="21"/>
+        </w:rPr>
+        <w:t>string</w:t>
+      </w:r>
+      <w:r>
+        <w:rPr>
+          <w:rFonts w:ascii="Consolas" w:eastAsia="Times New Roman" w:hAnsi="Consolas" w:cs="Times New Roman"/>
+          <w:color w:val="CCCCCC"/>
+          <w:sz w:val="21"/>
+          <w:szCs w:val="21"/>
+        </w:rPr>
+        <w:t xml:space="preserve"> </w:t>
+      </w:r>
+      <w:proofErr w:type="spellStart"/>
+      <w:r>
+        <w:rPr>
+          <w:rFonts w:ascii="Consolas" w:eastAsia="Times New Roman" w:hAnsi="Consolas" w:cs="Times New Roman"/>
+          <w:color w:val="9CDCFE"/>
+          <w:sz w:val="21"/>
+          <w:szCs w:val="21"/>
+        </w:rPr>
+        <w:t>var</w:t>
+      </w:r>
+      <w:proofErr w:type="spellEnd"/>
+      <w:r>
+        <w:rPr>
+          <w:rFonts w:ascii="Consolas" w:eastAsia="Times New Roman" w:hAnsi="Consolas" w:cs="Times New Roman"/>
+          <w:color w:val="D4D4D4"/>
+          <w:sz w:val="21"/>
+          <w:szCs w:val="21"/>
+        </w:rPr>
+        <w:t>=</w:t>
+      </w:r>
+      <w:r>
+        <w:rPr>
+          <w:rFonts w:ascii="Consolas" w:eastAsia="Times New Roman" w:hAnsi="Consolas" w:cs="Times New Roman"/>
+          <w:color w:val="CE9178"/>
+          <w:sz w:val="21"/>
+          <w:szCs w:val="21"/>
+        </w:rPr>
+        <w:t>""</w:t>
+      </w:r>
+      <w:r>
+        <w:rPr>
+          <w:rFonts w:ascii="Consolas" w:eastAsia="Times New Roman" w:hAnsi="Consolas" w:cs="Times New Roman"/>
+          <w:color w:val="CCCCCC"/>
+          <w:sz w:val="21"/>
+          <w:szCs w:val="21"/>
+        </w:rPr>
+        <w:t>;</w:t>
+      </w:r>
+    </w:p>
+    <w:p>
+      <w:pPr>
+        <w:shd w:val="clear" w:color="auto" w:fill="1F1F1F"/>
+        <w:spacing w:after="0" w:line="285" w:lineRule="atLeast"/>
+        <w:rPr>
+          <w:rFonts w:ascii="Consolas" w:eastAsia="Times New Roman" w:hAnsi="Consolas" w:cs="Times New Roman"/>
+          <w:color w:val="CCCCCC"/>
+          <w:sz w:val="21"/>
+          <w:szCs w:val="21"/>
+        </w:rPr>
+      </w:pPr>
+      <w:r>
+        <w:rPr>
+          <w:rFonts w:ascii="Consolas" w:eastAsia="Times New Roman" w:hAnsi="Consolas" w:cs="Times New Roman"/>
+          <w:color w:val="CCCCCC"/>
+          <w:sz w:val="21"/>
+          <w:szCs w:val="21"/>
+        </w:rPr>
+        <w:t xml:space="preserve">        </w:t>
+      </w:r>
+      <w:r>
+        <w:rPr>
+          <w:rFonts w:ascii="Consolas" w:eastAsia="Times New Roman" w:hAnsi="Consolas" w:cs="Times New Roman"/>
+          <w:color w:val="C586C0"/>
+          <w:sz w:val="21"/>
+          <w:szCs w:val="21"/>
+        </w:rPr>
+        <w:t>for</w:t>
+      </w:r>
+      <w:r>
+        <w:rPr>
+          <w:rFonts w:ascii="Consolas" w:eastAsia="Times New Roman" w:hAnsi="Consolas" w:cs="Times New Roman"/>
+          <w:color w:val="CCCCCC"/>
+          <w:sz w:val="21"/>
+          <w:szCs w:val="21"/>
+        </w:rPr>
+        <w:t>(</w:t>
+      </w:r>
+      <w:r>
+        <w:rPr>
+          <w:rFonts w:ascii="Consolas" w:eastAsia="Times New Roman" w:hAnsi="Consolas" w:cs="Times New Roman"/>
+          <w:color w:val="569CD6"/>
+          <w:sz w:val="21"/>
+          <w:szCs w:val="21"/>
+        </w:rPr>
+        <w:t>char</w:t>
+      </w:r>
+      <w:r>
+        <w:rPr>
+          <w:rFonts w:ascii="Consolas" w:eastAsia="Times New Roman" w:hAnsi="Consolas" w:cs="Times New Roman"/>
+          <w:color w:val="CCCCCC"/>
+          <w:sz w:val="21"/>
+          <w:szCs w:val="21"/>
+        </w:rPr>
+        <w:t xml:space="preserve"> </w:t>
+      </w:r>
+      <w:proofErr w:type="spellStart"/>
+      <w:r>
+        <w:rPr>
+          <w:rFonts w:ascii="Consolas" w:eastAsia="Times New Roman" w:hAnsi="Consolas" w:cs="Times New Roman"/>
+          <w:color w:val="9CDCFE"/>
+          <w:sz w:val="21"/>
+          <w:szCs w:val="21"/>
+        </w:rPr>
+        <w:t>ch</w:t>
+      </w:r>
+      <w:r>
+        <w:rPr>
+          <w:rFonts w:ascii="Consolas" w:eastAsia="Times New Roman" w:hAnsi="Consolas" w:cs="Times New Roman"/>
+          <w:color w:val="CCCCCC"/>
+          <w:sz w:val="21"/>
+          <w:szCs w:val="21"/>
+        </w:rPr>
+        <w:t>:</w:t>
+      </w:r>
+      <w:r>
+        <w:rPr>
+          <w:rFonts w:ascii="Consolas" w:eastAsia="Times New Roman" w:hAnsi="Consolas" w:cs="Times New Roman"/>
+          <w:color w:val="9CDCFE"/>
+          <w:sz w:val="21"/>
+          <w:szCs w:val="21"/>
+        </w:rPr>
+        <w:t>word</w:t>
+      </w:r>
+      <w:proofErr w:type="spellEnd"/>
+      <w:r>
+        <w:rPr>
+          <w:rFonts w:ascii="Consolas" w:eastAsia="Times New Roman" w:hAnsi="Consolas" w:cs="Times New Roman"/>
+          <w:color w:val="CCCCCC"/>
+          <w:sz w:val="21"/>
+          <w:szCs w:val="21"/>
+        </w:rPr>
+        <w:t>){</w:t>
+      </w:r>
+    </w:p>
+    <w:p>
+      <w:pPr>
+        <w:shd w:val="clear" w:color="auto" w:fill="1F1F1F"/>
+        <w:spacing w:after="0" w:line="285" w:lineRule="atLeast"/>
+        <w:rPr>
+          <w:rFonts w:ascii="Consolas" w:eastAsia="Times New Roman" w:hAnsi="Consolas" w:cs="Times New Roman"/>
+          <w:color w:val="CCCCCC"/>
+          <w:sz w:val="21"/>
+          <w:szCs w:val="21"/>
+        </w:rPr>
+      </w:pPr>
+      <w:r>
+        <w:rPr>
+          <w:rFonts w:ascii="Consolas" w:eastAsia="Times New Roman" w:hAnsi="Consolas" w:cs="Times New Roman"/>
+          <w:color w:val="CCCCCC"/>
+          <w:sz w:val="21"/>
+          <w:szCs w:val="21"/>
+        </w:rPr>
+        <w:t xml:space="preserve">            </w:t>
+      </w:r>
+      <w:r>
+        <w:rPr>
+          <w:rFonts w:ascii="Consolas" w:eastAsia="Times New Roman" w:hAnsi="Consolas" w:cs="Times New Roman"/>
+          <w:color w:val="C586C0"/>
+          <w:sz w:val="21"/>
+          <w:szCs w:val="21"/>
+        </w:rPr>
+        <w:t>if</w:t>
+      </w:r>
+      <w:r>
+        <w:rPr>
+          <w:rFonts w:ascii="Consolas" w:eastAsia="Times New Roman" w:hAnsi="Consolas" w:cs="Times New Roman"/>
+          <w:color w:val="CCCCCC"/>
+          <w:sz w:val="21"/>
+          <w:szCs w:val="21"/>
+        </w:rPr>
+        <w:t>(</w:t>
+      </w:r>
+      <w:proofErr w:type="spellStart"/>
+      <w:r>
+        <w:rPr>
+          <w:rFonts w:ascii="Consolas" w:eastAsia="Times New Roman" w:hAnsi="Consolas" w:cs="Times New Roman"/>
+          <w:color w:val="DCDCAA"/>
+          <w:sz w:val="21"/>
+          <w:szCs w:val="21"/>
+        </w:rPr>
+        <w:t>isalnum</w:t>
+      </w:r>
+      <w:proofErr w:type="spellEnd"/>
+      <w:r>
+        <w:rPr>
+          <w:rFonts w:ascii="Consolas" w:eastAsia="Times New Roman" w:hAnsi="Consolas" w:cs="Times New Roman"/>
+          <w:color w:val="CCCCCC"/>
+          <w:sz w:val="21"/>
+          <w:szCs w:val="21"/>
+        </w:rPr>
+        <w:t>(</w:t>
+      </w:r>
+      <w:proofErr w:type="spellStart"/>
+      <w:r>
+        <w:rPr>
+          <w:rFonts w:ascii="Consolas" w:eastAsia="Times New Roman" w:hAnsi="Consolas" w:cs="Times New Roman"/>
+          <w:color w:val="9CDCFE"/>
+          <w:sz w:val="21"/>
+          <w:szCs w:val="21"/>
+        </w:rPr>
+        <w:t>ch</w:t>
+      </w:r>
+      <w:proofErr w:type="spellEnd"/>
+      <w:r>
+        <w:rPr>
+          <w:rFonts w:ascii="Consolas" w:eastAsia="Times New Roman" w:hAnsi="Consolas" w:cs="Times New Roman"/>
+          <w:color w:val="CCCCCC"/>
+          <w:sz w:val="21"/>
+          <w:szCs w:val="21"/>
+        </w:rPr>
+        <w:t xml:space="preserve">) </w:t>
+      </w:r>
+      <w:r>
+        <w:rPr>
+          <w:rFonts w:ascii="Consolas" w:eastAsia="Times New Roman" w:hAnsi="Consolas" w:cs="Times New Roman"/>
+          <w:color w:val="D4D4D4"/>
+          <w:sz w:val="21"/>
+          <w:szCs w:val="21"/>
+        </w:rPr>
+        <w:t>||</w:t>
+      </w:r>
+      <w:r>
+        <w:rPr>
+          <w:rFonts w:ascii="Consolas" w:eastAsia="Times New Roman" w:hAnsi="Consolas" w:cs="Times New Roman"/>
+          <w:color w:val="CCCCCC"/>
+          <w:sz w:val="21"/>
+          <w:szCs w:val="21"/>
+        </w:rPr>
+        <w:t xml:space="preserve"> </w:t>
+      </w:r>
+      <w:proofErr w:type="spellStart"/>
+      <w:r>
+        <w:rPr>
+          <w:rFonts w:ascii="Consolas" w:eastAsia="Times New Roman" w:hAnsi="Consolas" w:cs="Times New Roman"/>
+          <w:color w:val="9CDCFE"/>
+          <w:sz w:val="21"/>
+          <w:szCs w:val="21"/>
+        </w:rPr>
+        <w:t>ch</w:t>
+      </w:r>
+      <w:proofErr w:type="spellEnd"/>
+      <w:r>
+        <w:rPr>
+          <w:rFonts w:ascii="Consolas" w:eastAsia="Times New Roman" w:hAnsi="Consolas" w:cs="Times New Roman"/>
+          <w:color w:val="D4D4D4"/>
+          <w:sz w:val="21"/>
+          <w:szCs w:val="21"/>
+        </w:rPr>
+        <w:t>==</w:t>
+      </w:r>
+      <w:r>
+        <w:rPr>
+          <w:rFonts w:ascii="Consolas" w:eastAsia="Times New Roman" w:hAnsi="Consolas" w:cs="Times New Roman"/>
+          <w:color w:val="CE9178"/>
+          <w:sz w:val="21"/>
+          <w:szCs w:val="21"/>
+        </w:rPr>
+        <w:t>'_'</w:t>
+      </w:r>
+      <w:r>
+        <w:rPr>
+          <w:rFonts w:ascii="Consolas" w:eastAsia="Times New Roman" w:hAnsi="Consolas" w:cs="Times New Roman"/>
+          <w:color w:val="CCCCCC"/>
+          <w:sz w:val="21"/>
+          <w:szCs w:val="21"/>
+        </w:rPr>
+        <w:t xml:space="preserve">) </w:t>
+      </w:r>
+      <w:proofErr w:type="spellStart"/>
+      <w:r>
+        <w:rPr>
+          <w:rFonts w:ascii="Consolas" w:eastAsia="Times New Roman" w:hAnsi="Consolas" w:cs="Times New Roman"/>
+          <w:color w:val="9CDCFE"/>
+          <w:sz w:val="21"/>
+          <w:szCs w:val="21"/>
+        </w:rPr>
+        <w:t>var</w:t>
+      </w:r>
+      <w:proofErr w:type="spellEnd"/>
+      <w:r>
+        <w:rPr>
+          <w:rFonts w:ascii="Consolas" w:eastAsia="Times New Roman" w:hAnsi="Consolas" w:cs="Times New Roman"/>
+          <w:color w:val="DCDCAA"/>
+          <w:sz w:val="21"/>
+          <w:szCs w:val="21"/>
+        </w:rPr>
+        <w:t>+=</w:t>
+      </w:r>
+      <w:proofErr w:type="spellStart"/>
+      <w:r>
+        <w:rPr>
+          <w:rFonts w:ascii="Consolas" w:eastAsia="Times New Roman" w:hAnsi="Consolas" w:cs="Times New Roman"/>
+          <w:color w:val="9CDCFE"/>
+          <w:sz w:val="21"/>
+          <w:szCs w:val="21"/>
+        </w:rPr>
+        <w:t>ch</w:t>
+      </w:r>
+      <w:proofErr w:type="spellEnd"/>
+      <w:r>
+        <w:rPr>
+          <w:rFonts w:ascii="Consolas" w:eastAsia="Times New Roman" w:hAnsi="Consolas" w:cs="Times New Roman"/>
+          <w:color w:val="CCCCCC"/>
+          <w:sz w:val="21"/>
+          <w:szCs w:val="21"/>
+        </w:rPr>
+        <w:t>;</w:t>
+      </w:r>
+    </w:p>
+    <w:p>
+      <w:pPr>
+        <w:shd w:val="clear" w:color="auto" w:fill="1F1F1F"/>
+        <w:spacing w:after="0" w:line="285" w:lineRule="atLeast"/>
+        <w:rPr>
+          <w:rFonts w:ascii="Consolas" w:eastAsia="Times New Roman" w:hAnsi="Consolas" w:cs="Times New Roman"/>
+          <w:color w:val="CCCCCC"/>
+          <w:sz w:val="21"/>
+          <w:szCs w:val="21"/>
+        </w:rPr>
+      </w:pPr>
+      <w:r>
+        <w:rPr>
+          <w:rFonts w:ascii="Consolas" w:eastAsia="Times New Roman" w:hAnsi="Consolas" w:cs="Times New Roman"/>
+          <w:color w:val="CCCCCC"/>
+          <w:sz w:val="21"/>
+          <w:szCs w:val="21"/>
+        </w:rPr>
+        <w:t>        }</w:t>
+      </w:r>
+    </w:p>
+    <w:p>
+      <w:pPr>
+        <w:shd w:val="clear" w:color="auto" w:fill="1F1F1F"/>
+        <w:spacing w:after="0" w:line="285" w:lineRule="atLeast"/>
+        <w:rPr>
+          <w:rFonts w:ascii="Consolas" w:eastAsia="Times New Roman" w:hAnsi="Consolas" w:cs="Times New Roman"/>
+          <w:color w:val="CCCCCC"/>
+          <w:sz w:val="21"/>
+          <w:szCs w:val="21"/>
+        </w:rPr>
+      </w:pPr>
+    </w:p>
+    <w:p>
+      <w:pPr>
+        <w:shd w:val="clear" w:color="auto" w:fill="1F1F1F"/>
+        <w:spacing w:after="0" w:line="285" w:lineRule="atLeast"/>
+        <w:rPr>
+          <w:rFonts w:ascii="Consolas" w:eastAsia="Times New Roman" w:hAnsi="Consolas" w:cs="Times New Roman"/>
+          <w:color w:val="CCCCCC"/>
+          <w:sz w:val="21"/>
+          <w:szCs w:val="21"/>
+        </w:rPr>
+      </w:pPr>
+      <w:r>
+        <w:rPr>
+          <w:rFonts w:ascii="Consolas" w:eastAsia="Times New Roman" w:hAnsi="Consolas" w:cs="Times New Roman"/>
+          <w:color w:val="CCCCCC"/>
+          <w:sz w:val="21"/>
+          <w:szCs w:val="21"/>
+        </w:rPr>
+        <w:t xml:space="preserve">        </w:t>
+      </w:r>
+      <w:r>
+        <w:rPr>
+          <w:rFonts w:ascii="Consolas" w:eastAsia="Times New Roman" w:hAnsi="Consolas" w:cs="Times New Roman"/>
+          <w:color w:val="C586C0"/>
+          <w:sz w:val="21"/>
+          <w:szCs w:val="21"/>
+        </w:rPr>
+        <w:t>if</w:t>
+      </w:r>
+      <w:r>
+        <w:rPr>
+          <w:rFonts w:ascii="Consolas" w:eastAsia="Times New Roman" w:hAnsi="Consolas" w:cs="Times New Roman"/>
+          <w:color w:val="CCCCCC"/>
+          <w:sz w:val="21"/>
+          <w:szCs w:val="21"/>
+        </w:rPr>
+        <w:t>(</w:t>
+      </w:r>
+      <w:proofErr w:type="spellStart"/>
+      <w:r>
+        <w:rPr>
+          <w:rFonts w:ascii="Consolas" w:eastAsia="Times New Roman" w:hAnsi="Consolas" w:cs="Times New Roman"/>
+          <w:color w:val="9CDCFE"/>
+          <w:sz w:val="21"/>
+          <w:szCs w:val="21"/>
+        </w:rPr>
+        <w:t>var</w:t>
+      </w:r>
+      <w:proofErr w:type="spellEnd"/>
+      <w:r>
+        <w:rPr>
+          <w:rFonts w:ascii="Consolas" w:eastAsia="Times New Roman" w:hAnsi="Consolas" w:cs="Times New Roman"/>
+          <w:color w:val="DCDCAA"/>
+          <w:sz w:val="21"/>
+          <w:szCs w:val="21"/>
+        </w:rPr>
+        <w:t>==</w:t>
+      </w:r>
+      <w:r>
+        <w:rPr>
+          <w:rFonts w:ascii="Consolas" w:eastAsia="Times New Roman" w:hAnsi="Consolas" w:cs="Times New Roman"/>
+          <w:color w:val="CE9178"/>
+          <w:sz w:val="21"/>
+          <w:szCs w:val="21"/>
+        </w:rPr>
+        <w:t>""</w:t>
+      </w:r>
+      <w:r>
+        <w:rPr>
+          <w:rFonts w:ascii="Consolas" w:eastAsia="Times New Roman" w:hAnsi="Consolas" w:cs="Times New Roman"/>
+          <w:color w:val="CCCCCC"/>
+          <w:sz w:val="21"/>
+          <w:szCs w:val="21"/>
+        </w:rPr>
+        <w:t xml:space="preserve">) </w:t>
+      </w:r>
+      <w:r>
+        <w:rPr>
+          <w:rFonts w:ascii="Consolas" w:eastAsia="Times New Roman" w:hAnsi="Consolas" w:cs="Times New Roman"/>
+          <w:color w:val="C586C0"/>
+          <w:sz w:val="21"/>
+          <w:szCs w:val="21"/>
+        </w:rPr>
+        <w:t>continue</w:t>
+      </w:r>
+      <w:r>
+        <w:rPr>
+          <w:rFonts w:ascii="Consolas" w:eastAsia="Times New Roman" w:hAnsi="Consolas" w:cs="Times New Roman"/>
+          <w:color w:val="CCCCCC"/>
+          <w:sz w:val="21"/>
+          <w:szCs w:val="21"/>
+        </w:rPr>
+        <w:t>;</w:t>
+      </w:r>
+    </w:p>
+    <w:p>
+      <w:pPr>
+        <w:shd w:val="clear" w:color="auto" w:fill="1F1F1F"/>
+        <w:spacing w:after="0" w:line="285" w:lineRule="atLeast"/>
+        <w:rPr>
+          <w:rFonts w:ascii="Consolas" w:eastAsia="Times New Roman" w:hAnsi="Consolas" w:cs="Times New Roman"/>
+          <w:color w:val="CCCCCC"/>
+          <w:sz w:val="21"/>
+          <w:szCs w:val="21"/>
+        </w:rPr>
+      </w:pPr>
+    </w:p>
+    <w:p>
+      <w:pPr>
+        <w:shd w:val="clear" w:color="auto" w:fill="1F1F1F"/>
+        <w:spacing w:after="0" w:line="285" w:lineRule="atLeast"/>
+        <w:rPr>
+          <w:rFonts w:ascii="Consolas" w:eastAsia="Times New Roman" w:hAnsi="Consolas" w:cs="Times New Roman"/>
+          <w:color w:val="CCCCCC"/>
+          <w:sz w:val="21"/>
+          <w:szCs w:val="21"/>
+        </w:rPr>
+      </w:pPr>
+      <w:r>
+        <w:rPr>
+          <w:rFonts w:ascii="Consolas" w:eastAsia="Times New Roman" w:hAnsi="Consolas" w:cs="Times New Roman"/>
+          <w:color w:val="CCCCCC"/>
+          <w:sz w:val="21"/>
+          <w:szCs w:val="21"/>
+        </w:rPr>
+        <w:t xml:space="preserve">        </w:t>
+      </w:r>
+      <w:proofErr w:type="spellStart"/>
+      <w:r>
+        <w:rPr>
+          <w:rFonts w:ascii="Consolas" w:eastAsia="Times New Roman" w:hAnsi="Consolas" w:cs="Times New Roman"/>
+          <w:color w:val="569CD6"/>
+          <w:sz w:val="21"/>
+          <w:szCs w:val="21"/>
+        </w:rPr>
+        <w:t>bool</w:t>
+      </w:r>
+      <w:proofErr w:type="spellEnd"/>
+      <w:r>
+        <w:rPr>
+          <w:rFonts w:ascii="Consolas" w:eastAsia="Times New Roman" w:hAnsi="Consolas" w:cs="Times New Roman"/>
+          <w:color w:val="CCCCCC"/>
+          <w:sz w:val="21"/>
+          <w:szCs w:val="21"/>
+        </w:rPr>
+        <w:t xml:space="preserve"> </w:t>
+      </w:r>
+      <w:proofErr w:type="spellStart"/>
+      <w:r>
+        <w:rPr>
+          <w:rFonts w:ascii="Consolas" w:eastAsia="Times New Roman" w:hAnsi="Consolas" w:cs="Times New Roman"/>
+          <w:color w:val="9CDCFE"/>
+          <w:sz w:val="21"/>
+          <w:szCs w:val="21"/>
+        </w:rPr>
+        <w:t>isKeyword</w:t>
+      </w:r>
+      <w:proofErr w:type="spellEnd"/>
+      <w:r>
+        <w:rPr>
+          <w:rFonts w:ascii="Consolas" w:eastAsia="Times New Roman" w:hAnsi="Consolas" w:cs="Times New Roman"/>
+          <w:color w:val="D4D4D4"/>
+          <w:sz w:val="21"/>
+          <w:szCs w:val="21"/>
+        </w:rPr>
+        <w:t>=</w:t>
+      </w:r>
+      <w:r>
+        <w:rPr>
+          <w:rFonts w:ascii="Consolas" w:eastAsia="Times New Roman" w:hAnsi="Consolas" w:cs="Times New Roman"/>
+          <w:color w:val="569CD6"/>
+          <w:sz w:val="21"/>
+          <w:szCs w:val="21"/>
+        </w:rPr>
+        <w:t>false</w:t>
+      </w:r>
+      <w:r>
+        <w:rPr>
+          <w:rFonts w:ascii="Consolas" w:eastAsia="Times New Roman" w:hAnsi="Consolas" w:cs="Times New Roman"/>
+          <w:color w:val="CCCCCC"/>
+          <w:sz w:val="21"/>
+          <w:szCs w:val="21"/>
+        </w:rPr>
+        <w:t>;</w:t>
+      </w:r>
+    </w:p>
+    <w:p>
+      <w:pPr>
+        <w:shd w:val="clear" w:color="auto" w:fill="1F1F1F"/>
+        <w:spacing w:after="0" w:line="285" w:lineRule="atLeast"/>
+        <w:rPr>
+          <w:rFonts w:ascii="Consolas" w:eastAsia="Times New Roman" w:hAnsi="Consolas" w:cs="Times New Roman"/>
+          <w:color w:val="CCCCCC"/>
+          <w:sz w:val="21"/>
+          <w:szCs w:val="21"/>
+        </w:rPr>
+      </w:pPr>
+    </w:p>
+    <w:p>
+      <w:pPr>
+        <w:shd w:val="clear" w:color="auto" w:fill="1F1F1F"/>
+        <w:spacing w:after="0" w:line="285" w:lineRule="atLeast"/>
+        <w:rPr>
+          <w:rFonts w:ascii="Consolas" w:eastAsia="Times New Roman" w:hAnsi="Consolas" w:cs="Times New Roman"/>
+          <w:color w:val="CCCCCC"/>
+          <w:sz w:val="21"/>
+          <w:szCs w:val="21"/>
+        </w:rPr>
+      </w:pPr>
+      <w:r>
+        <w:rPr>
+          <w:rFonts w:ascii="Consolas" w:eastAsia="Times New Roman" w:hAnsi="Consolas" w:cs="Times New Roman"/>
+          <w:color w:val="CCCCCC"/>
+          <w:sz w:val="21"/>
+          <w:szCs w:val="21"/>
+        </w:rPr>
+        <w:t xml:space="preserve">        </w:t>
+      </w:r>
+      <w:r>
+        <w:rPr>
+          <w:rFonts w:ascii="Consolas" w:eastAsia="Times New Roman" w:hAnsi="Consolas" w:cs="Times New Roman"/>
+          <w:color w:val="C586C0"/>
+          <w:sz w:val="21"/>
+          <w:szCs w:val="21"/>
+        </w:rPr>
+        <w:t>for</w:t>
+      </w:r>
+      <w:r>
+        <w:rPr>
+          <w:rFonts w:ascii="Consolas" w:eastAsia="Times New Roman" w:hAnsi="Consolas" w:cs="Times New Roman"/>
+          <w:color w:val="CCCCCC"/>
+          <w:sz w:val="21"/>
+          <w:szCs w:val="21"/>
+        </w:rPr>
+        <w:t>(</w:t>
+      </w:r>
+      <w:r>
+        <w:rPr>
+          <w:rFonts w:ascii="Consolas" w:eastAsia="Times New Roman" w:hAnsi="Consolas" w:cs="Times New Roman"/>
+          <w:color w:val="4EC9B0"/>
+          <w:sz w:val="21"/>
+          <w:szCs w:val="21"/>
+        </w:rPr>
+        <w:t>string</w:t>
+      </w:r>
+      <w:r>
+        <w:rPr>
+          <w:rFonts w:ascii="Consolas" w:eastAsia="Times New Roman" w:hAnsi="Consolas" w:cs="Times New Roman"/>
+          <w:color w:val="CCCCCC"/>
+          <w:sz w:val="21"/>
+          <w:szCs w:val="21"/>
+        </w:rPr>
+        <w:t xml:space="preserve"> </w:t>
+      </w:r>
+      <w:r>
+        <w:rPr>
+          <w:rFonts w:ascii="Consolas" w:eastAsia="Times New Roman" w:hAnsi="Consolas" w:cs="Times New Roman"/>
+          <w:color w:val="9CDCFE"/>
+          <w:sz w:val="21"/>
+          <w:szCs w:val="21"/>
+        </w:rPr>
+        <w:t>k</w:t>
+      </w:r>
+      <w:r>
+        <w:rPr>
+          <w:rFonts w:ascii="Consolas" w:eastAsia="Times New Roman" w:hAnsi="Consolas" w:cs="Times New Roman"/>
+          <w:color w:val="CCCCCC"/>
+          <w:sz w:val="21"/>
+          <w:szCs w:val="21"/>
+        </w:rPr>
+        <w:t>:</w:t>
+      </w:r>
+      <w:r>
+        <w:rPr>
+          <w:rFonts w:ascii="Consolas" w:eastAsia="Times New Roman" w:hAnsi="Consolas" w:cs="Times New Roman"/>
+          <w:color w:val="9CDCFE"/>
+          <w:sz w:val="21"/>
+          <w:szCs w:val="21"/>
+        </w:rPr>
+        <w:t>keyword</w:t>
+      </w:r>
+      <w:r>
+        <w:rPr>
+          <w:rFonts w:ascii="Consolas" w:eastAsia="Times New Roman" w:hAnsi="Consolas" w:cs="Times New Roman"/>
+          <w:color w:val="CCCCCC"/>
+          <w:sz w:val="21"/>
+          <w:szCs w:val="21"/>
+        </w:rPr>
+        <w:t>){</w:t>
+      </w:r>
+    </w:p>
+    <w:p>
+      <w:pPr>
+        <w:shd w:val="clear" w:color="auto" w:fill="1F1F1F"/>
+        <w:spacing w:after="0" w:line="285" w:lineRule="atLeast"/>
+        <w:rPr>
+          <w:rFonts w:ascii="Consolas" w:eastAsia="Times New Roman" w:hAnsi="Consolas" w:cs="Times New Roman"/>
+          <w:color w:val="CCCCCC"/>
+          <w:sz w:val="21"/>
+          <w:szCs w:val="21"/>
+        </w:rPr>
+      </w:pPr>
+      <w:r>
+        <w:rPr>
+          <w:rFonts w:ascii="Consolas" w:eastAsia="Times New Roman" w:hAnsi="Consolas" w:cs="Times New Roman"/>
+          <w:color w:val="CCCCCC"/>
+          <w:sz w:val="21"/>
+          <w:szCs w:val="21"/>
+        </w:rPr>
+        <w:t xml:space="preserve">            </w:t>
+      </w:r>
+      <w:r>
+        <w:rPr>
+          <w:rFonts w:ascii="Consolas" w:eastAsia="Times New Roman" w:hAnsi="Consolas" w:cs="Times New Roman"/>
+          <w:color w:val="C586C0"/>
+          <w:sz w:val="21"/>
+          <w:szCs w:val="21"/>
+        </w:rPr>
+        <w:t>if</w:t>
+      </w:r>
+      <w:r>
+        <w:rPr>
+          <w:rFonts w:ascii="Consolas" w:eastAsia="Times New Roman" w:hAnsi="Consolas" w:cs="Times New Roman"/>
+          <w:color w:val="CCCCCC"/>
+          <w:sz w:val="21"/>
+          <w:szCs w:val="21"/>
+        </w:rPr>
+        <w:t>(</w:t>
+      </w:r>
+      <w:proofErr w:type="spellStart"/>
+      <w:r>
+        <w:rPr>
+          <w:rFonts w:ascii="Consolas" w:eastAsia="Times New Roman" w:hAnsi="Consolas" w:cs="Times New Roman"/>
+          <w:color w:val="9CDCFE"/>
+          <w:sz w:val="21"/>
+          <w:szCs w:val="21"/>
+        </w:rPr>
+        <w:t>var</w:t>
+      </w:r>
+      <w:proofErr w:type="spellEnd"/>
+      <w:r>
+        <w:rPr>
+          <w:rFonts w:ascii="Consolas" w:eastAsia="Times New Roman" w:hAnsi="Consolas" w:cs="Times New Roman"/>
+          <w:color w:val="DCDCAA"/>
+          <w:sz w:val="21"/>
+          <w:szCs w:val="21"/>
+        </w:rPr>
+        <w:t>==</w:t>
+      </w:r>
+      <w:r>
+        <w:rPr>
+          <w:rFonts w:ascii="Consolas" w:eastAsia="Times New Roman" w:hAnsi="Consolas" w:cs="Times New Roman"/>
+          <w:color w:val="9CDCFE"/>
+          <w:sz w:val="21"/>
+          <w:szCs w:val="21"/>
+        </w:rPr>
+        <w:t>k</w:t>
+      </w:r>
+      <w:r>
+        <w:rPr>
+          <w:rFonts w:ascii="Consolas" w:eastAsia="Times New Roman" w:hAnsi="Consolas" w:cs="Times New Roman"/>
+          <w:color w:val="CCCCCC"/>
+          <w:sz w:val="21"/>
+          <w:szCs w:val="21"/>
+        </w:rPr>
+        <w:t>){</w:t>
+      </w:r>
+    </w:p>
+    <w:p>
+      <w:pPr>
+        <w:shd w:val="clear" w:color="auto" w:fill="1F1F1F"/>
+        <w:spacing w:after="0" w:line="285" w:lineRule="atLeast"/>
+        <w:rPr>
+          <w:rFonts w:ascii="Consolas" w:eastAsia="Times New Roman" w:hAnsi="Consolas" w:cs="Times New Roman"/>
+          <w:color w:val="CCCCCC"/>
+          <w:sz w:val="21"/>
+          <w:szCs w:val="21"/>
+        </w:rPr>
+      </w:pPr>
+      <w:r>
+        <w:rPr>
+          <w:rFonts w:ascii="Consolas" w:eastAsia="Times New Roman" w:hAnsi="Consolas" w:cs="Times New Roman"/>
+          <w:color w:val="CCCCCC"/>
+          <w:sz w:val="21"/>
+          <w:szCs w:val="21"/>
+        </w:rPr>
+        <w:t xml:space="preserve">                </w:t>
+      </w:r>
+      <w:proofErr w:type="spellStart"/>
+      <w:r>
+        <w:rPr>
+          <w:rFonts w:ascii="Consolas" w:eastAsia="Times New Roman" w:hAnsi="Consolas" w:cs="Times New Roman"/>
+          <w:color w:val="9CDCFE"/>
+          <w:sz w:val="21"/>
+          <w:szCs w:val="21"/>
+        </w:rPr>
+        <w:t>isKeyword</w:t>
+      </w:r>
+      <w:proofErr w:type="spellEnd"/>
+      <w:r>
+        <w:rPr>
+          <w:rFonts w:ascii="Consolas" w:eastAsia="Times New Roman" w:hAnsi="Consolas" w:cs="Times New Roman"/>
+          <w:color w:val="D4D4D4"/>
+          <w:sz w:val="21"/>
+          <w:szCs w:val="21"/>
+        </w:rPr>
+        <w:t>=</w:t>
+      </w:r>
+      <w:r>
+        <w:rPr>
+          <w:rFonts w:ascii="Consolas" w:eastAsia="Times New Roman" w:hAnsi="Consolas" w:cs="Times New Roman"/>
+          <w:color w:val="569CD6"/>
+          <w:sz w:val="21"/>
+          <w:szCs w:val="21"/>
+        </w:rPr>
+        <w:t>true</w:t>
+      </w:r>
+      <w:r>
+        <w:rPr>
+          <w:rFonts w:ascii="Consolas" w:eastAsia="Times New Roman" w:hAnsi="Consolas" w:cs="Times New Roman"/>
+          <w:color w:val="CCCCCC"/>
+          <w:sz w:val="21"/>
+          <w:szCs w:val="21"/>
+        </w:rPr>
+        <w:t>;</w:t>
+      </w:r>
+    </w:p>
+    <w:p>
+      <w:pPr>
+        <w:shd w:val="clear" w:color="auto" w:fill="1F1F1F"/>
+        <w:spacing w:after="0" w:line="285" w:lineRule="atLeast"/>
+        <w:rPr>
+          <w:rFonts w:ascii="Consolas" w:eastAsia="Times New Roman" w:hAnsi="Consolas" w:cs="Times New Roman"/>
+          <w:color w:val="CCCCCC"/>
+          <w:sz w:val="21"/>
+          <w:szCs w:val="21"/>
+        </w:rPr>
+      </w:pPr>
+      <w:r>
+        <w:rPr>
+          <w:rFonts w:ascii="Consolas" w:eastAsia="Times New Roman" w:hAnsi="Consolas" w:cs="Times New Roman"/>
+          <w:color w:val="CCCCCC"/>
+          <w:sz w:val="21"/>
+          <w:szCs w:val="21"/>
+        </w:rPr>
+        <w:t xml:space="preserve">                </w:t>
+      </w:r>
+      <w:r>
+        <w:rPr>
+          <w:rFonts w:ascii="Consolas" w:eastAsia="Times New Roman" w:hAnsi="Consolas" w:cs="Times New Roman"/>
+          <w:color w:val="C586C0"/>
+          <w:sz w:val="21"/>
+          <w:szCs w:val="21"/>
+        </w:rPr>
+        <w:t>break</w:t>
+      </w:r>
+      <w:r>
+        <w:rPr>
+          <w:rFonts w:ascii="Consolas" w:eastAsia="Times New Roman" w:hAnsi="Consolas" w:cs="Times New Roman"/>
+          <w:color w:val="CCCCCC"/>
+          <w:sz w:val="21"/>
+          <w:szCs w:val="21"/>
+        </w:rPr>
+        <w:t>;</w:t>
+      </w:r>
+    </w:p>
+    <w:p>
+      <w:pPr>
+        <w:shd w:val="clear" w:color="auto" w:fill="1F1F1F"/>
+        <w:spacing w:after="0" w:line="285" w:lineRule="atLeast"/>
+        <w:rPr>
+          <w:rFonts w:ascii="Consolas" w:eastAsia="Times New Roman" w:hAnsi="Consolas" w:cs="Times New Roman"/>
+          <w:color w:val="CCCCCC"/>
+          <w:sz w:val="21"/>
+          <w:szCs w:val="21"/>
+        </w:rPr>
+      </w:pPr>
+      <w:r>
+        <w:rPr>
+          <w:rFonts w:ascii="Consolas" w:eastAsia="Times New Roman" w:hAnsi="Consolas" w:cs="Times New Roman"/>
+          <w:color w:val="CCCCCC"/>
+          <w:sz w:val="21"/>
+          <w:szCs w:val="21"/>
+        </w:rPr>
+        <w:t>            }</w:t>
+      </w:r>
+    </w:p>
+    <w:p>
+      <w:pPr>
+        <w:shd w:val="clear" w:color="auto" w:fill="1F1F1F"/>
+        <w:spacing w:after="0" w:line="285" w:lineRule="atLeast"/>
+        <w:rPr>
+          <w:rFonts w:ascii="Consolas" w:eastAsia="Times New Roman" w:hAnsi="Consolas" w:cs="Times New Roman"/>
+          <w:color w:val="CCCCCC"/>
+          <w:sz w:val="21"/>
+          <w:szCs w:val="21"/>
+        </w:rPr>
+      </w:pPr>
+      <w:r>
+        <w:rPr>
+          <w:rFonts w:ascii="Consolas" w:eastAsia="Times New Roman" w:hAnsi="Consolas" w:cs="Times New Roman"/>
+          <w:color w:val="CCCCCC"/>
+          <w:sz w:val="21"/>
+          <w:szCs w:val="21"/>
+        </w:rPr>
+        <w:t>        }</w:t>
+      </w:r>
+    </w:p>
+    <w:p>
+      <w:pPr>
+        <w:shd w:val="clear" w:color="auto" w:fill="1F1F1F"/>
+        <w:spacing w:after="0" w:line="285" w:lineRule="atLeast"/>
+        <w:rPr>
+          <w:rFonts w:ascii="Consolas" w:eastAsia="Times New Roman" w:hAnsi="Consolas" w:cs="Times New Roman"/>
+          <w:color w:val="CCCCCC"/>
+          <w:sz w:val="21"/>
+          <w:szCs w:val="21"/>
+        </w:rPr>
+      </w:pPr>
+    </w:p>
+    <w:p>
+      <w:pPr>
+        <w:shd w:val="clear" w:color="auto" w:fill="1F1F1F"/>
+        <w:spacing w:after="0" w:line="285" w:lineRule="atLeast"/>
+        <w:rPr>
+          <w:rFonts w:ascii="Consolas" w:eastAsia="Times New Roman" w:hAnsi="Consolas" w:cs="Times New Roman"/>
+          <w:color w:val="CCCCCC"/>
+          <w:sz w:val="21"/>
+          <w:szCs w:val="21"/>
+        </w:rPr>
+      </w:pPr>
+      <w:r>
+        <w:rPr>
+          <w:rFonts w:ascii="Consolas" w:eastAsia="Times New Roman" w:hAnsi="Consolas" w:cs="Times New Roman"/>
+          <w:color w:val="CCCCCC"/>
+          <w:sz w:val="21"/>
+          <w:szCs w:val="21"/>
+        </w:rPr>
+        <w:t xml:space="preserve">        </w:t>
+      </w:r>
+      <w:r>
+        <w:rPr>
+          <w:rFonts w:ascii="Consolas" w:eastAsia="Times New Roman" w:hAnsi="Consolas" w:cs="Times New Roman"/>
+          <w:color w:val="C586C0"/>
+          <w:sz w:val="21"/>
+          <w:szCs w:val="21"/>
+        </w:rPr>
+        <w:t>if</w:t>
+      </w:r>
+      <w:r>
+        <w:rPr>
+          <w:rFonts w:ascii="Consolas" w:eastAsia="Times New Roman" w:hAnsi="Consolas" w:cs="Times New Roman"/>
+          <w:color w:val="CCCCCC"/>
+          <w:sz w:val="21"/>
+          <w:szCs w:val="21"/>
+        </w:rPr>
+        <w:t>(</w:t>
+      </w:r>
+      <w:r>
+        <w:rPr>
+          <w:rFonts w:ascii="Consolas" w:eastAsia="Times New Roman" w:hAnsi="Consolas" w:cs="Times New Roman"/>
+          <w:color w:val="D4D4D4"/>
+          <w:sz w:val="21"/>
+          <w:szCs w:val="21"/>
+        </w:rPr>
+        <w:t>!</w:t>
+      </w:r>
+      <w:proofErr w:type="spellStart"/>
+      <w:r>
+        <w:rPr>
+          <w:rFonts w:ascii="Consolas" w:eastAsia="Times New Roman" w:hAnsi="Consolas" w:cs="Times New Roman"/>
+          <w:color w:val="9CDCFE"/>
+          <w:sz w:val="21"/>
+          <w:szCs w:val="21"/>
+        </w:rPr>
+        <w:t>isKeyword</w:t>
+      </w:r>
+      <w:proofErr w:type="spellEnd"/>
+      <w:r>
+        <w:rPr>
+          <w:rFonts w:ascii="Consolas" w:eastAsia="Times New Roman" w:hAnsi="Consolas" w:cs="Times New Roman"/>
+          <w:color w:val="CCCCCC"/>
+          <w:sz w:val="21"/>
+          <w:szCs w:val="21"/>
+        </w:rPr>
+        <w:t xml:space="preserve"> </w:t>
+      </w:r>
+      <w:r>
+        <w:rPr>
+          <w:rFonts w:ascii="Consolas" w:eastAsia="Times New Roman" w:hAnsi="Consolas" w:cs="Times New Roman"/>
+          <w:color w:val="D4D4D4"/>
+          <w:sz w:val="21"/>
+          <w:szCs w:val="21"/>
+        </w:rPr>
+        <w:t>&amp;&amp;</w:t>
+      </w:r>
+      <w:r>
+        <w:rPr>
+          <w:rFonts w:ascii="Consolas" w:eastAsia="Times New Roman" w:hAnsi="Consolas" w:cs="Times New Roman"/>
+          <w:color w:val="CCCCCC"/>
+          <w:sz w:val="21"/>
+          <w:szCs w:val="21"/>
+        </w:rPr>
+        <w:t xml:space="preserve"> (</w:t>
+      </w:r>
+      <w:proofErr w:type="spellStart"/>
+      <w:r>
+        <w:rPr>
+          <w:rFonts w:ascii="Consolas" w:eastAsia="Times New Roman" w:hAnsi="Consolas" w:cs="Times New Roman"/>
+          <w:color w:val="DCDCAA"/>
+          <w:sz w:val="21"/>
+          <w:szCs w:val="21"/>
+        </w:rPr>
+        <w:t>isalpha</w:t>
+      </w:r>
+      <w:proofErr w:type="spellEnd"/>
+      <w:r>
+        <w:rPr>
+          <w:rFonts w:ascii="Consolas" w:eastAsia="Times New Roman" w:hAnsi="Consolas" w:cs="Times New Roman"/>
+          <w:color w:val="CCCCCC"/>
+          <w:sz w:val="21"/>
+          <w:szCs w:val="21"/>
+        </w:rPr>
+        <w:t>(</w:t>
+      </w:r>
+      <w:proofErr w:type="spellStart"/>
+      <w:r>
+        <w:rPr>
+          <w:rFonts w:ascii="Consolas" w:eastAsia="Times New Roman" w:hAnsi="Consolas" w:cs="Times New Roman"/>
+          <w:color w:val="9CDCFE"/>
+          <w:sz w:val="21"/>
+          <w:szCs w:val="21"/>
+        </w:rPr>
+        <w:t>var</w:t>
+      </w:r>
+      <w:proofErr w:type="spellEnd"/>
+      <w:r>
+        <w:rPr>
+          <w:rFonts w:ascii="Consolas" w:eastAsia="Times New Roman" w:hAnsi="Consolas" w:cs="Times New Roman"/>
+          <w:color w:val="DCDCAA"/>
+          <w:sz w:val="21"/>
+          <w:szCs w:val="21"/>
+        </w:rPr>
+        <w:t>[</w:t>
+      </w:r>
+      <w:r>
+        <w:rPr>
+          <w:rFonts w:ascii="Consolas" w:eastAsia="Times New Roman" w:hAnsi="Consolas" w:cs="Times New Roman"/>
+          <w:color w:val="B5CEA8"/>
+          <w:sz w:val="21"/>
+          <w:szCs w:val="21"/>
+        </w:rPr>
+        <w:t>0</w:t>
+      </w:r>
+      <w:r>
+        <w:rPr>
+          <w:rFonts w:ascii="Consolas" w:eastAsia="Times New Roman" w:hAnsi="Consolas" w:cs="Times New Roman"/>
+          <w:color w:val="DCDCAA"/>
+          <w:sz w:val="21"/>
+          <w:szCs w:val="21"/>
+        </w:rPr>
+        <w:t>]</w:t>
+      </w:r>
+      <w:r>
+        <w:rPr>
+          <w:rFonts w:ascii="Consolas" w:eastAsia="Times New Roman" w:hAnsi="Consolas" w:cs="Times New Roman"/>
+          <w:color w:val="CCCCCC"/>
+          <w:sz w:val="21"/>
+          <w:szCs w:val="21"/>
+        </w:rPr>
+        <w:t xml:space="preserve">) </w:t>
+      </w:r>
+      <w:r>
+        <w:rPr>
+          <w:rFonts w:ascii="Consolas" w:eastAsia="Times New Roman" w:hAnsi="Consolas" w:cs="Times New Roman"/>
+          <w:color w:val="D4D4D4"/>
+          <w:sz w:val="21"/>
+          <w:szCs w:val="21"/>
+        </w:rPr>
+        <w:t>||</w:t>
+      </w:r>
+      <w:r>
+        <w:rPr>
+          <w:rFonts w:ascii="Consolas" w:eastAsia="Times New Roman" w:hAnsi="Consolas" w:cs="Times New Roman"/>
+          <w:color w:val="CCCCCC"/>
+          <w:sz w:val="21"/>
+          <w:szCs w:val="21"/>
+        </w:rPr>
+        <w:t xml:space="preserve"> </w:t>
+      </w:r>
+      <w:proofErr w:type="spellStart"/>
+      <w:r>
+        <w:rPr>
+          <w:rFonts w:ascii="Consolas" w:eastAsia="Times New Roman" w:hAnsi="Consolas" w:cs="Times New Roman"/>
+          <w:color w:val="9CDCFE"/>
+          <w:sz w:val="21"/>
+          <w:szCs w:val="21"/>
+        </w:rPr>
+        <w:t>var</w:t>
+      </w:r>
+      <w:proofErr w:type="spellEnd"/>
+      <w:r>
+        <w:rPr>
+          <w:rFonts w:ascii="Consolas" w:eastAsia="Times New Roman" w:hAnsi="Consolas" w:cs="Times New Roman"/>
+          <w:color w:val="DCDCAA"/>
+          <w:sz w:val="21"/>
+          <w:szCs w:val="21"/>
+        </w:rPr>
+        <w:t>[</w:t>
+      </w:r>
+      <w:r>
+        <w:rPr>
+          <w:rFonts w:ascii="Consolas" w:eastAsia="Times New Roman" w:hAnsi="Consolas" w:cs="Times New Roman"/>
+          <w:color w:val="B5CEA8"/>
+          <w:sz w:val="21"/>
+          <w:szCs w:val="21"/>
+        </w:rPr>
+        <w:t>0</w:t>
+      </w:r>
+      <w:r>
+        <w:rPr>
+          <w:rFonts w:ascii="Consolas" w:eastAsia="Times New Roman" w:hAnsi="Consolas" w:cs="Times New Roman"/>
+          <w:color w:val="DCDCAA"/>
+          <w:sz w:val="21"/>
+          <w:szCs w:val="21"/>
+        </w:rPr>
+        <w:t>]</w:t>
+      </w:r>
+      <w:r>
+        <w:rPr>
+          <w:rFonts w:ascii="Consolas" w:eastAsia="Times New Roman" w:hAnsi="Consolas" w:cs="Times New Roman"/>
+          <w:color w:val="CCCCCC"/>
+          <w:sz w:val="21"/>
+          <w:szCs w:val="21"/>
+        </w:rPr>
+        <w:t xml:space="preserve"> </w:t>
+      </w:r>
+      <w:r>
+        <w:rPr>
+          <w:rFonts w:ascii="Consolas" w:eastAsia="Times New Roman" w:hAnsi="Consolas" w:cs="Times New Roman"/>
+          <w:color w:val="D4D4D4"/>
+          <w:sz w:val="21"/>
+          <w:szCs w:val="21"/>
+        </w:rPr>
+        <w:t>==</w:t>
+      </w:r>
+      <w:r>
+        <w:rPr>
+          <w:rFonts w:ascii="Consolas" w:eastAsia="Times New Roman" w:hAnsi="Consolas" w:cs="Times New Roman"/>
+          <w:color w:val="CE9178"/>
+          <w:sz w:val="21"/>
+          <w:szCs w:val="21"/>
+        </w:rPr>
+        <w:t>'_'</w:t>
+      </w:r>
+      <w:r>
+        <w:rPr>
+          <w:rFonts w:ascii="Consolas" w:eastAsia="Times New Roman" w:hAnsi="Consolas" w:cs="Times New Roman"/>
+          <w:color w:val="CCCCCC"/>
+          <w:sz w:val="21"/>
+          <w:szCs w:val="21"/>
+        </w:rPr>
+        <w:t>)){</w:t>
+      </w:r>
+    </w:p>
+    <w:p>
+      <w:pPr>
+        <w:shd w:val="clear" w:color="auto" w:fill="1F1F1F"/>
+        <w:spacing w:after="0" w:line="285" w:lineRule="atLeast"/>
+        <w:rPr>
+          <w:rFonts w:ascii="Consolas" w:eastAsia="Times New Roman" w:hAnsi="Consolas" w:cs="Times New Roman"/>
+          <w:color w:val="CCCCCC"/>
+          <w:sz w:val="21"/>
+          <w:szCs w:val="21"/>
+        </w:rPr>
+      </w:pPr>
+      <w:r>
+        <w:rPr>
+          <w:rFonts w:ascii="Consolas" w:eastAsia="Times New Roman" w:hAnsi="Consolas" w:cs="Times New Roman"/>
+          <w:color w:val="CCCCCC"/>
+          <w:sz w:val="21"/>
+          <w:szCs w:val="21"/>
+        </w:rPr>
+        <w:t xml:space="preserve">            </w:t>
+      </w:r>
+      <w:proofErr w:type="spellStart"/>
+      <w:r>
+        <w:rPr>
+          <w:rFonts w:ascii="Consolas" w:eastAsia="Times New Roman" w:hAnsi="Consolas" w:cs="Times New Roman"/>
+          <w:color w:val="9CDCFE"/>
+          <w:sz w:val="21"/>
+          <w:szCs w:val="21"/>
+        </w:rPr>
+        <w:t>cout</w:t>
+      </w:r>
+      <w:proofErr w:type="spellEnd"/>
+      <w:r>
+        <w:rPr>
+          <w:rFonts w:ascii="Consolas" w:eastAsia="Times New Roman" w:hAnsi="Consolas" w:cs="Times New Roman"/>
+          <w:color w:val="DCDCAA"/>
+          <w:sz w:val="21"/>
+          <w:szCs w:val="21"/>
+        </w:rPr>
+        <w:t>&lt;&lt;</w:t>
+      </w:r>
+      <w:proofErr w:type="spellStart"/>
+      <w:r>
+        <w:rPr>
+          <w:rFonts w:ascii="Consolas" w:eastAsia="Times New Roman" w:hAnsi="Consolas" w:cs="Times New Roman"/>
+          <w:color w:val="9CDCFE"/>
+          <w:sz w:val="21"/>
+          <w:szCs w:val="21"/>
+        </w:rPr>
+        <w:t>var</w:t>
+      </w:r>
+      <w:proofErr w:type="spellEnd"/>
+      <w:r>
+        <w:rPr>
+          <w:rFonts w:ascii="Consolas" w:eastAsia="Times New Roman" w:hAnsi="Consolas" w:cs="Times New Roman"/>
+          <w:color w:val="DCDCAA"/>
+          <w:sz w:val="21"/>
+          <w:szCs w:val="21"/>
+        </w:rPr>
+        <w:t>&lt;&lt;</w:t>
+      </w:r>
+      <w:proofErr w:type="spellStart"/>
+      <w:r>
+        <w:rPr>
+          <w:rFonts w:ascii="Consolas" w:eastAsia="Times New Roman" w:hAnsi="Consolas" w:cs="Times New Roman"/>
+          <w:color w:val="DCDCAA"/>
+          <w:sz w:val="21"/>
+          <w:szCs w:val="21"/>
+        </w:rPr>
+        <w:t>endl</w:t>
+      </w:r>
+      <w:proofErr w:type="spellEnd"/>
+      <w:r>
+        <w:rPr>
+          <w:rFonts w:ascii="Consolas" w:eastAsia="Times New Roman" w:hAnsi="Consolas" w:cs="Times New Roman"/>
+          <w:color w:val="CCCCCC"/>
+          <w:sz w:val="21"/>
+          <w:szCs w:val="21"/>
+        </w:rPr>
+        <w:t>;</w:t>
+      </w:r>
+    </w:p>
+    <w:p>
+      <w:pPr>
+        <w:shd w:val="clear" w:color="auto" w:fill="1F1F1F"/>
+        <w:spacing w:after="0" w:line="285" w:lineRule="atLeast"/>
+        <w:rPr>
+          <w:rFonts w:ascii="Consolas" w:eastAsia="Times New Roman" w:hAnsi="Consolas" w:cs="Times New Roman"/>
+          <w:color w:val="CCCCCC"/>
+          <w:sz w:val="21"/>
+          <w:szCs w:val="21"/>
+        </w:rPr>
+      </w:pPr>
+      <w:r>
+        <w:rPr>
+          <w:rFonts w:ascii="Consolas" w:eastAsia="Times New Roman" w:hAnsi="Consolas" w:cs="Times New Roman"/>
+          <w:color w:val="CCCCCC"/>
+          <w:sz w:val="21"/>
+          <w:szCs w:val="21"/>
+        </w:rPr>
+        <w:t>        }</w:t>
+      </w:r>
+    </w:p>
+    <w:p>
+      <w:pPr>
+        <w:shd w:val="clear" w:color="auto" w:fill="1F1F1F"/>
+        <w:spacing w:after="0" w:line="285" w:lineRule="atLeast"/>
+        <w:rPr>
+          <w:rFonts w:ascii="Consolas" w:eastAsia="Times New Roman" w:hAnsi="Consolas" w:cs="Times New Roman"/>
+          <w:color w:val="CCCCCC"/>
+          <w:sz w:val="21"/>
+          <w:szCs w:val="21"/>
+        </w:rPr>
+      </w:pPr>
+      <w:r>
+        <w:rPr>
+          <w:rFonts w:ascii="Consolas" w:eastAsia="Times New Roman" w:hAnsi="Consolas" w:cs="Times New Roman"/>
+          <w:color w:val="CCCCCC"/>
+          <w:sz w:val="21"/>
+          <w:szCs w:val="21"/>
+        </w:rPr>
+        <w:t>    }</w:t>
+      </w:r>
+    </w:p>
+    <w:p>
+      <w:pPr>
+        <w:shd w:val="clear" w:color="auto" w:fill="1F1F1F"/>
+        <w:spacing w:after="0" w:line="285" w:lineRule="atLeast"/>
+        <w:rPr>
+          <w:rFonts w:ascii="Consolas" w:eastAsia="Times New Roman" w:hAnsi="Consolas" w:cs="Times New Roman"/>
+          <w:color w:val="CCCCCC"/>
+          <w:sz w:val="21"/>
+          <w:szCs w:val="21"/>
+        </w:rPr>
+      </w:pPr>
+      <w:r>
+        <w:rPr>
+          <w:rFonts w:ascii="Consolas" w:eastAsia="Times New Roman" w:hAnsi="Consolas" w:cs="Times New Roman"/>
+          <w:color w:val="CCCCCC"/>
+          <w:sz w:val="21"/>
+          <w:szCs w:val="21"/>
+        </w:rPr>
+        <w:t xml:space="preserve">    </w:t>
+      </w:r>
+      <w:proofErr w:type="spellStart"/>
+      <w:r>
+        <w:rPr>
+          <w:rFonts w:ascii="Consolas" w:eastAsia="Times New Roman" w:hAnsi="Consolas" w:cs="Times New Roman"/>
+          <w:color w:val="9CDCFE"/>
+          <w:sz w:val="21"/>
+          <w:szCs w:val="21"/>
+        </w:rPr>
+        <w:t>file</w:t>
+      </w:r>
+      <w:r>
+        <w:rPr>
+          <w:rFonts w:ascii="Consolas" w:eastAsia="Times New Roman" w:hAnsi="Consolas" w:cs="Times New Roman"/>
+          <w:color w:val="CCCCCC"/>
+          <w:sz w:val="21"/>
+          <w:szCs w:val="21"/>
+        </w:rPr>
+        <w:t>.</w:t>
+      </w:r>
+      <w:r>
+        <w:rPr>
+          <w:rFonts w:ascii="Consolas" w:eastAsia="Times New Roman" w:hAnsi="Consolas" w:cs="Times New Roman"/>
+          <w:color w:val="DCDCAA"/>
+          <w:sz w:val="21"/>
+          <w:szCs w:val="21"/>
+        </w:rPr>
+        <w:t>close</w:t>
+      </w:r>
+      <w:proofErr w:type="spellEnd"/>
+      <w:r>
+        <w:rPr>
+          <w:rFonts w:ascii="Consolas" w:eastAsia="Times New Roman" w:hAnsi="Consolas" w:cs="Times New Roman"/>
+          <w:color w:val="CCCCCC"/>
+          <w:sz w:val="21"/>
+          <w:szCs w:val="21"/>
+        </w:rPr>
+        <w:t>();</w:t>
+      </w:r>
+    </w:p>
+    <w:p>
+      <w:pPr>
+        <w:shd w:val="clear" w:color="auto" w:fill="1F1F1F"/>
+        <w:spacing w:after="0" w:line="285" w:lineRule="atLeast"/>
+        <w:rPr>
+          <w:rFonts w:ascii="Consolas" w:eastAsia="Times New Roman" w:hAnsi="Consolas" w:cs="Times New Roman"/>
+          <w:color w:val="CCCCCC"/>
+          <w:sz w:val="21"/>
+          <w:szCs w:val="21"/>
+        </w:rPr>
+      </w:pPr>
+      <w:r>
+        <w:rPr>
+          <w:rFonts w:ascii="Consolas" w:eastAsia="Times New Roman" w:hAnsi="Consolas" w:cs="Times New Roman"/>
+          <w:color w:val="CCCCCC"/>
+          <w:sz w:val="21"/>
+          <w:szCs w:val="21"/>
+        </w:rPr>
+        <w:t>}</w:t>
+      </w:r>
+    </w:p>
+    <w:p/>
+    <w:p/>
+    <w:p>
+      <w:r>
+        <w:lastRenderedPageBreak/>
+        <w:t>4.keyword</w:t>
+      </w:r>
+    </w:p>
+    <w:p>
+      <w:pPr>
+        <w:shd w:val="clear" w:color="auto" w:fill="1F1F1F"/>
+        <w:spacing w:after="0" w:line="285" w:lineRule="atLeast"/>
+        <w:rPr>
+          <w:rFonts w:ascii="Consolas" w:eastAsia="Times New Roman" w:hAnsi="Consolas" w:cs="Times New Roman"/>
+          <w:color w:val="CCCCCC"/>
+          <w:sz w:val="21"/>
+          <w:szCs w:val="21"/>
+        </w:rPr>
+      </w:pPr>
+      <w:r>
+        <w:rPr>
+          <w:rFonts w:ascii="Consolas" w:eastAsia="Times New Roman" w:hAnsi="Consolas" w:cs="Times New Roman"/>
+          <w:color w:val="C586C0"/>
+          <w:sz w:val="21"/>
+          <w:szCs w:val="21"/>
+        </w:rPr>
+        <w:t>#include</w:t>
+      </w:r>
+      <w:r>
+        <w:rPr>
+          <w:rFonts w:ascii="Consolas" w:eastAsia="Times New Roman" w:hAnsi="Consolas" w:cs="Times New Roman"/>
+          <w:color w:val="CE9178"/>
+          <w:sz w:val="21"/>
+          <w:szCs w:val="21"/>
+        </w:rPr>
+        <w:t>&lt;bits/</w:t>
+      </w:r>
+      <w:proofErr w:type="spellStart"/>
+      <w:r>
+        <w:rPr>
+          <w:rFonts w:ascii="Consolas" w:eastAsia="Times New Roman" w:hAnsi="Consolas" w:cs="Times New Roman"/>
+          <w:color w:val="CE9178"/>
+          <w:sz w:val="21"/>
+          <w:szCs w:val="21"/>
+        </w:rPr>
+        <w:t>stdc</w:t>
+      </w:r>
+      <w:proofErr w:type="spellEnd"/>
+      <w:r>
+        <w:rPr>
+          <w:rFonts w:ascii="Consolas" w:eastAsia="Times New Roman" w:hAnsi="Consolas" w:cs="Times New Roman"/>
+          <w:color w:val="CE9178"/>
+          <w:sz w:val="21"/>
+          <w:szCs w:val="21"/>
+        </w:rPr>
+        <w:t>++.h&gt;</w:t>
+      </w:r>
+    </w:p>
+    <w:p>
+      <w:pPr>
+        <w:shd w:val="clear" w:color="auto" w:fill="1F1F1F"/>
+        <w:spacing w:after="0" w:line="285" w:lineRule="atLeast"/>
+        <w:rPr>
+          <w:rFonts w:ascii="Consolas" w:eastAsia="Times New Roman" w:hAnsi="Consolas" w:cs="Times New Roman"/>
+          <w:color w:val="CCCCCC"/>
+          <w:sz w:val="21"/>
+          <w:szCs w:val="21"/>
+        </w:rPr>
+      </w:pPr>
+      <w:r>
+        <w:rPr>
+          <w:rFonts w:ascii="Consolas" w:eastAsia="Times New Roman" w:hAnsi="Consolas" w:cs="Times New Roman"/>
+          <w:color w:val="C586C0"/>
+          <w:sz w:val="21"/>
+          <w:szCs w:val="21"/>
+        </w:rPr>
+        <w:t>using</w:t>
+      </w:r>
+      <w:r>
+        <w:rPr>
+          <w:rFonts w:ascii="Consolas" w:eastAsia="Times New Roman" w:hAnsi="Consolas" w:cs="Times New Roman"/>
+          <w:color w:val="CCCCCC"/>
+          <w:sz w:val="21"/>
+          <w:szCs w:val="21"/>
+        </w:rPr>
+        <w:t xml:space="preserve"> </w:t>
+      </w:r>
+      <w:r>
+        <w:rPr>
+          <w:rFonts w:ascii="Consolas" w:eastAsia="Times New Roman" w:hAnsi="Consolas" w:cs="Times New Roman"/>
+          <w:color w:val="569CD6"/>
+          <w:sz w:val="21"/>
+          <w:szCs w:val="21"/>
+        </w:rPr>
+        <w:t>namespace</w:t>
+      </w:r>
+      <w:r>
+        <w:rPr>
+          <w:rFonts w:ascii="Consolas" w:eastAsia="Times New Roman" w:hAnsi="Consolas" w:cs="Times New Roman"/>
+          <w:color w:val="CCCCCC"/>
+          <w:sz w:val="21"/>
+          <w:szCs w:val="21"/>
+        </w:rPr>
+        <w:t xml:space="preserve"> </w:t>
+      </w:r>
+      <w:proofErr w:type="spellStart"/>
+      <w:r>
+        <w:rPr>
+          <w:rFonts w:ascii="Consolas" w:eastAsia="Times New Roman" w:hAnsi="Consolas" w:cs="Times New Roman"/>
+          <w:color w:val="4EC9B0"/>
+          <w:sz w:val="21"/>
+          <w:szCs w:val="21"/>
+        </w:rPr>
+        <w:t>std</w:t>
+      </w:r>
+      <w:proofErr w:type="spellEnd"/>
+      <w:r>
+        <w:rPr>
+          <w:rFonts w:ascii="Consolas" w:eastAsia="Times New Roman" w:hAnsi="Consolas" w:cs="Times New Roman"/>
+          <w:color w:val="CCCCCC"/>
+          <w:sz w:val="21"/>
+          <w:szCs w:val="21"/>
+        </w:rPr>
+        <w:t>;</w:t>
+      </w:r>
+    </w:p>
+    <w:p>
+      <w:pPr>
+        <w:shd w:val="clear" w:color="auto" w:fill="1F1F1F"/>
+        <w:spacing w:after="0" w:line="285" w:lineRule="atLeast"/>
+        <w:rPr>
+          <w:rFonts w:ascii="Consolas" w:eastAsia="Times New Roman" w:hAnsi="Consolas" w:cs="Times New Roman"/>
+          <w:color w:val="CCCCCC"/>
+          <w:sz w:val="21"/>
+          <w:szCs w:val="21"/>
+        </w:rPr>
+      </w:pPr>
+      <w:proofErr w:type="spellStart"/>
+      <w:r>
+        <w:rPr>
+          <w:rFonts w:ascii="Consolas" w:eastAsia="Times New Roman" w:hAnsi="Consolas" w:cs="Times New Roman"/>
+          <w:color w:val="569CD6"/>
+          <w:sz w:val="21"/>
+          <w:szCs w:val="21"/>
+        </w:rPr>
+        <w:t>int</w:t>
+      </w:r>
+      <w:proofErr w:type="spellEnd"/>
+      <w:r>
+        <w:rPr>
+          <w:rFonts w:ascii="Consolas" w:eastAsia="Times New Roman" w:hAnsi="Consolas" w:cs="Times New Roman"/>
+          <w:color w:val="CCCCCC"/>
+          <w:sz w:val="21"/>
+          <w:szCs w:val="21"/>
+        </w:rPr>
+        <w:t xml:space="preserve"> </w:t>
+      </w:r>
+      <w:r>
+        <w:rPr>
+          <w:rFonts w:ascii="Consolas" w:eastAsia="Times New Roman" w:hAnsi="Consolas" w:cs="Times New Roman"/>
+          <w:color w:val="DCDCAA"/>
+          <w:sz w:val="21"/>
+          <w:szCs w:val="21"/>
+        </w:rPr>
+        <w:t>main</w:t>
+      </w:r>
+      <w:r>
+        <w:rPr>
+          <w:rFonts w:ascii="Consolas" w:eastAsia="Times New Roman" w:hAnsi="Consolas" w:cs="Times New Roman"/>
+          <w:color w:val="CCCCCC"/>
+          <w:sz w:val="21"/>
+          <w:szCs w:val="21"/>
+        </w:rPr>
+        <w:t>(){</w:t>
+      </w:r>
+    </w:p>
+    <w:p>
+      <w:pPr>
+        <w:shd w:val="clear" w:color="auto" w:fill="1F1F1F"/>
+        <w:spacing w:after="0" w:line="285" w:lineRule="atLeast"/>
+        <w:rPr>
+          <w:rFonts w:ascii="Consolas" w:eastAsia="Times New Roman" w:hAnsi="Consolas" w:cs="Times New Roman"/>
+          <w:color w:val="CCCCCC"/>
+          <w:sz w:val="21"/>
+          <w:szCs w:val="21"/>
+        </w:rPr>
+      </w:pPr>
+      <w:r>
+        <w:rPr>
+          <w:rFonts w:ascii="Consolas" w:eastAsia="Times New Roman" w:hAnsi="Consolas" w:cs="Times New Roman"/>
+          <w:color w:val="CCCCCC"/>
+          <w:sz w:val="21"/>
+          <w:szCs w:val="21"/>
+        </w:rPr>
+        <w:t xml:space="preserve">    </w:t>
+      </w:r>
+      <w:proofErr w:type="spellStart"/>
+      <w:r>
+        <w:rPr>
+          <w:rFonts w:ascii="Consolas" w:eastAsia="Times New Roman" w:hAnsi="Consolas" w:cs="Times New Roman"/>
+          <w:color w:val="4EC9B0"/>
+          <w:sz w:val="21"/>
+          <w:szCs w:val="21"/>
+        </w:rPr>
+        <w:t>ifstream</w:t>
+      </w:r>
+      <w:proofErr w:type="spellEnd"/>
+      <w:r>
+        <w:rPr>
+          <w:rFonts w:ascii="Consolas" w:eastAsia="Times New Roman" w:hAnsi="Consolas" w:cs="Times New Roman"/>
+          <w:color w:val="CCCCCC"/>
+          <w:sz w:val="21"/>
+          <w:szCs w:val="21"/>
+        </w:rPr>
+        <w:t xml:space="preserve"> </w:t>
+      </w:r>
+      <w:r>
+        <w:rPr>
+          <w:rFonts w:ascii="Consolas" w:eastAsia="Times New Roman" w:hAnsi="Consolas" w:cs="Times New Roman"/>
+          <w:color w:val="9CDCFE"/>
+          <w:sz w:val="21"/>
+          <w:szCs w:val="21"/>
+        </w:rPr>
+        <w:t>file</w:t>
+      </w:r>
+      <w:r>
+        <w:rPr>
+          <w:rFonts w:ascii="Consolas" w:eastAsia="Times New Roman" w:hAnsi="Consolas" w:cs="Times New Roman"/>
+          <w:color w:val="CCCCCC"/>
+          <w:sz w:val="21"/>
+          <w:szCs w:val="21"/>
+        </w:rPr>
+        <w:t>(</w:t>
+      </w:r>
+      <w:r>
+        <w:rPr>
+          <w:rFonts w:ascii="Consolas" w:eastAsia="Times New Roman" w:hAnsi="Consolas" w:cs="Times New Roman"/>
+          <w:color w:val="CE9178"/>
+          <w:sz w:val="21"/>
+          <w:szCs w:val="21"/>
+        </w:rPr>
+        <w:t>"lex.cpp"</w:t>
+      </w:r>
+      <w:r>
+        <w:rPr>
+          <w:rFonts w:ascii="Consolas" w:eastAsia="Times New Roman" w:hAnsi="Consolas" w:cs="Times New Roman"/>
+          <w:color w:val="CCCCCC"/>
+          <w:sz w:val="21"/>
+          <w:szCs w:val="21"/>
+        </w:rPr>
+        <w:t>);</w:t>
+      </w:r>
+    </w:p>
+    <w:p>
+      <w:pPr>
+        <w:shd w:val="clear" w:color="auto" w:fill="1F1F1F"/>
+        <w:spacing w:after="0" w:line="285" w:lineRule="atLeast"/>
+        <w:rPr>
+          <w:rFonts w:ascii="Consolas" w:eastAsia="Times New Roman" w:hAnsi="Consolas" w:cs="Times New Roman"/>
+          <w:color w:val="CCCCCC"/>
+          <w:sz w:val="21"/>
+          <w:szCs w:val="21"/>
+        </w:rPr>
+      </w:pPr>
+      <w:r>
+        <w:rPr>
+          <w:rFonts w:ascii="Consolas" w:eastAsia="Times New Roman" w:hAnsi="Consolas" w:cs="Times New Roman"/>
+          <w:color w:val="CCCCCC"/>
+          <w:sz w:val="21"/>
+          <w:szCs w:val="21"/>
+        </w:rPr>
+        <w:t xml:space="preserve">    </w:t>
+      </w:r>
+      <w:r>
+        <w:rPr>
+          <w:rFonts w:ascii="Consolas" w:eastAsia="Times New Roman" w:hAnsi="Consolas" w:cs="Times New Roman"/>
+          <w:color w:val="C586C0"/>
+          <w:sz w:val="21"/>
+          <w:szCs w:val="21"/>
+        </w:rPr>
+        <w:t>if</w:t>
+      </w:r>
+      <w:r>
+        <w:rPr>
+          <w:rFonts w:ascii="Consolas" w:eastAsia="Times New Roman" w:hAnsi="Consolas" w:cs="Times New Roman"/>
+          <w:color w:val="CCCCCC"/>
+          <w:sz w:val="21"/>
+          <w:szCs w:val="21"/>
+        </w:rPr>
+        <w:t>(</w:t>
+      </w:r>
+      <w:r>
+        <w:rPr>
+          <w:rFonts w:ascii="Consolas" w:eastAsia="Times New Roman" w:hAnsi="Consolas" w:cs="Times New Roman"/>
+          <w:color w:val="D4D4D4"/>
+          <w:sz w:val="21"/>
+          <w:szCs w:val="21"/>
+        </w:rPr>
+        <w:t>!</w:t>
+      </w:r>
+      <w:proofErr w:type="spellStart"/>
+      <w:r>
+        <w:rPr>
+          <w:rFonts w:ascii="Consolas" w:eastAsia="Times New Roman" w:hAnsi="Consolas" w:cs="Times New Roman"/>
+          <w:color w:val="9CDCFE"/>
+          <w:sz w:val="21"/>
+          <w:szCs w:val="21"/>
+        </w:rPr>
+        <w:t>file</w:t>
+      </w:r>
+      <w:r>
+        <w:rPr>
+          <w:rFonts w:ascii="Consolas" w:eastAsia="Times New Roman" w:hAnsi="Consolas" w:cs="Times New Roman"/>
+          <w:color w:val="CCCCCC"/>
+          <w:sz w:val="21"/>
+          <w:szCs w:val="21"/>
+        </w:rPr>
+        <w:t>.</w:t>
+      </w:r>
+      <w:r>
+        <w:rPr>
+          <w:rFonts w:ascii="Consolas" w:eastAsia="Times New Roman" w:hAnsi="Consolas" w:cs="Times New Roman"/>
+          <w:color w:val="DCDCAA"/>
+          <w:sz w:val="21"/>
+          <w:szCs w:val="21"/>
+        </w:rPr>
+        <w:t>is_open</w:t>
+      </w:r>
+      <w:proofErr w:type="spellEnd"/>
+      <w:r>
+        <w:rPr>
+          <w:rFonts w:ascii="Consolas" w:eastAsia="Times New Roman" w:hAnsi="Consolas" w:cs="Times New Roman"/>
+          <w:color w:val="CCCCCC"/>
+          <w:sz w:val="21"/>
+          <w:szCs w:val="21"/>
+        </w:rPr>
+        <w:t>()){</w:t>
+      </w:r>
+    </w:p>
+    <w:p>
+      <w:pPr>
+        <w:shd w:val="clear" w:color="auto" w:fill="1F1F1F"/>
+        <w:spacing w:after="0" w:line="285" w:lineRule="atLeast"/>
+        <w:rPr>
+          <w:rFonts w:ascii="Consolas" w:eastAsia="Times New Roman" w:hAnsi="Consolas" w:cs="Times New Roman"/>
+          <w:color w:val="CCCCCC"/>
+          <w:sz w:val="21"/>
+          <w:szCs w:val="21"/>
+        </w:rPr>
+      </w:pPr>
+      <w:r>
+        <w:rPr>
+          <w:rFonts w:ascii="Consolas" w:eastAsia="Times New Roman" w:hAnsi="Consolas" w:cs="Times New Roman"/>
+          <w:color w:val="CCCCCC"/>
+          <w:sz w:val="21"/>
+          <w:szCs w:val="21"/>
+        </w:rPr>
+        <w:t xml:space="preserve">        </w:t>
+      </w:r>
+      <w:proofErr w:type="spellStart"/>
+      <w:r>
+        <w:rPr>
+          <w:rFonts w:ascii="Consolas" w:eastAsia="Times New Roman" w:hAnsi="Consolas" w:cs="Times New Roman"/>
+          <w:color w:val="9CDCFE"/>
+          <w:sz w:val="21"/>
+          <w:szCs w:val="21"/>
+        </w:rPr>
+        <w:t>cout</w:t>
+      </w:r>
+      <w:proofErr w:type="spellEnd"/>
+      <w:r>
+        <w:rPr>
+          <w:rFonts w:ascii="Consolas" w:eastAsia="Times New Roman" w:hAnsi="Consolas" w:cs="Times New Roman"/>
+          <w:color w:val="DCDCAA"/>
+          <w:sz w:val="21"/>
+          <w:szCs w:val="21"/>
+        </w:rPr>
+        <w:t>&lt;&lt;</w:t>
+      </w:r>
+      <w:r>
+        <w:rPr>
+          <w:rFonts w:ascii="Consolas" w:eastAsia="Times New Roman" w:hAnsi="Consolas" w:cs="Times New Roman"/>
+          <w:color w:val="CE9178"/>
+          <w:sz w:val="21"/>
+          <w:szCs w:val="21"/>
+        </w:rPr>
+        <w:t>"this file is not be open"</w:t>
+      </w:r>
+      <w:r>
+        <w:rPr>
+          <w:rFonts w:ascii="Consolas" w:eastAsia="Times New Roman" w:hAnsi="Consolas" w:cs="Times New Roman"/>
+          <w:color w:val="CCCCCC"/>
+          <w:sz w:val="21"/>
+          <w:szCs w:val="21"/>
+        </w:rPr>
+        <w:t>;</w:t>
+      </w:r>
+    </w:p>
+    <w:p>
+      <w:pPr>
+        <w:shd w:val="clear" w:color="auto" w:fill="1F1F1F"/>
+        <w:spacing w:after="0" w:line="285" w:lineRule="atLeast"/>
+        <w:rPr>
+          <w:rFonts w:ascii="Consolas" w:eastAsia="Times New Roman" w:hAnsi="Consolas" w:cs="Times New Roman"/>
+          <w:color w:val="CCCCCC"/>
+          <w:sz w:val="21"/>
+          <w:szCs w:val="21"/>
+        </w:rPr>
+      </w:pPr>
+      <w:r>
+        <w:rPr>
+          <w:rFonts w:ascii="Consolas" w:eastAsia="Times New Roman" w:hAnsi="Consolas" w:cs="Times New Roman"/>
+          <w:color w:val="CCCCCC"/>
+          <w:sz w:val="21"/>
+          <w:szCs w:val="21"/>
+        </w:rPr>
+        <w:t xml:space="preserve">        </w:t>
+      </w:r>
+      <w:r>
+        <w:rPr>
+          <w:rFonts w:ascii="Consolas" w:eastAsia="Times New Roman" w:hAnsi="Consolas" w:cs="Times New Roman"/>
+          <w:color w:val="C586C0"/>
+          <w:sz w:val="21"/>
+          <w:szCs w:val="21"/>
+        </w:rPr>
+        <w:t>return</w:t>
+      </w:r>
+      <w:r>
+        <w:rPr>
+          <w:rFonts w:ascii="Consolas" w:eastAsia="Times New Roman" w:hAnsi="Consolas" w:cs="Times New Roman"/>
+          <w:color w:val="CCCCCC"/>
+          <w:sz w:val="21"/>
+          <w:szCs w:val="21"/>
+        </w:rPr>
+        <w:t xml:space="preserve"> </w:t>
+      </w:r>
+      <w:r>
+        <w:rPr>
+          <w:rFonts w:ascii="Consolas" w:eastAsia="Times New Roman" w:hAnsi="Consolas" w:cs="Times New Roman"/>
+          <w:color w:val="B5CEA8"/>
+          <w:sz w:val="21"/>
+          <w:szCs w:val="21"/>
+        </w:rPr>
+        <w:t>0</w:t>
+      </w:r>
+      <w:r>
+        <w:rPr>
+          <w:rFonts w:ascii="Consolas" w:eastAsia="Times New Roman" w:hAnsi="Consolas" w:cs="Times New Roman"/>
+          <w:color w:val="CCCCCC"/>
+          <w:sz w:val="21"/>
+          <w:szCs w:val="21"/>
+        </w:rPr>
+        <w:t>;</w:t>
+      </w:r>
+    </w:p>
+    <w:p>
+      <w:pPr>
+        <w:shd w:val="clear" w:color="auto" w:fill="1F1F1F"/>
+        <w:spacing w:after="0" w:line="285" w:lineRule="atLeast"/>
+        <w:rPr>
+          <w:rFonts w:ascii="Consolas" w:eastAsia="Times New Roman" w:hAnsi="Consolas" w:cs="Times New Roman"/>
+          <w:color w:val="CCCCCC"/>
+          <w:sz w:val="21"/>
+          <w:szCs w:val="21"/>
+        </w:rPr>
+      </w:pPr>
+      <w:r>
+        <w:rPr>
+          <w:rFonts w:ascii="Consolas" w:eastAsia="Times New Roman" w:hAnsi="Consolas" w:cs="Times New Roman"/>
+          <w:color w:val="CCCCCC"/>
+          <w:sz w:val="21"/>
+          <w:szCs w:val="21"/>
+        </w:rPr>
+        <w:t>    }</w:t>
+      </w:r>
+    </w:p>
+    <w:p>
+      <w:pPr>
+        <w:shd w:val="clear" w:color="auto" w:fill="1F1F1F"/>
+        <w:spacing w:after="0" w:line="285" w:lineRule="atLeast"/>
+        <w:rPr>
+          <w:rFonts w:ascii="Consolas" w:eastAsia="Times New Roman" w:hAnsi="Consolas" w:cs="Times New Roman"/>
+          <w:color w:val="CCCCCC"/>
+          <w:sz w:val="21"/>
+          <w:szCs w:val="21"/>
+        </w:rPr>
+      </w:pPr>
+    </w:p>
+    <w:p>
+      <w:pPr>
+        <w:shd w:val="clear" w:color="auto" w:fill="1F1F1F"/>
+        <w:spacing w:after="0" w:line="285" w:lineRule="atLeast"/>
+        <w:rPr>
+          <w:rFonts w:ascii="Consolas" w:eastAsia="Times New Roman" w:hAnsi="Consolas" w:cs="Times New Roman"/>
+          <w:color w:val="CCCCCC"/>
+          <w:sz w:val="21"/>
+          <w:szCs w:val="21"/>
+        </w:rPr>
+      </w:pPr>
+      <w:r>
+        <w:rPr>
+          <w:rFonts w:ascii="Consolas" w:eastAsia="Times New Roman" w:hAnsi="Consolas" w:cs="Times New Roman"/>
+          <w:color w:val="CCCCCC"/>
+          <w:sz w:val="21"/>
+          <w:szCs w:val="21"/>
+        </w:rPr>
+        <w:t xml:space="preserve">    </w:t>
+      </w:r>
+      <w:r>
+        <w:rPr>
+          <w:rFonts w:ascii="Consolas" w:eastAsia="Times New Roman" w:hAnsi="Consolas" w:cs="Times New Roman"/>
+          <w:color w:val="4EC9B0"/>
+          <w:sz w:val="21"/>
+          <w:szCs w:val="21"/>
+        </w:rPr>
+        <w:t>string</w:t>
+      </w:r>
+      <w:r>
+        <w:rPr>
+          <w:rFonts w:ascii="Consolas" w:eastAsia="Times New Roman" w:hAnsi="Consolas" w:cs="Times New Roman"/>
+          <w:color w:val="CCCCCC"/>
+          <w:sz w:val="21"/>
+          <w:szCs w:val="21"/>
+        </w:rPr>
+        <w:t xml:space="preserve"> </w:t>
+      </w:r>
+      <w:r>
+        <w:rPr>
+          <w:rFonts w:ascii="Consolas" w:eastAsia="Times New Roman" w:hAnsi="Consolas" w:cs="Times New Roman"/>
+          <w:color w:val="9CDCFE"/>
+          <w:sz w:val="21"/>
+          <w:szCs w:val="21"/>
+        </w:rPr>
+        <w:t>word</w:t>
+      </w:r>
+      <w:r>
+        <w:rPr>
+          <w:rFonts w:ascii="Consolas" w:eastAsia="Times New Roman" w:hAnsi="Consolas" w:cs="Times New Roman"/>
+          <w:color w:val="CCCCCC"/>
+          <w:sz w:val="21"/>
+          <w:szCs w:val="21"/>
+        </w:rPr>
+        <w:t>;</w:t>
+      </w:r>
+    </w:p>
+    <w:p>
+      <w:pPr>
+        <w:shd w:val="clear" w:color="auto" w:fill="1F1F1F"/>
+        <w:spacing w:after="0" w:line="285" w:lineRule="atLeast"/>
+        <w:rPr>
+          <w:rFonts w:ascii="Consolas" w:eastAsia="Times New Roman" w:hAnsi="Consolas" w:cs="Times New Roman"/>
+          <w:color w:val="CCCCCC"/>
+          <w:sz w:val="21"/>
+          <w:szCs w:val="21"/>
+        </w:rPr>
+      </w:pPr>
+    </w:p>
+    <w:p>
+      <w:pPr>
+        <w:shd w:val="clear" w:color="auto" w:fill="1F1F1F"/>
+        <w:spacing w:after="0" w:line="285" w:lineRule="atLeast"/>
+        <w:rPr>
+          <w:rFonts w:ascii="Consolas" w:eastAsia="Times New Roman" w:hAnsi="Consolas" w:cs="Times New Roman"/>
+          <w:color w:val="CCCCCC"/>
+          <w:sz w:val="21"/>
+          <w:szCs w:val="21"/>
+        </w:rPr>
+      </w:pPr>
+      <w:r>
+        <w:rPr>
+          <w:rFonts w:ascii="Consolas" w:eastAsia="Times New Roman" w:hAnsi="Consolas" w:cs="Times New Roman"/>
+          <w:color w:val="CCCCCC"/>
+          <w:sz w:val="21"/>
+          <w:szCs w:val="21"/>
+        </w:rPr>
+        <w:t xml:space="preserve">    </w:t>
+      </w:r>
+      <w:r>
+        <w:rPr>
+          <w:rFonts w:ascii="Consolas" w:eastAsia="Times New Roman" w:hAnsi="Consolas" w:cs="Times New Roman"/>
+          <w:color w:val="4EC9B0"/>
+          <w:sz w:val="21"/>
+          <w:szCs w:val="21"/>
+        </w:rPr>
+        <w:t>string</w:t>
+      </w:r>
+      <w:r>
+        <w:rPr>
+          <w:rFonts w:ascii="Consolas" w:eastAsia="Times New Roman" w:hAnsi="Consolas" w:cs="Times New Roman"/>
+          <w:color w:val="CCCCCC"/>
+          <w:sz w:val="21"/>
+          <w:szCs w:val="21"/>
+        </w:rPr>
+        <w:t xml:space="preserve"> </w:t>
+      </w:r>
+      <w:r>
+        <w:rPr>
+          <w:rFonts w:ascii="Consolas" w:eastAsia="Times New Roman" w:hAnsi="Consolas" w:cs="Times New Roman"/>
+          <w:color w:val="9CDCFE"/>
+          <w:sz w:val="21"/>
+          <w:szCs w:val="21"/>
+        </w:rPr>
+        <w:t>keyword</w:t>
+      </w:r>
+      <w:r>
+        <w:rPr>
+          <w:rFonts w:ascii="Consolas" w:eastAsia="Times New Roman" w:hAnsi="Consolas" w:cs="Times New Roman"/>
+          <w:color w:val="CCCCCC"/>
+          <w:sz w:val="21"/>
+          <w:szCs w:val="21"/>
+        </w:rPr>
+        <w:t>[]</w:t>
+      </w:r>
+      <w:r>
+        <w:rPr>
+          <w:rFonts w:ascii="Consolas" w:eastAsia="Times New Roman" w:hAnsi="Consolas" w:cs="Times New Roman"/>
+          <w:color w:val="D4D4D4"/>
+          <w:sz w:val="21"/>
+          <w:szCs w:val="21"/>
+        </w:rPr>
+        <w:t>=</w:t>
+      </w:r>
+      <w:r>
+        <w:rPr>
+          <w:rFonts w:ascii="Consolas" w:eastAsia="Times New Roman" w:hAnsi="Consolas" w:cs="Times New Roman"/>
+          <w:color w:val="CCCCCC"/>
+          <w:sz w:val="21"/>
+          <w:szCs w:val="21"/>
+        </w:rPr>
+        <w:t>{</w:t>
+      </w:r>
+    </w:p>
+    <w:p>
+      <w:pPr>
+        <w:shd w:val="clear" w:color="auto" w:fill="1F1F1F"/>
+        <w:spacing w:after="0" w:line="285" w:lineRule="atLeast"/>
+        <w:rPr>
+          <w:rFonts w:ascii="Consolas" w:eastAsia="Times New Roman" w:hAnsi="Consolas" w:cs="Times New Roman"/>
+          <w:color w:val="CCCCCC"/>
+          <w:sz w:val="21"/>
+          <w:szCs w:val="21"/>
+        </w:rPr>
+      </w:pPr>
+      <w:r>
+        <w:rPr>
+          <w:rFonts w:ascii="Consolas" w:eastAsia="Times New Roman" w:hAnsi="Consolas" w:cs="Times New Roman"/>
+          <w:color w:val="CCCCCC"/>
+          <w:sz w:val="21"/>
+          <w:szCs w:val="21"/>
+        </w:rPr>
+        <w:t xml:space="preserve">        </w:t>
+      </w:r>
+      <w:r>
+        <w:rPr>
+          <w:rFonts w:ascii="Consolas" w:eastAsia="Times New Roman" w:hAnsi="Consolas" w:cs="Times New Roman"/>
+          <w:color w:val="CE9178"/>
+          <w:sz w:val="21"/>
+          <w:szCs w:val="21"/>
+        </w:rPr>
+        <w:t>"</w:t>
+      </w:r>
+      <w:proofErr w:type="spellStart"/>
+      <w:r>
+        <w:rPr>
+          <w:rFonts w:ascii="Consolas" w:eastAsia="Times New Roman" w:hAnsi="Consolas" w:cs="Times New Roman"/>
+          <w:color w:val="CE9178"/>
+          <w:sz w:val="21"/>
+          <w:szCs w:val="21"/>
+        </w:rPr>
+        <w:t>int</w:t>
+      </w:r>
+      <w:proofErr w:type="spellEnd"/>
+      <w:r>
+        <w:rPr>
+          <w:rFonts w:ascii="Consolas" w:eastAsia="Times New Roman" w:hAnsi="Consolas" w:cs="Times New Roman"/>
+          <w:color w:val="CE9178"/>
+          <w:sz w:val="21"/>
+          <w:szCs w:val="21"/>
+        </w:rPr>
+        <w:t>"</w:t>
+      </w:r>
+      <w:r>
+        <w:rPr>
+          <w:rFonts w:ascii="Consolas" w:eastAsia="Times New Roman" w:hAnsi="Consolas" w:cs="Times New Roman"/>
+          <w:color w:val="CCCCCC"/>
+          <w:sz w:val="21"/>
+          <w:szCs w:val="21"/>
+        </w:rPr>
+        <w:t>,</w:t>
+      </w:r>
+      <w:r>
+        <w:rPr>
+          <w:rFonts w:ascii="Consolas" w:eastAsia="Times New Roman" w:hAnsi="Consolas" w:cs="Times New Roman"/>
+          <w:color w:val="CE9178"/>
+          <w:sz w:val="21"/>
+          <w:szCs w:val="21"/>
+        </w:rPr>
+        <w:t>"float"</w:t>
+      </w:r>
+      <w:r>
+        <w:rPr>
+          <w:rFonts w:ascii="Consolas" w:eastAsia="Times New Roman" w:hAnsi="Consolas" w:cs="Times New Roman"/>
+          <w:color w:val="CCCCCC"/>
+          <w:sz w:val="21"/>
+          <w:szCs w:val="21"/>
+        </w:rPr>
+        <w:t xml:space="preserve">  </w:t>
+      </w:r>
+    </w:p>
+    <w:p>
+      <w:pPr>
+        <w:shd w:val="clear" w:color="auto" w:fill="1F1F1F"/>
+        <w:spacing w:after="0" w:line="285" w:lineRule="atLeast"/>
+        <w:rPr>
+          <w:rFonts w:ascii="Consolas" w:eastAsia="Times New Roman" w:hAnsi="Consolas" w:cs="Times New Roman"/>
+          <w:color w:val="CCCCCC"/>
+          <w:sz w:val="21"/>
+          <w:szCs w:val="21"/>
+        </w:rPr>
+      </w:pPr>
+      <w:r>
+        <w:rPr>
+          <w:rFonts w:ascii="Consolas" w:eastAsia="Times New Roman" w:hAnsi="Consolas" w:cs="Times New Roman"/>
+          <w:color w:val="CCCCCC"/>
+          <w:sz w:val="21"/>
+          <w:szCs w:val="21"/>
+        </w:rPr>
+        <w:t>    };</w:t>
+      </w:r>
+    </w:p>
+    <w:p>
+      <w:pPr>
+        <w:shd w:val="clear" w:color="auto" w:fill="1F1F1F"/>
+        <w:spacing w:after="0" w:line="285" w:lineRule="atLeast"/>
+        <w:rPr>
+          <w:rFonts w:ascii="Consolas" w:eastAsia="Times New Roman" w:hAnsi="Consolas" w:cs="Times New Roman"/>
+          <w:color w:val="CCCCCC"/>
+          <w:sz w:val="21"/>
+          <w:szCs w:val="21"/>
+        </w:rPr>
+      </w:pPr>
+      <w:r>
+        <w:rPr>
+          <w:rFonts w:ascii="Consolas" w:eastAsia="Times New Roman" w:hAnsi="Consolas" w:cs="Times New Roman"/>
+          <w:color w:val="CCCCCC"/>
+          <w:sz w:val="21"/>
+          <w:szCs w:val="21"/>
+        </w:rPr>
+        <w:t xml:space="preserve">    </w:t>
+      </w:r>
+    </w:p>
+    <w:p>
+      <w:pPr>
+        <w:shd w:val="clear" w:color="auto" w:fill="1F1F1F"/>
+        <w:spacing w:after="0" w:line="285" w:lineRule="atLeast"/>
+        <w:rPr>
+          <w:rFonts w:ascii="Consolas" w:eastAsia="Times New Roman" w:hAnsi="Consolas" w:cs="Times New Roman"/>
+          <w:color w:val="CCCCCC"/>
+          <w:sz w:val="21"/>
+          <w:szCs w:val="21"/>
+        </w:rPr>
+      </w:pPr>
+      <w:r>
+        <w:rPr>
+          <w:rFonts w:ascii="Consolas" w:eastAsia="Times New Roman" w:hAnsi="Consolas" w:cs="Times New Roman"/>
+          <w:color w:val="CCCCCC"/>
+          <w:sz w:val="21"/>
+          <w:szCs w:val="21"/>
+        </w:rPr>
+        <w:t xml:space="preserve">    </w:t>
+      </w:r>
+      <w:r>
+        <w:rPr>
+          <w:rFonts w:ascii="Consolas" w:eastAsia="Times New Roman" w:hAnsi="Consolas" w:cs="Times New Roman"/>
+          <w:color w:val="C586C0"/>
+          <w:sz w:val="21"/>
+          <w:szCs w:val="21"/>
+        </w:rPr>
+        <w:t>while</w:t>
+      </w:r>
+      <w:r>
+        <w:rPr>
+          <w:rFonts w:ascii="Consolas" w:eastAsia="Times New Roman" w:hAnsi="Consolas" w:cs="Times New Roman"/>
+          <w:color w:val="CCCCCC"/>
+          <w:sz w:val="21"/>
+          <w:szCs w:val="21"/>
+        </w:rPr>
+        <w:t>(</w:t>
+      </w:r>
+      <w:r>
+        <w:rPr>
+          <w:rFonts w:ascii="Consolas" w:eastAsia="Times New Roman" w:hAnsi="Consolas" w:cs="Times New Roman"/>
+          <w:color w:val="9CDCFE"/>
+          <w:sz w:val="21"/>
+          <w:szCs w:val="21"/>
+        </w:rPr>
+        <w:t>file</w:t>
+      </w:r>
+      <w:r>
+        <w:rPr>
+          <w:rFonts w:ascii="Consolas" w:eastAsia="Times New Roman" w:hAnsi="Consolas" w:cs="Times New Roman"/>
+          <w:color w:val="DCDCAA"/>
+          <w:sz w:val="21"/>
+          <w:szCs w:val="21"/>
+        </w:rPr>
+        <w:t>&gt;&gt;</w:t>
+      </w:r>
+      <w:r>
+        <w:rPr>
+          <w:rFonts w:ascii="Consolas" w:eastAsia="Times New Roman" w:hAnsi="Consolas" w:cs="Times New Roman"/>
+          <w:color w:val="9CDCFE"/>
+          <w:sz w:val="21"/>
+          <w:szCs w:val="21"/>
+        </w:rPr>
+        <w:t>word</w:t>
+      </w:r>
+      <w:r>
+        <w:rPr>
+          <w:rFonts w:ascii="Consolas" w:eastAsia="Times New Roman" w:hAnsi="Consolas" w:cs="Times New Roman"/>
+          <w:color w:val="CCCCCC"/>
+          <w:sz w:val="21"/>
+          <w:szCs w:val="21"/>
+        </w:rPr>
+        <w:t>){</w:t>
+      </w:r>
+    </w:p>
+    <w:p>
+      <w:pPr>
+        <w:shd w:val="clear" w:color="auto" w:fill="1F1F1F"/>
+        <w:spacing w:after="0" w:line="285" w:lineRule="atLeast"/>
+        <w:rPr>
+          <w:rFonts w:ascii="Consolas" w:eastAsia="Times New Roman" w:hAnsi="Consolas" w:cs="Times New Roman"/>
+          <w:color w:val="CCCCCC"/>
+          <w:sz w:val="21"/>
+          <w:szCs w:val="21"/>
+        </w:rPr>
+      </w:pPr>
+      <w:r>
+        <w:rPr>
+          <w:rFonts w:ascii="Consolas" w:eastAsia="Times New Roman" w:hAnsi="Consolas" w:cs="Times New Roman"/>
+          <w:color w:val="CCCCCC"/>
+          <w:sz w:val="21"/>
+          <w:szCs w:val="21"/>
+        </w:rPr>
+        <w:t xml:space="preserve">        </w:t>
+      </w:r>
+      <w:r>
+        <w:rPr>
+          <w:rFonts w:ascii="Consolas" w:eastAsia="Times New Roman" w:hAnsi="Consolas" w:cs="Times New Roman"/>
+          <w:color w:val="4EC9B0"/>
+          <w:sz w:val="21"/>
+          <w:szCs w:val="21"/>
+        </w:rPr>
+        <w:t>string</w:t>
+      </w:r>
+      <w:r>
+        <w:rPr>
+          <w:rFonts w:ascii="Consolas" w:eastAsia="Times New Roman" w:hAnsi="Consolas" w:cs="Times New Roman"/>
+          <w:color w:val="CCCCCC"/>
+          <w:sz w:val="21"/>
+          <w:szCs w:val="21"/>
+        </w:rPr>
+        <w:t xml:space="preserve"> </w:t>
+      </w:r>
+      <w:r>
+        <w:rPr>
+          <w:rFonts w:ascii="Consolas" w:eastAsia="Times New Roman" w:hAnsi="Consolas" w:cs="Times New Roman"/>
+          <w:color w:val="9CDCFE"/>
+          <w:sz w:val="21"/>
+          <w:szCs w:val="21"/>
+        </w:rPr>
+        <w:t>key</w:t>
+      </w:r>
+      <w:r>
+        <w:rPr>
+          <w:rFonts w:ascii="Consolas" w:eastAsia="Times New Roman" w:hAnsi="Consolas" w:cs="Times New Roman"/>
+          <w:color w:val="D4D4D4"/>
+          <w:sz w:val="21"/>
+          <w:szCs w:val="21"/>
+        </w:rPr>
+        <w:t>=</w:t>
+      </w:r>
+      <w:r>
+        <w:rPr>
+          <w:rFonts w:ascii="Consolas" w:eastAsia="Times New Roman" w:hAnsi="Consolas" w:cs="Times New Roman"/>
+          <w:color w:val="CE9178"/>
+          <w:sz w:val="21"/>
+          <w:szCs w:val="21"/>
+        </w:rPr>
+        <w:t>""</w:t>
+      </w:r>
+      <w:r>
+        <w:rPr>
+          <w:rFonts w:ascii="Consolas" w:eastAsia="Times New Roman" w:hAnsi="Consolas" w:cs="Times New Roman"/>
+          <w:color w:val="CCCCCC"/>
+          <w:sz w:val="21"/>
+          <w:szCs w:val="21"/>
+        </w:rPr>
+        <w:t>;</w:t>
+      </w:r>
+    </w:p>
+    <w:p>
+      <w:pPr>
+        <w:shd w:val="clear" w:color="auto" w:fill="1F1F1F"/>
+        <w:spacing w:after="0" w:line="285" w:lineRule="atLeast"/>
+        <w:rPr>
+          <w:rFonts w:ascii="Consolas" w:eastAsia="Times New Roman" w:hAnsi="Consolas" w:cs="Times New Roman"/>
+          <w:color w:val="CCCCCC"/>
+          <w:sz w:val="21"/>
+          <w:szCs w:val="21"/>
+        </w:rPr>
+      </w:pPr>
+      <w:r>
+        <w:rPr>
+          <w:rFonts w:ascii="Consolas" w:eastAsia="Times New Roman" w:hAnsi="Consolas" w:cs="Times New Roman"/>
+          <w:color w:val="CCCCCC"/>
+          <w:sz w:val="21"/>
+          <w:szCs w:val="21"/>
+        </w:rPr>
+        <w:t xml:space="preserve">        </w:t>
+      </w:r>
+      <w:r>
+        <w:rPr>
+          <w:rFonts w:ascii="Consolas" w:eastAsia="Times New Roman" w:hAnsi="Consolas" w:cs="Times New Roman"/>
+          <w:color w:val="C586C0"/>
+          <w:sz w:val="21"/>
+          <w:szCs w:val="21"/>
+        </w:rPr>
+        <w:t>for</w:t>
+      </w:r>
+      <w:r>
+        <w:rPr>
+          <w:rFonts w:ascii="Consolas" w:eastAsia="Times New Roman" w:hAnsi="Consolas" w:cs="Times New Roman"/>
+          <w:color w:val="CCCCCC"/>
+          <w:sz w:val="21"/>
+          <w:szCs w:val="21"/>
+        </w:rPr>
+        <w:t>(</w:t>
+      </w:r>
+      <w:r>
+        <w:rPr>
+          <w:rFonts w:ascii="Consolas" w:eastAsia="Times New Roman" w:hAnsi="Consolas" w:cs="Times New Roman"/>
+          <w:color w:val="569CD6"/>
+          <w:sz w:val="21"/>
+          <w:szCs w:val="21"/>
+        </w:rPr>
+        <w:t>char</w:t>
+      </w:r>
+      <w:r>
+        <w:rPr>
+          <w:rFonts w:ascii="Consolas" w:eastAsia="Times New Roman" w:hAnsi="Consolas" w:cs="Times New Roman"/>
+          <w:color w:val="CCCCCC"/>
+          <w:sz w:val="21"/>
+          <w:szCs w:val="21"/>
+        </w:rPr>
+        <w:t xml:space="preserve"> </w:t>
+      </w:r>
+      <w:proofErr w:type="spellStart"/>
+      <w:r>
+        <w:rPr>
+          <w:rFonts w:ascii="Consolas" w:eastAsia="Times New Roman" w:hAnsi="Consolas" w:cs="Times New Roman"/>
+          <w:color w:val="9CDCFE"/>
+          <w:sz w:val="21"/>
+          <w:szCs w:val="21"/>
+        </w:rPr>
+        <w:t>ch</w:t>
+      </w:r>
+      <w:r>
+        <w:rPr>
+          <w:rFonts w:ascii="Consolas" w:eastAsia="Times New Roman" w:hAnsi="Consolas" w:cs="Times New Roman"/>
+          <w:color w:val="CCCCCC"/>
+          <w:sz w:val="21"/>
+          <w:szCs w:val="21"/>
+        </w:rPr>
+        <w:t>:</w:t>
+      </w:r>
+      <w:r>
+        <w:rPr>
+          <w:rFonts w:ascii="Consolas" w:eastAsia="Times New Roman" w:hAnsi="Consolas" w:cs="Times New Roman"/>
+          <w:color w:val="9CDCFE"/>
+          <w:sz w:val="21"/>
+          <w:szCs w:val="21"/>
+        </w:rPr>
+        <w:t>word</w:t>
+      </w:r>
+      <w:proofErr w:type="spellEnd"/>
+      <w:r>
+        <w:rPr>
+          <w:rFonts w:ascii="Consolas" w:eastAsia="Times New Roman" w:hAnsi="Consolas" w:cs="Times New Roman"/>
+          <w:color w:val="CCCCCC"/>
+          <w:sz w:val="21"/>
+          <w:szCs w:val="21"/>
+        </w:rPr>
+        <w:t>){</w:t>
+      </w:r>
+    </w:p>
+    <w:p>
+      <w:pPr>
+        <w:shd w:val="clear" w:color="auto" w:fill="1F1F1F"/>
+        <w:spacing w:after="0" w:line="285" w:lineRule="atLeast"/>
+        <w:rPr>
+          <w:rFonts w:ascii="Consolas" w:eastAsia="Times New Roman" w:hAnsi="Consolas" w:cs="Times New Roman"/>
+          <w:color w:val="CCCCCC"/>
+          <w:sz w:val="21"/>
+          <w:szCs w:val="21"/>
+        </w:rPr>
+      </w:pPr>
+      <w:r>
+        <w:rPr>
+          <w:rFonts w:ascii="Consolas" w:eastAsia="Times New Roman" w:hAnsi="Consolas" w:cs="Times New Roman"/>
+          <w:color w:val="CCCCCC"/>
+          <w:sz w:val="21"/>
+          <w:szCs w:val="21"/>
+        </w:rPr>
+        <w:t xml:space="preserve">            </w:t>
+      </w:r>
+      <w:r>
+        <w:rPr>
+          <w:rFonts w:ascii="Consolas" w:eastAsia="Times New Roman" w:hAnsi="Consolas" w:cs="Times New Roman"/>
+          <w:color w:val="C586C0"/>
+          <w:sz w:val="21"/>
+          <w:szCs w:val="21"/>
+        </w:rPr>
+        <w:t>if</w:t>
+      </w:r>
+      <w:r>
+        <w:rPr>
+          <w:rFonts w:ascii="Consolas" w:eastAsia="Times New Roman" w:hAnsi="Consolas" w:cs="Times New Roman"/>
+          <w:color w:val="CCCCCC"/>
+          <w:sz w:val="21"/>
+          <w:szCs w:val="21"/>
+        </w:rPr>
+        <w:t>(</w:t>
+      </w:r>
+      <w:proofErr w:type="spellStart"/>
+      <w:r>
+        <w:rPr>
+          <w:rFonts w:ascii="Consolas" w:eastAsia="Times New Roman" w:hAnsi="Consolas" w:cs="Times New Roman"/>
+          <w:color w:val="DCDCAA"/>
+          <w:sz w:val="21"/>
+          <w:szCs w:val="21"/>
+        </w:rPr>
+        <w:t>isalnum</w:t>
+      </w:r>
+      <w:proofErr w:type="spellEnd"/>
+      <w:r>
+        <w:rPr>
+          <w:rFonts w:ascii="Consolas" w:eastAsia="Times New Roman" w:hAnsi="Consolas" w:cs="Times New Roman"/>
+          <w:color w:val="CCCCCC"/>
+          <w:sz w:val="21"/>
+          <w:szCs w:val="21"/>
+        </w:rPr>
+        <w:t>(</w:t>
+      </w:r>
+      <w:proofErr w:type="spellStart"/>
+      <w:r>
+        <w:rPr>
+          <w:rFonts w:ascii="Consolas" w:eastAsia="Times New Roman" w:hAnsi="Consolas" w:cs="Times New Roman"/>
+          <w:color w:val="9CDCFE"/>
+          <w:sz w:val="21"/>
+          <w:szCs w:val="21"/>
+        </w:rPr>
+        <w:t>ch</w:t>
+      </w:r>
+      <w:proofErr w:type="spellEnd"/>
+      <w:r>
+        <w:rPr>
+          <w:rFonts w:ascii="Consolas" w:eastAsia="Times New Roman" w:hAnsi="Consolas" w:cs="Times New Roman"/>
+          <w:color w:val="CCCCCC"/>
+          <w:sz w:val="21"/>
+          <w:szCs w:val="21"/>
+        </w:rPr>
+        <w:t xml:space="preserve">) </w:t>
+      </w:r>
+      <w:r>
+        <w:rPr>
+          <w:rFonts w:ascii="Consolas" w:eastAsia="Times New Roman" w:hAnsi="Consolas" w:cs="Times New Roman"/>
+          <w:color w:val="D4D4D4"/>
+          <w:sz w:val="21"/>
+          <w:szCs w:val="21"/>
+        </w:rPr>
+        <w:t>||</w:t>
+      </w:r>
+      <w:r>
+        <w:rPr>
+          <w:rFonts w:ascii="Consolas" w:eastAsia="Times New Roman" w:hAnsi="Consolas" w:cs="Times New Roman"/>
+          <w:color w:val="CCCCCC"/>
+          <w:sz w:val="21"/>
+          <w:szCs w:val="21"/>
+        </w:rPr>
+        <w:t xml:space="preserve"> </w:t>
+      </w:r>
+      <w:proofErr w:type="spellStart"/>
+      <w:r>
+        <w:rPr>
+          <w:rFonts w:ascii="Consolas" w:eastAsia="Times New Roman" w:hAnsi="Consolas" w:cs="Times New Roman"/>
+          <w:color w:val="9CDCFE"/>
+          <w:sz w:val="21"/>
+          <w:szCs w:val="21"/>
+        </w:rPr>
+        <w:t>ch</w:t>
+      </w:r>
+      <w:proofErr w:type="spellEnd"/>
+      <w:r>
+        <w:rPr>
+          <w:rFonts w:ascii="Consolas" w:eastAsia="Times New Roman" w:hAnsi="Consolas" w:cs="Times New Roman"/>
+          <w:color w:val="D4D4D4"/>
+          <w:sz w:val="21"/>
+          <w:szCs w:val="21"/>
+        </w:rPr>
+        <w:t>==</w:t>
+      </w:r>
+      <w:r>
+        <w:rPr>
+          <w:rFonts w:ascii="Consolas" w:eastAsia="Times New Roman" w:hAnsi="Consolas" w:cs="Times New Roman"/>
+          <w:color w:val="CE9178"/>
+          <w:sz w:val="21"/>
+          <w:szCs w:val="21"/>
+        </w:rPr>
+        <w:t>'_'</w:t>
+      </w:r>
+      <w:r>
+        <w:rPr>
+          <w:rFonts w:ascii="Consolas" w:eastAsia="Times New Roman" w:hAnsi="Consolas" w:cs="Times New Roman"/>
+          <w:color w:val="CCCCCC"/>
+          <w:sz w:val="21"/>
+          <w:szCs w:val="21"/>
+        </w:rPr>
+        <w:t xml:space="preserve">) </w:t>
+      </w:r>
+      <w:r>
+        <w:rPr>
+          <w:rFonts w:ascii="Consolas" w:eastAsia="Times New Roman" w:hAnsi="Consolas" w:cs="Times New Roman"/>
+          <w:color w:val="9CDCFE"/>
+          <w:sz w:val="21"/>
+          <w:szCs w:val="21"/>
+        </w:rPr>
+        <w:t>key</w:t>
+      </w:r>
+      <w:r>
+        <w:rPr>
+          <w:rFonts w:ascii="Consolas" w:eastAsia="Times New Roman" w:hAnsi="Consolas" w:cs="Times New Roman"/>
+          <w:color w:val="DCDCAA"/>
+          <w:sz w:val="21"/>
+          <w:szCs w:val="21"/>
+        </w:rPr>
+        <w:t>+=</w:t>
+      </w:r>
+      <w:proofErr w:type="spellStart"/>
+      <w:r>
+        <w:rPr>
+          <w:rFonts w:ascii="Consolas" w:eastAsia="Times New Roman" w:hAnsi="Consolas" w:cs="Times New Roman"/>
+          <w:color w:val="9CDCFE"/>
+          <w:sz w:val="21"/>
+          <w:szCs w:val="21"/>
+        </w:rPr>
+        <w:t>ch</w:t>
+      </w:r>
+      <w:proofErr w:type="spellEnd"/>
+      <w:r>
+        <w:rPr>
+          <w:rFonts w:ascii="Consolas" w:eastAsia="Times New Roman" w:hAnsi="Consolas" w:cs="Times New Roman"/>
+          <w:color w:val="CCCCCC"/>
+          <w:sz w:val="21"/>
+          <w:szCs w:val="21"/>
+        </w:rPr>
+        <w:t>;</w:t>
+      </w:r>
+    </w:p>
+    <w:p>
+      <w:pPr>
+        <w:shd w:val="clear" w:color="auto" w:fill="1F1F1F"/>
+        <w:spacing w:after="0" w:line="285" w:lineRule="atLeast"/>
+        <w:rPr>
+          <w:rFonts w:ascii="Consolas" w:eastAsia="Times New Roman" w:hAnsi="Consolas" w:cs="Times New Roman"/>
+          <w:color w:val="CCCCCC"/>
+          <w:sz w:val="21"/>
+          <w:szCs w:val="21"/>
+        </w:rPr>
+      </w:pPr>
+      <w:r>
+        <w:rPr>
+          <w:rFonts w:ascii="Consolas" w:eastAsia="Times New Roman" w:hAnsi="Consolas" w:cs="Times New Roman"/>
+          <w:color w:val="CCCCCC"/>
+          <w:sz w:val="21"/>
+          <w:szCs w:val="21"/>
+        </w:rPr>
+        <w:t>        }</w:t>
+      </w:r>
+    </w:p>
+    <w:p>
+      <w:pPr>
+        <w:shd w:val="clear" w:color="auto" w:fill="1F1F1F"/>
+        <w:spacing w:after="0" w:line="285" w:lineRule="atLeast"/>
+        <w:rPr>
+          <w:rFonts w:ascii="Consolas" w:eastAsia="Times New Roman" w:hAnsi="Consolas" w:cs="Times New Roman"/>
+          <w:color w:val="CCCCCC"/>
+          <w:sz w:val="21"/>
+          <w:szCs w:val="21"/>
+        </w:rPr>
+      </w:pPr>
+      <w:r>
+        <w:rPr>
+          <w:rFonts w:ascii="Consolas" w:eastAsia="Times New Roman" w:hAnsi="Consolas" w:cs="Times New Roman"/>
+          <w:color w:val="CCCCCC"/>
+          <w:sz w:val="21"/>
+          <w:szCs w:val="21"/>
+        </w:rPr>
+        <w:t xml:space="preserve">        </w:t>
+      </w:r>
+      <w:r>
+        <w:rPr>
+          <w:rFonts w:ascii="Consolas" w:eastAsia="Times New Roman" w:hAnsi="Consolas" w:cs="Times New Roman"/>
+          <w:color w:val="C586C0"/>
+          <w:sz w:val="21"/>
+          <w:szCs w:val="21"/>
+        </w:rPr>
+        <w:t>for</w:t>
+      </w:r>
+      <w:r>
+        <w:rPr>
+          <w:rFonts w:ascii="Consolas" w:eastAsia="Times New Roman" w:hAnsi="Consolas" w:cs="Times New Roman"/>
+          <w:color w:val="CCCCCC"/>
+          <w:sz w:val="21"/>
+          <w:szCs w:val="21"/>
+        </w:rPr>
+        <w:t>(</w:t>
+      </w:r>
+      <w:r>
+        <w:rPr>
+          <w:rFonts w:ascii="Consolas" w:eastAsia="Times New Roman" w:hAnsi="Consolas" w:cs="Times New Roman"/>
+          <w:color w:val="4EC9B0"/>
+          <w:sz w:val="21"/>
+          <w:szCs w:val="21"/>
+        </w:rPr>
+        <w:t>string</w:t>
+      </w:r>
+      <w:r>
+        <w:rPr>
+          <w:rFonts w:ascii="Consolas" w:eastAsia="Times New Roman" w:hAnsi="Consolas" w:cs="Times New Roman"/>
+          <w:color w:val="CCCCCC"/>
+          <w:sz w:val="21"/>
+          <w:szCs w:val="21"/>
+        </w:rPr>
+        <w:t xml:space="preserve"> </w:t>
+      </w:r>
+      <w:r>
+        <w:rPr>
+          <w:rFonts w:ascii="Consolas" w:eastAsia="Times New Roman" w:hAnsi="Consolas" w:cs="Times New Roman"/>
+          <w:color w:val="9CDCFE"/>
+          <w:sz w:val="21"/>
+          <w:szCs w:val="21"/>
+        </w:rPr>
+        <w:t>k</w:t>
+      </w:r>
+      <w:r>
+        <w:rPr>
+          <w:rFonts w:ascii="Consolas" w:eastAsia="Times New Roman" w:hAnsi="Consolas" w:cs="Times New Roman"/>
+          <w:color w:val="CCCCCC"/>
+          <w:sz w:val="21"/>
+          <w:szCs w:val="21"/>
+        </w:rPr>
+        <w:t>:</w:t>
+      </w:r>
+      <w:r>
+        <w:rPr>
+          <w:rFonts w:ascii="Consolas" w:eastAsia="Times New Roman" w:hAnsi="Consolas" w:cs="Times New Roman"/>
+          <w:color w:val="9CDCFE"/>
+          <w:sz w:val="21"/>
+          <w:szCs w:val="21"/>
+        </w:rPr>
+        <w:t>keyword</w:t>
+      </w:r>
+      <w:r>
+        <w:rPr>
+          <w:rFonts w:ascii="Consolas" w:eastAsia="Times New Roman" w:hAnsi="Consolas" w:cs="Times New Roman"/>
+          <w:color w:val="CCCCCC"/>
+          <w:sz w:val="21"/>
+          <w:szCs w:val="21"/>
+        </w:rPr>
+        <w:t>){</w:t>
+      </w:r>
+    </w:p>
+    <w:p>
+      <w:pPr>
+        <w:shd w:val="clear" w:color="auto" w:fill="1F1F1F"/>
+        <w:spacing w:after="0" w:line="285" w:lineRule="atLeast"/>
+        <w:rPr>
+          <w:rFonts w:ascii="Consolas" w:eastAsia="Times New Roman" w:hAnsi="Consolas" w:cs="Times New Roman"/>
+          <w:color w:val="CCCCCC"/>
+          <w:sz w:val="21"/>
+          <w:szCs w:val="21"/>
+        </w:rPr>
+      </w:pPr>
+      <w:r>
+        <w:rPr>
+          <w:rFonts w:ascii="Consolas" w:eastAsia="Times New Roman" w:hAnsi="Consolas" w:cs="Times New Roman"/>
+          <w:color w:val="CCCCCC"/>
+          <w:sz w:val="21"/>
+          <w:szCs w:val="21"/>
+        </w:rPr>
+        <w:t xml:space="preserve">            </w:t>
+      </w:r>
+      <w:r>
+        <w:rPr>
+          <w:rFonts w:ascii="Consolas" w:eastAsia="Times New Roman" w:hAnsi="Consolas" w:cs="Times New Roman"/>
+          <w:color w:val="C586C0"/>
+          <w:sz w:val="21"/>
+          <w:szCs w:val="21"/>
+        </w:rPr>
+        <w:t>if</w:t>
+      </w:r>
+      <w:r>
+        <w:rPr>
+          <w:rFonts w:ascii="Consolas" w:eastAsia="Times New Roman" w:hAnsi="Consolas" w:cs="Times New Roman"/>
+          <w:color w:val="CCCCCC"/>
+          <w:sz w:val="21"/>
+          <w:szCs w:val="21"/>
+        </w:rPr>
+        <w:t>(</w:t>
+      </w:r>
+      <w:r>
+        <w:rPr>
+          <w:rFonts w:ascii="Consolas" w:eastAsia="Times New Roman" w:hAnsi="Consolas" w:cs="Times New Roman"/>
+          <w:color w:val="9CDCFE"/>
+          <w:sz w:val="21"/>
+          <w:szCs w:val="21"/>
+        </w:rPr>
+        <w:t>k</w:t>
+      </w:r>
+      <w:r>
+        <w:rPr>
+          <w:rFonts w:ascii="Consolas" w:eastAsia="Times New Roman" w:hAnsi="Consolas" w:cs="Times New Roman"/>
+          <w:color w:val="DCDCAA"/>
+          <w:sz w:val="21"/>
+          <w:szCs w:val="21"/>
+        </w:rPr>
+        <w:t>==</w:t>
+      </w:r>
+      <w:r>
+        <w:rPr>
+          <w:rFonts w:ascii="Consolas" w:eastAsia="Times New Roman" w:hAnsi="Consolas" w:cs="Times New Roman"/>
+          <w:color w:val="9CDCFE"/>
+          <w:sz w:val="21"/>
+          <w:szCs w:val="21"/>
+        </w:rPr>
+        <w:t>key</w:t>
+      </w:r>
+      <w:r>
+        <w:rPr>
+          <w:rFonts w:ascii="Consolas" w:eastAsia="Times New Roman" w:hAnsi="Consolas" w:cs="Times New Roman"/>
+          <w:color w:val="CCCCCC"/>
+          <w:sz w:val="21"/>
+          <w:szCs w:val="21"/>
+        </w:rPr>
+        <w:t>){</w:t>
+      </w:r>
+    </w:p>
+    <w:p>
+      <w:pPr>
+        <w:shd w:val="clear" w:color="auto" w:fill="1F1F1F"/>
+        <w:spacing w:after="0" w:line="285" w:lineRule="atLeast"/>
+        <w:rPr>
+          <w:rFonts w:ascii="Consolas" w:eastAsia="Times New Roman" w:hAnsi="Consolas" w:cs="Times New Roman"/>
+          <w:color w:val="CCCCCC"/>
+          <w:sz w:val="21"/>
+          <w:szCs w:val="21"/>
+        </w:rPr>
+      </w:pPr>
+      <w:r>
+        <w:rPr>
+          <w:rFonts w:ascii="Consolas" w:eastAsia="Times New Roman" w:hAnsi="Consolas" w:cs="Times New Roman"/>
+          <w:color w:val="CCCCCC"/>
+          <w:sz w:val="21"/>
+          <w:szCs w:val="21"/>
+        </w:rPr>
+        <w:t xml:space="preserve">                </w:t>
+      </w:r>
+      <w:proofErr w:type="spellStart"/>
+      <w:r>
+        <w:rPr>
+          <w:rFonts w:ascii="Consolas" w:eastAsia="Times New Roman" w:hAnsi="Consolas" w:cs="Times New Roman"/>
+          <w:color w:val="9CDCFE"/>
+          <w:sz w:val="21"/>
+          <w:szCs w:val="21"/>
+        </w:rPr>
+        <w:t>cout</w:t>
+      </w:r>
+      <w:proofErr w:type="spellEnd"/>
+      <w:r>
+        <w:rPr>
+          <w:rFonts w:ascii="Consolas" w:eastAsia="Times New Roman" w:hAnsi="Consolas" w:cs="Times New Roman"/>
+          <w:color w:val="DCDCAA"/>
+          <w:sz w:val="21"/>
+          <w:szCs w:val="21"/>
+        </w:rPr>
+        <w:t>&lt;&lt;</w:t>
+      </w:r>
+      <w:r>
+        <w:rPr>
+          <w:rFonts w:ascii="Consolas" w:eastAsia="Times New Roman" w:hAnsi="Consolas" w:cs="Times New Roman"/>
+          <w:color w:val="9CDCFE"/>
+          <w:sz w:val="21"/>
+          <w:szCs w:val="21"/>
+        </w:rPr>
+        <w:t>k</w:t>
+      </w:r>
+      <w:r>
+        <w:rPr>
+          <w:rFonts w:ascii="Consolas" w:eastAsia="Times New Roman" w:hAnsi="Consolas" w:cs="Times New Roman"/>
+          <w:color w:val="DCDCAA"/>
+          <w:sz w:val="21"/>
+          <w:szCs w:val="21"/>
+        </w:rPr>
+        <w:t>&lt;&lt;</w:t>
+      </w:r>
+      <w:proofErr w:type="spellStart"/>
+      <w:r>
+        <w:rPr>
+          <w:rFonts w:ascii="Consolas" w:eastAsia="Times New Roman" w:hAnsi="Consolas" w:cs="Times New Roman"/>
+          <w:color w:val="DCDCAA"/>
+          <w:sz w:val="21"/>
+          <w:szCs w:val="21"/>
+        </w:rPr>
+        <w:t>endl</w:t>
+      </w:r>
+      <w:proofErr w:type="spellEnd"/>
+      <w:r>
+        <w:rPr>
+          <w:rFonts w:ascii="Consolas" w:eastAsia="Times New Roman" w:hAnsi="Consolas" w:cs="Times New Roman"/>
+          <w:color w:val="CCCCCC"/>
+          <w:sz w:val="21"/>
+          <w:szCs w:val="21"/>
+        </w:rPr>
+        <w:t>;</w:t>
+      </w:r>
+    </w:p>
+    <w:p>
+      <w:pPr>
+        <w:shd w:val="clear" w:color="auto" w:fill="1F1F1F"/>
+        <w:spacing w:after="0" w:line="285" w:lineRule="atLeast"/>
+        <w:rPr>
+          <w:rFonts w:ascii="Consolas" w:eastAsia="Times New Roman" w:hAnsi="Consolas" w:cs="Times New Roman"/>
+          <w:color w:val="CCCCCC"/>
+          <w:sz w:val="21"/>
+          <w:szCs w:val="21"/>
+        </w:rPr>
+      </w:pPr>
+      <w:r>
+        <w:rPr>
+          <w:rFonts w:ascii="Consolas" w:eastAsia="Times New Roman" w:hAnsi="Consolas" w:cs="Times New Roman"/>
+          <w:color w:val="CCCCCC"/>
+          <w:sz w:val="21"/>
+          <w:szCs w:val="21"/>
+        </w:rPr>
+        <w:t>            }</w:t>
+      </w:r>
       <w:bookmarkStart w:id="0" w:name="_GoBack"/>
       <w:bookmarkEnd w:id="0"/>
     </w:p>
+    <w:p>
+      <w:pPr>
+        <w:shd w:val="clear" w:color="auto" w:fill="1F1F1F"/>
+        <w:spacing w:after="0" w:line="285" w:lineRule="atLeast"/>
+        <w:rPr>
+          <w:rFonts w:ascii="Consolas" w:eastAsia="Times New Roman" w:hAnsi="Consolas" w:cs="Times New Roman"/>
+          <w:color w:val="CCCCCC"/>
+          <w:sz w:val="21"/>
+          <w:szCs w:val="21"/>
+        </w:rPr>
+      </w:pPr>
+      <w:r>
+        <w:rPr>
+          <w:rFonts w:ascii="Consolas" w:eastAsia="Times New Roman" w:hAnsi="Consolas" w:cs="Times New Roman"/>
+          <w:color w:val="CCCCCC"/>
+          <w:sz w:val="21"/>
+          <w:szCs w:val="21"/>
+        </w:rPr>
+        <w:t>        }</w:t>
+      </w:r>
+    </w:p>
+    <w:p>
+      <w:pPr>
+        <w:shd w:val="clear" w:color="auto" w:fill="1F1F1F"/>
+        <w:spacing w:after="0" w:line="285" w:lineRule="atLeast"/>
+        <w:rPr>
+          <w:rFonts w:ascii="Consolas" w:eastAsia="Times New Roman" w:hAnsi="Consolas" w:cs="Times New Roman"/>
+          <w:color w:val="CCCCCC"/>
+          <w:sz w:val="21"/>
+          <w:szCs w:val="21"/>
+        </w:rPr>
+      </w:pPr>
+      <w:r>
+        <w:rPr>
+          <w:rFonts w:ascii="Consolas" w:eastAsia="Times New Roman" w:hAnsi="Consolas" w:cs="Times New Roman"/>
+          <w:color w:val="CCCCCC"/>
+          <w:sz w:val="21"/>
+          <w:szCs w:val="21"/>
+        </w:rPr>
+        <w:t>    }</w:t>
+      </w:r>
+    </w:p>
+    <w:p>
+      <w:pPr>
+        <w:shd w:val="clear" w:color="auto" w:fill="1F1F1F"/>
+        <w:spacing w:after="0" w:line="285" w:lineRule="atLeast"/>
+        <w:rPr>
+          <w:rFonts w:ascii="Consolas" w:eastAsia="Times New Roman" w:hAnsi="Consolas" w:cs="Times New Roman"/>
+          <w:color w:val="CCCCCC"/>
+          <w:sz w:val="21"/>
+          <w:szCs w:val="21"/>
+        </w:rPr>
+      </w:pPr>
+      <w:r>
+        <w:rPr>
+          <w:rFonts w:ascii="Consolas" w:eastAsia="Times New Roman" w:hAnsi="Consolas" w:cs="Times New Roman"/>
+          <w:color w:val="CCCCCC"/>
+          <w:sz w:val="21"/>
+          <w:szCs w:val="21"/>
+        </w:rPr>
+        <w:t xml:space="preserve">    </w:t>
+      </w:r>
+      <w:proofErr w:type="spellStart"/>
+      <w:r>
+        <w:rPr>
+          <w:rFonts w:ascii="Consolas" w:eastAsia="Times New Roman" w:hAnsi="Consolas" w:cs="Times New Roman"/>
+          <w:color w:val="9CDCFE"/>
+          <w:sz w:val="21"/>
+          <w:szCs w:val="21"/>
+        </w:rPr>
+        <w:t>file</w:t>
+      </w:r>
+      <w:r>
+        <w:rPr>
+          <w:rFonts w:ascii="Consolas" w:eastAsia="Times New Roman" w:hAnsi="Consolas" w:cs="Times New Roman"/>
+          <w:color w:val="CCCCCC"/>
+          <w:sz w:val="21"/>
+          <w:szCs w:val="21"/>
+        </w:rPr>
+        <w:t>.</w:t>
+      </w:r>
+      <w:r>
+        <w:rPr>
+          <w:rFonts w:ascii="Consolas" w:eastAsia="Times New Roman" w:hAnsi="Consolas" w:cs="Times New Roman"/>
+          <w:color w:val="DCDCAA"/>
+          <w:sz w:val="21"/>
+          <w:szCs w:val="21"/>
+        </w:rPr>
+        <w:t>close</w:t>
+      </w:r>
+      <w:proofErr w:type="spellEnd"/>
+      <w:r>
+        <w:rPr>
+          <w:rFonts w:ascii="Consolas" w:eastAsia="Times New Roman" w:hAnsi="Consolas" w:cs="Times New Roman"/>
+          <w:color w:val="CCCCCC"/>
+          <w:sz w:val="21"/>
+          <w:szCs w:val="21"/>
+        </w:rPr>
+        <w:t>();</w:t>
+      </w:r>
+    </w:p>
+    <w:p>
+      <w:pPr>
+        <w:shd w:val="clear" w:color="auto" w:fill="1F1F1F"/>
+        <w:spacing w:after="0" w:line="285" w:lineRule="atLeast"/>
+        <w:rPr>
+          <w:rFonts w:ascii="Consolas" w:eastAsia="Times New Roman" w:hAnsi="Consolas" w:cs="Times New Roman"/>
+          <w:color w:val="CCCCCC"/>
+          <w:sz w:val="21"/>
+          <w:szCs w:val="21"/>
+        </w:rPr>
+      </w:pPr>
+      <w:r>
+        <w:rPr>
+          <w:rFonts w:ascii="Consolas" w:eastAsia="Times New Roman" w:hAnsi="Consolas" w:cs="Times New Roman"/>
+          <w:color w:val="CCCCCC"/>
+          <w:sz w:val="21"/>
+          <w:szCs w:val="21"/>
+        </w:rPr>
+        <w:t>}</w:t>
+      </w:r>
+    </w:p>
+    <w:p/>
+    <w:p/>
+    <w:p/>
     <w:sectPr>
       <w:pgSz w:w="12240" w:h="15840"/>
       <w:pgMar w:top="1440" w:right="1440" w:bottom="1440" w:left="1440" w:header="720" w:footer="720" w:gutter="0"/>
